--- a/6.2.2.docx
+++ b/6.2.2.docx
@@ -134,210 +134,463 @@
           <w:lang w:val="en-GB" w:eastAsia="en-GB"/>
           <w14:ligatures w14:val="none"/>
         </w:rPr>
+        <w:t>; however, if it is character data</w:t>
+      </w:r>
+      <w:r>
+        <w:rPr>
+          <w:rFonts w:ascii="Times New Roman" w:eastAsia="Times New Roman" w:hAnsi="Times New Roman" w:cs="Times New Roman"/>
+          <w:kern w:val="0"/>
+          <w:sz w:val="20"/>
+          <w:szCs w:val="20"/>
+          <w:lang w:val="en-GB" w:eastAsia="en-GB"/>
+          <w14:ligatures w14:val="none"/>
+        </w:rPr>
+        <w:t>, it is in UTF-8.</w:t>
+      </w:r>
+      <w:r>
+        <w:rPr>
+          <w:rFonts w:ascii="Times New Roman" w:eastAsia="Times New Roman" w:hAnsi="Times New Roman" w:cs="Times New Roman"/>
+          <w:kern w:val="0"/>
+          <w:sz w:val="20"/>
+          <w:szCs w:val="20"/>
+          <w:lang w:val="en-GB" w:eastAsia="en-GB"/>
+          <w14:ligatures w14:val="none"/>
+        </w:rPr>
+        <w:t xml:space="preserve"> Each 8-bit unit is transmitted </w:t>
+      </w:r>
+      <w:r>
+        <w:rPr>
+          <w:rFonts w:ascii="Times New Roman" w:eastAsia="Times New Roman" w:hAnsi="Times New Roman" w:cs="Times New Roman"/>
+          <w:kern w:val="0"/>
+          <w:sz w:val="20"/>
+          <w:szCs w:val="20"/>
+          <w:lang w:val="en-GB" w:eastAsia="en-GB"/>
+          <w14:ligatures w14:val="none"/>
+        </w:rPr>
+        <w:t>with th</w:t>
+      </w:r>
+      <w:r>
+        <w:rPr>
+          <w:rFonts w:ascii="Times New Roman" w:eastAsia="Times New Roman" w:hAnsi="Times New Roman" w:cs="Times New Roman"/>
+          <w:kern w:val="0"/>
+          <w:sz w:val="20"/>
+          <w:szCs w:val="20"/>
+          <w:lang w:val="en-GB" w:eastAsia="en-GB"/>
+          <w14:ligatures w14:val="none"/>
+        </w:rPr>
+        <w:t xml:space="preserve">e </w:t>
+      </w:r>
+      <w:proofErr w:type="spellStart"/>
+      <w:r>
+        <w:rPr>
+          <w:rFonts w:ascii="Times New Roman" w:eastAsia="Times New Roman" w:hAnsi="Times New Roman" w:cs="Times New Roman"/>
+          <w:i/>
+          <w:iCs/>
+          <w:kern w:val="0"/>
+          <w:sz w:val="20"/>
+          <w:szCs w:val="20"/>
+          <w:lang w:val="en-GB" w:eastAsia="en-GB"/>
+          <w14:ligatures w14:val="none"/>
+        </w:rPr>
+        <w:t>b1</w:t>
+      </w:r>
+      <w:proofErr w:type="spellEnd"/>
+      <w:r>
+        <w:rPr>
+          <w:rFonts w:ascii="Times New Roman" w:eastAsia="Times New Roman" w:hAnsi="Times New Roman" w:cs="Times New Roman"/>
+          <w:kern w:val="0"/>
+          <w:sz w:val="20"/>
+          <w:szCs w:val="20"/>
+          <w:lang w:val="en-GB" w:eastAsia="en-GB"/>
+          <w14:ligatures w14:val="none"/>
+        </w:rPr>
+        <w:t xml:space="preserve"> </w:t>
+      </w:r>
+      <w:r>
+        <w:rPr>
+          <w:rFonts w:ascii="Times New Roman" w:eastAsia="Times New Roman" w:hAnsi="Times New Roman" w:cs="Times New Roman"/>
+          <w:kern w:val="0"/>
+          <w:sz w:val="20"/>
+          <w:szCs w:val="20"/>
+          <w:lang w:val="en-GB" w:eastAsia="en-GB"/>
+          <w14:ligatures w14:val="none"/>
+        </w:rPr>
+        <w:t>“</w:t>
+      </w:r>
+      <w:r>
+        <w:rPr>
+          <w:rFonts w:ascii="Times New Roman" w:eastAsia="Times New Roman" w:hAnsi="Times New Roman" w:cs="Times New Roman"/>
+          <w:kern w:val="0"/>
+          <w:sz w:val="20"/>
+          <w:szCs w:val="20"/>
+          <w:lang w:val="en-GB" w:eastAsia="en-GB"/>
+          <w14:ligatures w14:val="none"/>
+        </w:rPr>
+        <w:t>first</w:t>
+      </w:r>
+      <w:r>
+        <w:rPr>
+          <w:rFonts w:ascii="Times New Roman" w:eastAsia="Times New Roman" w:hAnsi="Times New Roman" w:cs="Times New Roman"/>
+          <w:kern w:val="0"/>
+          <w:sz w:val="20"/>
+          <w:szCs w:val="20"/>
+          <w:lang w:val="en-GB" w:eastAsia="en-GB"/>
+          <w14:ligatures w14:val="none"/>
+        </w:rPr>
+        <w:t>”</w:t>
+      </w:r>
+      <w:r>
+        <w:rPr>
+          <w:rFonts w:ascii="Times New Roman" w:eastAsia="Times New Roman" w:hAnsi="Times New Roman" w:cs="Times New Roman"/>
+          <w:kern w:val="0"/>
+          <w:sz w:val="20"/>
+          <w:szCs w:val="20"/>
+          <w:lang w:val="en-GB" w:eastAsia="en-GB"/>
+          <w14:ligatures w14:val="none"/>
+        </w:rPr>
+        <w:t>,</w:t>
+      </w:r>
+      <w:r>
+        <w:rPr>
+          <w:rFonts w:ascii="Times New Roman" w:eastAsia="Times New Roman" w:hAnsi="Times New Roman" w:cs="Times New Roman"/>
+          <w:kern w:val="0"/>
+          <w:sz w:val="20"/>
+          <w:szCs w:val="20"/>
+          <w:lang w:val="en-GB" w:eastAsia="en-GB"/>
+          <w14:ligatures w14:val="none"/>
+        </w:rPr>
+        <w:t xml:space="preserve"> up to </w:t>
+      </w:r>
+      <w:proofErr w:type="spellStart"/>
+      <w:r>
+        <w:rPr>
+          <w:rFonts w:ascii="Times New Roman" w:eastAsia="Times New Roman" w:hAnsi="Times New Roman" w:cs="Times New Roman"/>
+          <w:i/>
+          <w:iCs/>
+          <w:kern w:val="0"/>
+          <w:sz w:val="20"/>
+          <w:szCs w:val="20"/>
+          <w:lang w:val="en-GB" w:eastAsia="en-GB"/>
+          <w14:ligatures w14:val="none"/>
+        </w:rPr>
+        <w:t>b</w:t>
+      </w:r>
+      <w:r>
+        <w:rPr>
+          <w:rFonts w:ascii="Times New Roman" w:eastAsia="Times New Roman" w:hAnsi="Times New Roman" w:cs="Times New Roman"/>
+          <w:i/>
+          <w:iCs/>
+          <w:kern w:val="0"/>
+          <w:sz w:val="20"/>
+          <w:szCs w:val="20"/>
+          <w:lang w:val="en-GB" w:eastAsia="en-GB"/>
+          <w14:ligatures w14:val="none"/>
+        </w:rPr>
+        <w:t>8</w:t>
+      </w:r>
+      <w:proofErr w:type="spellEnd"/>
+      <w:r>
+        <w:rPr>
+          <w:rFonts w:ascii="Times New Roman" w:eastAsia="Times New Roman" w:hAnsi="Times New Roman" w:cs="Times New Roman"/>
+          <w:kern w:val="0"/>
+          <w:sz w:val="20"/>
+          <w:szCs w:val="20"/>
+          <w:lang w:val="en-GB" w:eastAsia="en-GB"/>
+          <w14:ligatures w14:val="none"/>
+        </w:rPr>
+        <w:t xml:space="preserve"> </w:t>
+      </w:r>
+      <w:r>
+        <w:rPr>
+          <w:rFonts w:ascii="Times New Roman" w:eastAsia="Times New Roman" w:hAnsi="Times New Roman" w:cs="Times New Roman"/>
+          <w:kern w:val="0"/>
+          <w:sz w:val="20"/>
+          <w:szCs w:val="20"/>
+          <w:lang w:val="en-GB" w:eastAsia="en-GB"/>
+          <w14:ligatures w14:val="none"/>
+        </w:rPr>
+        <w:t>“</w:t>
+      </w:r>
+      <w:r>
+        <w:rPr>
+          <w:rFonts w:ascii="Times New Roman" w:eastAsia="Times New Roman" w:hAnsi="Times New Roman" w:cs="Times New Roman"/>
+          <w:kern w:val="0"/>
+          <w:sz w:val="20"/>
+          <w:szCs w:val="20"/>
+          <w:lang w:val="en-GB" w:eastAsia="en-GB"/>
+          <w14:ligatures w14:val="none"/>
+        </w:rPr>
+        <w:t>last</w:t>
+      </w:r>
+      <w:r>
+        <w:rPr>
+          <w:rFonts w:ascii="Times New Roman" w:eastAsia="Times New Roman" w:hAnsi="Times New Roman" w:cs="Times New Roman"/>
+          <w:kern w:val="0"/>
+          <w:sz w:val="20"/>
+          <w:szCs w:val="20"/>
+          <w:lang w:val="en-GB" w:eastAsia="en-GB"/>
+          <w14:ligatures w14:val="none"/>
+        </w:rPr>
+        <w:t>”</w:t>
+      </w:r>
+      <w:r>
+        <w:rPr>
+          <w:rFonts w:ascii="Times New Roman" w:eastAsia="Times New Roman" w:hAnsi="Times New Roman" w:cs="Times New Roman"/>
+          <w:kern w:val="0"/>
+          <w:sz w:val="20"/>
+          <w:szCs w:val="20"/>
+          <w:lang w:val="en-GB" w:eastAsia="en-GB"/>
+          <w14:ligatures w14:val="none"/>
+        </w:rPr>
         <w:t>.</w:t>
+      </w:r>
+      <w:r>
+        <w:rPr>
+          <w:rFonts w:ascii="Times New Roman" w:eastAsia="Times New Roman" w:hAnsi="Times New Roman" w:cs="Times New Roman"/>
+          <w:kern w:val="0"/>
+          <w:sz w:val="20"/>
+          <w:szCs w:val="20"/>
+          <w:lang w:val="en-GB" w:eastAsia="en-GB"/>
+          <w14:ligatures w14:val="none"/>
+        </w:rPr>
+        <w:t xml:space="preserve"> (NOTE: </w:t>
+      </w:r>
+      <w:r>
+        <w:rPr>
+          <w:rFonts w:ascii="Times New Roman" w:eastAsia="Times New Roman" w:hAnsi="Times New Roman" w:cs="Times New Roman"/>
+          <w:kern w:val="0"/>
+          <w:sz w:val="20"/>
+          <w:szCs w:val="20"/>
+          <w:lang w:val="en-GB" w:eastAsia="en-GB"/>
+          <w14:ligatures w14:val="none"/>
+        </w:rPr>
+        <w:t>at a lower protocol level</w:t>
+      </w:r>
+      <w:r>
+        <w:rPr>
+          <w:rFonts w:ascii="Times New Roman" w:eastAsia="Times New Roman" w:hAnsi="Times New Roman" w:cs="Times New Roman"/>
+          <w:kern w:val="0"/>
+          <w:sz w:val="20"/>
+          <w:szCs w:val="20"/>
+          <w:lang w:val="en-GB" w:eastAsia="en-GB"/>
+          <w14:ligatures w14:val="none"/>
+        </w:rPr>
+        <w:t xml:space="preserve">: </w:t>
+      </w:r>
+      <w:r>
+        <w:rPr>
+          <w:rFonts w:ascii="Times New Roman" w:eastAsia="Times New Roman" w:hAnsi="Times New Roman" w:cs="Times New Roman"/>
+          <w:kern w:val="0"/>
+          <w:sz w:val="20"/>
+          <w:szCs w:val="20"/>
+          <w:lang w:val="en-GB" w:eastAsia="en-GB"/>
+          <w14:ligatures w14:val="none"/>
+        </w:rPr>
+        <w:t>in 16-</w:t>
+      </w:r>
+      <w:proofErr w:type="spellStart"/>
+      <w:r>
+        <w:rPr>
+          <w:rFonts w:ascii="Times New Roman" w:eastAsia="Times New Roman" w:hAnsi="Times New Roman" w:cs="Times New Roman"/>
+          <w:kern w:val="0"/>
+          <w:sz w:val="20"/>
+          <w:szCs w:val="20"/>
+          <w:lang w:val="en-GB" w:eastAsia="en-GB"/>
+          <w14:ligatures w14:val="none"/>
+        </w:rPr>
+        <w:t>QAM</w:t>
+      </w:r>
+      <w:proofErr w:type="spellEnd"/>
+      <w:r>
+        <w:rPr>
+          <w:rFonts w:ascii="Times New Roman" w:eastAsia="Times New Roman" w:hAnsi="Times New Roman" w:cs="Times New Roman"/>
+          <w:kern w:val="0"/>
+          <w:sz w:val="20"/>
+          <w:szCs w:val="20"/>
+          <w:lang w:val="en-GB" w:eastAsia="en-GB"/>
+          <w14:ligatures w14:val="none"/>
+        </w:rPr>
+        <w:t xml:space="preserve"> 4 bits are sent in parallel, 64-</w:t>
+      </w:r>
+      <w:proofErr w:type="spellStart"/>
+      <w:r>
+        <w:rPr>
+          <w:rFonts w:ascii="Times New Roman" w:eastAsia="Times New Roman" w:hAnsi="Times New Roman" w:cs="Times New Roman"/>
+          <w:kern w:val="0"/>
+          <w:sz w:val="20"/>
+          <w:szCs w:val="20"/>
+          <w:lang w:val="en-GB" w:eastAsia="en-GB"/>
+          <w14:ligatures w14:val="none"/>
+        </w:rPr>
+        <w:t>QAM</w:t>
+      </w:r>
+      <w:proofErr w:type="spellEnd"/>
+      <w:r>
+        <w:rPr>
+          <w:rFonts w:ascii="Times New Roman" w:eastAsia="Times New Roman" w:hAnsi="Times New Roman" w:cs="Times New Roman"/>
+          <w:kern w:val="0"/>
+          <w:sz w:val="20"/>
+          <w:szCs w:val="20"/>
+          <w:lang w:val="en-GB" w:eastAsia="en-GB"/>
+          <w14:ligatures w14:val="none"/>
+        </w:rPr>
+        <w:t>:</w:t>
+      </w:r>
+      <w:r>
+        <w:rPr>
+          <w:rFonts w:ascii="Times New Roman" w:eastAsia="Times New Roman" w:hAnsi="Times New Roman" w:cs="Times New Roman"/>
+          <w:kern w:val="0"/>
+          <w:sz w:val="20"/>
+          <w:szCs w:val="20"/>
+          <w:lang w:val="en-GB" w:eastAsia="en-GB"/>
+          <w14:ligatures w14:val="none"/>
+        </w:rPr>
+        <w:t xml:space="preserve"> </w:t>
+      </w:r>
+      <w:r>
+        <w:rPr>
+          <w:rFonts w:ascii="Times New Roman" w:eastAsia="Times New Roman" w:hAnsi="Times New Roman" w:cs="Times New Roman"/>
+          <w:kern w:val="0"/>
+          <w:sz w:val="20"/>
+          <w:szCs w:val="20"/>
+          <w:lang w:val="en-GB" w:eastAsia="en-GB"/>
+          <w14:ligatures w14:val="none"/>
+        </w:rPr>
+        <w:t>6</w:t>
+      </w:r>
+      <w:r>
+        <w:rPr>
+          <w:rFonts w:ascii="Times New Roman" w:eastAsia="Times New Roman" w:hAnsi="Times New Roman" w:cs="Times New Roman"/>
+          <w:kern w:val="0"/>
+          <w:sz w:val="20"/>
+          <w:szCs w:val="20"/>
+          <w:lang w:val="en-GB" w:eastAsia="en-GB"/>
+          <w14:ligatures w14:val="none"/>
+        </w:rPr>
+        <w:t xml:space="preserve"> bits </w:t>
+      </w:r>
+      <w:r>
+        <w:rPr>
+          <w:rFonts w:ascii="Times New Roman" w:eastAsia="Times New Roman" w:hAnsi="Times New Roman" w:cs="Times New Roman"/>
+          <w:kern w:val="0"/>
+          <w:sz w:val="20"/>
+          <w:szCs w:val="20"/>
+          <w:lang w:val="en-GB" w:eastAsia="en-GB"/>
+          <w14:ligatures w14:val="none"/>
+        </w:rPr>
+        <w:t>in parallel, 256-</w:t>
+      </w:r>
+      <w:proofErr w:type="spellStart"/>
+      <w:r>
+        <w:rPr>
+          <w:rFonts w:ascii="Times New Roman" w:eastAsia="Times New Roman" w:hAnsi="Times New Roman" w:cs="Times New Roman"/>
+          <w:kern w:val="0"/>
+          <w:sz w:val="20"/>
+          <w:szCs w:val="20"/>
+          <w:lang w:val="en-GB" w:eastAsia="en-GB"/>
+          <w14:ligatures w14:val="none"/>
+        </w:rPr>
+        <w:t>QA</w:t>
+      </w:r>
+      <w:r>
+        <w:rPr>
+          <w:rFonts w:ascii="Times New Roman" w:eastAsia="Times New Roman" w:hAnsi="Times New Roman" w:cs="Times New Roman"/>
+          <w:kern w:val="0"/>
+          <w:sz w:val="20"/>
+          <w:szCs w:val="20"/>
+          <w:lang w:val="en-GB" w:eastAsia="en-GB"/>
+          <w14:ligatures w14:val="none"/>
+        </w:rPr>
+        <w:t>M</w:t>
+      </w:r>
+      <w:proofErr w:type="spellEnd"/>
+      <w:r>
+        <w:rPr>
+          <w:rFonts w:ascii="Times New Roman" w:eastAsia="Times New Roman" w:hAnsi="Times New Roman" w:cs="Times New Roman"/>
+          <w:kern w:val="0"/>
+          <w:sz w:val="20"/>
+          <w:szCs w:val="20"/>
+          <w:lang w:val="en-GB" w:eastAsia="en-GB"/>
+          <w14:ligatures w14:val="none"/>
+        </w:rPr>
+        <w:t>:</w:t>
+      </w:r>
+      <w:r>
+        <w:rPr>
+          <w:rFonts w:ascii="Times New Roman" w:eastAsia="Times New Roman" w:hAnsi="Times New Roman" w:cs="Times New Roman"/>
+          <w:kern w:val="0"/>
+          <w:sz w:val="20"/>
+          <w:szCs w:val="20"/>
+          <w:lang w:val="en-GB" w:eastAsia="en-GB"/>
+          <w14:ligatures w14:val="none"/>
+        </w:rPr>
+        <w:t xml:space="preserve"> 8 bits in parallel, </w:t>
+      </w:r>
+      <w:r>
+        <w:rPr>
+          <w:rFonts w:ascii="Times New Roman" w:eastAsia="Times New Roman" w:hAnsi="Times New Roman" w:cs="Times New Roman"/>
+          <w:kern w:val="0"/>
+          <w:sz w:val="20"/>
+          <w:szCs w:val="20"/>
+          <w:lang w:val="en-GB" w:eastAsia="en-GB"/>
+          <w14:ligatures w14:val="none"/>
+        </w:rPr>
+        <w:t>102</w:t>
+      </w:r>
+      <w:r>
+        <w:rPr>
+          <w:rFonts w:ascii="Times New Roman" w:eastAsia="Times New Roman" w:hAnsi="Times New Roman" w:cs="Times New Roman"/>
+          <w:kern w:val="0"/>
+          <w:sz w:val="20"/>
+          <w:szCs w:val="20"/>
+          <w:lang w:val="en-GB" w:eastAsia="en-GB"/>
+          <w14:ligatures w14:val="none"/>
+        </w:rPr>
+        <w:t>4</w:t>
+      </w:r>
+      <w:r>
+        <w:rPr>
+          <w:rFonts w:ascii="Times New Roman" w:eastAsia="Times New Roman" w:hAnsi="Times New Roman" w:cs="Times New Roman"/>
+          <w:kern w:val="0"/>
+          <w:sz w:val="20"/>
+          <w:szCs w:val="20"/>
+          <w:lang w:val="en-GB" w:eastAsia="en-GB"/>
+          <w14:ligatures w14:val="none"/>
+        </w:rPr>
+        <w:t>-</w:t>
+      </w:r>
+      <w:proofErr w:type="spellStart"/>
+      <w:r>
+        <w:rPr>
+          <w:rFonts w:ascii="Times New Roman" w:eastAsia="Times New Roman" w:hAnsi="Times New Roman" w:cs="Times New Roman"/>
+          <w:kern w:val="0"/>
+          <w:sz w:val="20"/>
+          <w:szCs w:val="20"/>
+          <w:lang w:val="en-GB" w:eastAsia="en-GB"/>
+          <w14:ligatures w14:val="none"/>
+        </w:rPr>
+        <w:t>QAM</w:t>
+      </w:r>
+      <w:proofErr w:type="spellEnd"/>
+      <w:r>
+        <w:rPr>
+          <w:rFonts w:ascii="Times New Roman" w:eastAsia="Times New Roman" w:hAnsi="Times New Roman" w:cs="Times New Roman"/>
+          <w:kern w:val="0"/>
+          <w:sz w:val="20"/>
+          <w:szCs w:val="20"/>
+          <w:lang w:val="en-GB" w:eastAsia="en-GB"/>
+          <w14:ligatures w14:val="none"/>
+        </w:rPr>
+        <w:t>: 10 bits in parallel.)</w:t>
       </w:r>
     </w:p>
     <w:p>
       <w:pPr>
-        <w:tabs>
-          <w:tab w:val="left" w:pos="2552"/>
-        </w:tabs>
-        <w:overflowPunct w:val="0"/>
-        <w:autoSpaceDE w:val="0"/>
-        <w:autoSpaceDN w:val="0"/>
-        <w:adjustRightInd w:val="0"/>
-        <w:spacing w:after="180" w:line="240" w:lineRule="auto"/>
-        <w:ind w:left="2550" w:hanging="2550"/>
-        <w:textAlignment w:val="baseline"/>
-        <w:rPr>
-          <w:rFonts w:ascii="Times New Roman" w:eastAsia="Times New Roman" w:hAnsi="Times New Roman" w:cs="Times New Roman"/>
-          <w:kern w:val="0"/>
-          <w:sz w:val="20"/>
-          <w:szCs w:val="20"/>
-          <w:lang w:val="en-GB" w:eastAsia="en-GB"/>
-          <w14:ligatures w14:val="none"/>
-        </w:rPr>
-      </w:pPr>
-      <w:r>
-        <w:rPr>
-          <w:rFonts w:ascii="Times New Roman" w:eastAsia="Times New Roman" w:hAnsi="Times New Roman" w:cs="Times New Roman"/>
-          <w:kern w:val="0"/>
-          <w:sz w:val="20"/>
-          <w:szCs w:val="20"/>
-          <w:lang w:val="en-GB" w:eastAsia="en-GB"/>
-          <w14:ligatures w14:val="none"/>
-        </w:rPr>
-        <w:t>CBS/USSD pad character</w:t>
-      </w:r>
-      <w:r>
-        <w:rPr>
-          <w:rFonts w:ascii="Times New Roman" w:eastAsia="Times New Roman" w:hAnsi="Times New Roman" w:cs="Times New Roman"/>
-          <w:kern w:val="0"/>
-          <w:sz w:val="20"/>
-          <w:szCs w:val="20"/>
-          <w:lang w:val="en-GB" w:eastAsia="en-GB"/>
-          <w14:ligatures w14:val="none"/>
-        </w:rPr>
-        <w:t>:</w:t>
-      </w:r>
-      <w:r>
-        <w:rPr>
-          <w:rFonts w:ascii="Times New Roman" w:eastAsia="Times New Roman" w:hAnsi="Times New Roman" w:cs="Times New Roman"/>
-          <w:kern w:val="0"/>
-          <w:sz w:val="20"/>
-          <w:szCs w:val="20"/>
-          <w:lang w:val="en-GB" w:eastAsia="en-GB"/>
-          <w14:ligatures w14:val="none"/>
-        </w:rPr>
-        <w:tab/>
-        <w:t>CR</w:t>
-      </w:r>
-      <w:r>
-        <w:rPr>
-          <w:rFonts w:ascii="Times New Roman" w:eastAsia="Times New Roman" w:hAnsi="Times New Roman" w:cs="Times New Roman"/>
-          <w:kern w:val="0"/>
-          <w:sz w:val="20"/>
-          <w:szCs w:val="20"/>
-          <w:lang w:val="en-GB" w:eastAsia="en-GB"/>
-          <w14:ligatures w14:val="none"/>
-        </w:rPr>
-        <w:t xml:space="preserve"> (coded as </w:t>
-      </w:r>
-      <w:r>
-        <w:rPr>
-          <w:rFonts w:ascii="Times New Roman" w:eastAsia="Times New Roman" w:hAnsi="Times New Roman" w:cs="Times New Roman"/>
-          <w:kern w:val="0"/>
-          <w:sz w:val="20"/>
-          <w:szCs w:val="20"/>
-          <w:lang w:val="en-GB" w:eastAsia="en-GB"/>
-          <w14:ligatures w14:val="none"/>
-        </w:rPr>
-        <w:t>0x0D)</w:t>
-      </w:r>
-      <w:r>
-        <w:rPr>
-          <w:rFonts w:ascii="Times New Roman" w:eastAsia="Times New Roman" w:hAnsi="Times New Roman" w:cs="Times New Roman"/>
-          <w:kern w:val="0"/>
-          <w:sz w:val="20"/>
-          <w:szCs w:val="20"/>
-          <w:lang w:val="en-GB" w:eastAsia="en-GB"/>
-          <w14:ligatures w14:val="none"/>
-        </w:rPr>
-        <w:t xml:space="preserve"> in the case of an 8</w:t>
-      </w:r>
-      <w:r>
-        <w:rPr>
-          <w:rFonts w:ascii="Times New Roman" w:eastAsia="Times New Roman" w:hAnsi="Times New Roman" w:cs="Times New Roman"/>
-          <w:kern w:val="0"/>
-          <w:sz w:val="20"/>
-          <w:szCs w:val="20"/>
-          <w:lang w:val="en-GB" w:eastAsia="en-GB"/>
-          <w14:ligatures w14:val="none"/>
-        </w:rPr>
-        <w:t>-</w:t>
-      </w:r>
-      <w:r>
-        <w:rPr>
-          <w:rFonts w:ascii="Times New Roman" w:eastAsia="Times New Roman" w:hAnsi="Times New Roman" w:cs="Times New Roman"/>
-          <w:kern w:val="0"/>
-          <w:sz w:val="20"/>
-          <w:szCs w:val="20"/>
-          <w:lang w:val="en-GB" w:eastAsia="en-GB"/>
-          <w14:ligatures w14:val="none"/>
-        </w:rPr>
-        <w:t>bit character set</w:t>
-      </w:r>
-      <w:r>
-        <w:rPr>
-          <w:rFonts w:ascii="Times New Roman" w:eastAsia="Times New Roman" w:hAnsi="Times New Roman" w:cs="Times New Roman"/>
-          <w:kern w:val="0"/>
-          <w:sz w:val="20"/>
-          <w:szCs w:val="20"/>
-          <w:lang w:val="en-GB" w:eastAsia="en-GB"/>
-          <w14:ligatures w14:val="none"/>
-        </w:rPr>
-        <w:t xml:space="preserve"> </w:t>
-      </w:r>
-      <w:r>
-        <w:rPr>
-          <w:rFonts w:ascii="Times New Roman" w:eastAsia="Times New Roman" w:hAnsi="Times New Roman" w:cs="Times New Roman"/>
-          <w:kern w:val="0"/>
-          <w:sz w:val="20"/>
-          <w:szCs w:val="20"/>
-          <w:lang w:val="en-GB" w:eastAsia="en-GB"/>
-          <w14:ligatures w14:val="none"/>
-        </w:rPr>
-        <w:t>(UTF-8)</w:t>
-      </w:r>
-      <w:r>
-        <w:rPr>
-          <w:rFonts w:ascii="Times New Roman" w:eastAsia="Times New Roman" w:hAnsi="Times New Roman" w:cs="Times New Roman"/>
-          <w:kern w:val="0"/>
-          <w:sz w:val="20"/>
-          <w:szCs w:val="20"/>
-          <w:lang w:val="en-GB" w:eastAsia="en-GB"/>
-          <w14:ligatures w14:val="none"/>
-        </w:rPr>
-        <w:t>.</w:t>
-      </w:r>
-      <w:r>
-        <w:rPr>
-          <w:rFonts w:ascii="Times New Roman" w:eastAsia="Times New Roman" w:hAnsi="Times New Roman" w:cs="Times New Roman"/>
-          <w:kern w:val="0"/>
-          <w:sz w:val="20"/>
-          <w:szCs w:val="20"/>
-          <w:lang w:val="en-GB" w:eastAsia="en-GB"/>
-          <w14:ligatures w14:val="none"/>
-        </w:rPr>
-        <w:br/>
-      </w:r>
-      <w:r>
-        <w:rPr>
-          <w:rFonts w:ascii="Times New Roman" w:eastAsia="Times New Roman" w:hAnsi="Times New Roman" w:cs="Times New Roman"/>
-          <w:kern w:val="0"/>
-          <w:sz w:val="20"/>
-          <w:szCs w:val="20"/>
-          <w:lang w:val="en-GB" w:eastAsia="en-GB"/>
-          <w14:ligatures w14:val="none"/>
-        </w:rPr>
-        <w:t>Otherwise</w:t>
-      </w:r>
-      <w:r>
-        <w:rPr>
-          <w:rFonts w:ascii="Times New Roman" w:eastAsia="Times New Roman" w:hAnsi="Times New Roman" w:cs="Times New Roman"/>
-          <w:kern w:val="0"/>
-          <w:sz w:val="20"/>
-          <w:szCs w:val="20"/>
-          <w:lang w:val="en-GB" w:eastAsia="en-GB"/>
-          <w14:ligatures w14:val="none"/>
-        </w:rPr>
-        <w:t>:</w:t>
-      </w:r>
-      <w:r>
-        <w:rPr>
-          <w:rFonts w:ascii="Times New Roman" w:eastAsia="Times New Roman" w:hAnsi="Times New Roman" w:cs="Times New Roman"/>
-          <w:kern w:val="0"/>
-          <w:sz w:val="20"/>
-          <w:szCs w:val="20"/>
-          <w:lang w:val="en-GB" w:eastAsia="en-GB"/>
-          <w14:ligatures w14:val="none"/>
-        </w:rPr>
-        <w:t xml:space="preserve"> user defined</w:t>
-      </w:r>
-      <w:r>
-        <w:rPr>
-          <w:rFonts w:ascii="Times New Roman" w:eastAsia="Times New Roman" w:hAnsi="Times New Roman" w:cs="Times New Roman"/>
-          <w:kern w:val="0"/>
-          <w:sz w:val="20"/>
-          <w:szCs w:val="20"/>
-          <w:lang w:val="en-GB" w:eastAsia="en-GB"/>
-          <w14:ligatures w14:val="none"/>
-        </w:rPr>
-        <w:t>.</w:t>
-      </w:r>
-    </w:p>
-    <w:p>
-      <w:pPr>
+        <w:pStyle w:val="Liststycke"/>
+        <w:numPr>
+          <w:ilvl w:val="0"/>
+          <w:numId w:val="5"/>
+        </w:numPr>
         <w:tabs>
           <w:tab w:val="left" w:pos="2552"/>
         </w:tabs>
@@ -365,18 +618,18 @@
           <w:lang w:val="en-GB" w:eastAsia="en-GB"/>
           <w14:ligatures w14:val="none"/>
         </w:rPr>
-        <w:t>Character table</w:t>
-      </w:r>
-      <w:r>
-        <w:rPr>
-          <w:rFonts w:ascii="Times New Roman" w:eastAsia="Times New Roman" w:hAnsi="Times New Roman" w:cs="Times New Roman"/>
-          <w:kern w:val="0"/>
-          <w:sz w:val="20"/>
-          <w:szCs w:val="20"/>
-          <w:lang w:val="en-GB" w:eastAsia="en-GB"/>
-          <w14:ligatures w14:val="none"/>
-        </w:rPr>
-        <w:t xml:space="preserve"> (if characters)</w:t>
+        <w:t>P</w:t>
+      </w:r>
+      <w:r>
+        <w:rPr>
+          <w:rFonts w:ascii="Times New Roman" w:eastAsia="Times New Roman" w:hAnsi="Times New Roman" w:cs="Times New Roman"/>
+          <w:kern w:val="0"/>
+          <w:sz w:val="20"/>
+          <w:szCs w:val="20"/>
+          <w:lang w:val="en-GB" w:eastAsia="en-GB"/>
+          <w14:ligatures w14:val="none"/>
+        </w:rPr>
+        <w:t>ad character</w:t>
       </w:r>
       <w:r>
         <w:rPr>
@@ -399,21 +652,227 @@
           <w14:ligatures w14:val="none"/>
         </w:rPr>
         <w:tab/>
-      </w:r>
-      <w:r>
-        <w:rPr>
-          <w:rFonts w:ascii="Times New Roman" w:eastAsia="Times New Roman" w:hAnsi="Times New Roman" w:cs="Times New Roman"/>
-          <w:kern w:val="0"/>
-          <w:sz w:val="20"/>
-          <w:szCs w:val="20"/>
-          <w:lang w:val="en-GB" w:eastAsia="en-GB"/>
-          <w14:ligatures w14:val="none"/>
-        </w:rPr>
-        <w:t>ISO/IEC 10646 [10]</w:t>
+        <w:t>CR</w:t>
+      </w:r>
+      <w:r>
+        <w:rPr>
+          <w:rFonts w:ascii="Times New Roman" w:eastAsia="Times New Roman" w:hAnsi="Times New Roman" w:cs="Times New Roman"/>
+          <w:kern w:val="0"/>
+          <w:sz w:val="20"/>
+          <w:szCs w:val="20"/>
+          <w:lang w:val="en-GB" w:eastAsia="en-GB"/>
+          <w14:ligatures w14:val="none"/>
+        </w:rPr>
+        <w:t xml:space="preserve"> (</w:t>
+      </w:r>
+      <w:proofErr w:type="spellStart"/>
+      <w:r>
+        <w:rPr>
+          <w:rFonts w:ascii="Times New Roman" w:eastAsia="Times New Roman" w:hAnsi="Times New Roman" w:cs="Times New Roman"/>
+          <w:kern w:val="0"/>
+          <w:sz w:val="20"/>
+          <w:szCs w:val="20"/>
+          <w:lang w:val="en-GB" w:eastAsia="en-GB"/>
+          <w14:ligatures w14:val="none"/>
+        </w:rPr>
+        <w:t>0x0D</w:t>
+      </w:r>
+      <w:proofErr w:type="spellEnd"/>
+      <w:r>
+        <w:rPr>
+          <w:rFonts w:ascii="Times New Roman" w:eastAsia="Times New Roman" w:hAnsi="Times New Roman" w:cs="Times New Roman"/>
+          <w:kern w:val="0"/>
+          <w:sz w:val="20"/>
+          <w:szCs w:val="20"/>
+          <w:lang w:val="en-GB" w:eastAsia="en-GB"/>
+          <w14:ligatures w14:val="none"/>
+        </w:rPr>
+        <w:t xml:space="preserve"> in </w:t>
+      </w:r>
+      <w:r>
+        <w:rPr>
+          <w:rFonts w:ascii="Times New Roman" w:eastAsia="Times New Roman" w:hAnsi="Times New Roman" w:cs="Times New Roman"/>
+          <w:kern w:val="0"/>
+          <w:sz w:val="20"/>
+          <w:szCs w:val="20"/>
+          <w:lang w:val="en-GB" w:eastAsia="en-GB"/>
+          <w14:ligatures w14:val="none"/>
+        </w:rPr>
+        <w:t>8 bits</w:t>
+      </w:r>
+      <w:r>
+        <w:rPr>
+          <w:rFonts w:ascii="Times New Roman" w:eastAsia="Times New Roman" w:hAnsi="Times New Roman" w:cs="Times New Roman"/>
+          <w:kern w:val="0"/>
+          <w:sz w:val="20"/>
+          <w:szCs w:val="20"/>
+          <w:lang w:val="en-GB" w:eastAsia="en-GB"/>
+          <w14:ligatures w14:val="none"/>
+        </w:rPr>
+        <w:t>, after bits reversal</w:t>
+      </w:r>
+      <w:r>
+        <w:rPr>
+          <w:rFonts w:ascii="Times New Roman" w:eastAsia="Times New Roman" w:hAnsi="Times New Roman" w:cs="Times New Roman"/>
+          <w:kern w:val="0"/>
+          <w:sz w:val="20"/>
+          <w:szCs w:val="20"/>
+          <w:lang w:val="en-GB" w:eastAsia="en-GB"/>
+          <w14:ligatures w14:val="none"/>
+        </w:rPr>
+        <w:t>)</w:t>
+      </w:r>
+      <w:r>
+        <w:rPr>
+          <w:rFonts w:ascii="Times New Roman" w:eastAsia="Times New Roman" w:hAnsi="Times New Roman" w:cs="Times New Roman"/>
+          <w:kern w:val="0"/>
+          <w:sz w:val="20"/>
+          <w:szCs w:val="20"/>
+          <w:lang w:val="en-GB" w:eastAsia="en-GB"/>
+          <w14:ligatures w14:val="none"/>
+        </w:rPr>
+        <w:t xml:space="preserve"> in the case of character</w:t>
+      </w:r>
+      <w:r>
+        <w:rPr>
+          <w:rFonts w:ascii="Times New Roman" w:eastAsia="Times New Roman" w:hAnsi="Times New Roman" w:cs="Times New Roman"/>
+          <w:kern w:val="0"/>
+          <w:sz w:val="20"/>
+          <w:szCs w:val="20"/>
+          <w:lang w:val="en-GB" w:eastAsia="en-GB"/>
+          <w14:ligatures w14:val="none"/>
+        </w:rPr>
+        <w:t>s</w:t>
+      </w:r>
+      <w:r>
+        <w:rPr>
+          <w:rFonts w:ascii="Times New Roman" w:eastAsia="Times New Roman" w:hAnsi="Times New Roman" w:cs="Times New Roman"/>
+          <w:kern w:val="0"/>
+          <w:sz w:val="20"/>
+          <w:szCs w:val="20"/>
+          <w:lang w:val="en-GB" w:eastAsia="en-GB"/>
+          <w14:ligatures w14:val="none"/>
+        </w:rPr>
+        <w:t xml:space="preserve"> </w:t>
+      </w:r>
+      <w:r>
+        <w:rPr>
+          <w:rFonts w:ascii="Times New Roman" w:eastAsia="Times New Roman" w:hAnsi="Times New Roman" w:cs="Times New Roman"/>
+          <w:kern w:val="0"/>
+          <w:sz w:val="20"/>
+          <w:szCs w:val="20"/>
+          <w:lang w:val="en-GB" w:eastAsia="en-GB"/>
+          <w14:ligatures w14:val="none"/>
+        </w:rPr>
+        <w:t>(UTF-8)</w:t>
+      </w:r>
+      <w:r>
+        <w:rPr>
+          <w:rFonts w:ascii="Times New Roman" w:eastAsia="Times New Roman" w:hAnsi="Times New Roman" w:cs="Times New Roman"/>
+          <w:kern w:val="0"/>
+          <w:sz w:val="20"/>
+          <w:szCs w:val="20"/>
+          <w:lang w:val="en-GB" w:eastAsia="en-GB"/>
+          <w14:ligatures w14:val="none"/>
+        </w:rPr>
+        <w:t>.</w:t>
+      </w:r>
+      <w:r>
+        <w:rPr>
+          <w:rFonts w:ascii="Times New Roman" w:eastAsia="Times New Roman" w:hAnsi="Times New Roman" w:cs="Times New Roman"/>
+          <w:kern w:val="0"/>
+          <w:sz w:val="20"/>
+          <w:szCs w:val="20"/>
+          <w:lang w:val="en-GB" w:eastAsia="en-GB"/>
+          <w14:ligatures w14:val="none"/>
+        </w:rPr>
+        <w:br/>
+      </w:r>
+      <w:r>
+        <w:rPr>
+          <w:rFonts w:ascii="Times New Roman" w:eastAsia="Times New Roman" w:hAnsi="Times New Roman" w:cs="Times New Roman"/>
+          <w:kern w:val="0"/>
+          <w:sz w:val="20"/>
+          <w:szCs w:val="20"/>
+          <w:lang w:val="en-GB" w:eastAsia="en-GB"/>
+          <w14:ligatures w14:val="none"/>
+        </w:rPr>
+        <w:t xml:space="preserve">                                     </w:t>
+      </w:r>
+      <w:r>
+        <w:rPr>
+          <w:rFonts w:ascii="Times New Roman" w:eastAsia="Times New Roman" w:hAnsi="Times New Roman" w:cs="Times New Roman"/>
+          <w:kern w:val="0"/>
+          <w:sz w:val="20"/>
+          <w:szCs w:val="20"/>
+          <w:lang w:val="en-GB" w:eastAsia="en-GB"/>
+          <w14:ligatures w14:val="none"/>
+        </w:rPr>
+        <w:t>Otherwise</w:t>
+      </w:r>
+      <w:r>
+        <w:rPr>
+          <w:rFonts w:ascii="Times New Roman" w:eastAsia="Times New Roman" w:hAnsi="Times New Roman" w:cs="Times New Roman"/>
+          <w:kern w:val="0"/>
+          <w:sz w:val="20"/>
+          <w:szCs w:val="20"/>
+          <w:lang w:val="en-GB" w:eastAsia="en-GB"/>
+          <w14:ligatures w14:val="none"/>
+        </w:rPr>
+        <w:t>:</w:t>
+      </w:r>
+      <w:r>
+        <w:rPr>
+          <w:rFonts w:ascii="Times New Roman" w:eastAsia="Times New Roman" w:hAnsi="Times New Roman" w:cs="Times New Roman"/>
+          <w:kern w:val="0"/>
+          <w:sz w:val="20"/>
+          <w:szCs w:val="20"/>
+          <w:lang w:val="en-GB" w:eastAsia="en-GB"/>
+          <w14:ligatures w14:val="none"/>
+        </w:rPr>
+        <w:t xml:space="preserve"> </w:t>
+      </w:r>
+      <w:r>
+        <w:rPr>
+          <w:rFonts w:ascii="Times New Roman" w:eastAsia="Times New Roman" w:hAnsi="Times New Roman" w:cs="Times New Roman"/>
+          <w:kern w:val="0"/>
+          <w:sz w:val="20"/>
+          <w:szCs w:val="20"/>
+          <w:lang w:val="en-GB" w:eastAsia="en-GB"/>
+          <w14:ligatures w14:val="none"/>
+        </w:rPr>
+        <w:t xml:space="preserve">the pad octet is </w:t>
+      </w:r>
+      <w:r>
+        <w:rPr>
+          <w:rFonts w:ascii="Times New Roman" w:eastAsia="Times New Roman" w:hAnsi="Times New Roman" w:cs="Times New Roman"/>
+          <w:kern w:val="0"/>
+          <w:sz w:val="20"/>
+          <w:szCs w:val="20"/>
+          <w:lang w:val="en-GB" w:eastAsia="en-GB"/>
+          <w14:ligatures w14:val="none"/>
+        </w:rPr>
+        <w:t>user defined</w:t>
+      </w:r>
+      <w:r>
+        <w:rPr>
+          <w:rFonts w:ascii="Times New Roman" w:eastAsia="Times New Roman" w:hAnsi="Times New Roman" w:cs="Times New Roman"/>
+          <w:kern w:val="0"/>
+          <w:sz w:val="20"/>
+          <w:szCs w:val="20"/>
+          <w:lang w:val="en-GB" w:eastAsia="en-GB"/>
+          <w14:ligatures w14:val="none"/>
+        </w:rPr>
+        <w:t>.</w:t>
       </w:r>
     </w:p>
     <w:p>
       <w:pPr>
+        <w:pStyle w:val="Liststycke"/>
+        <w:numPr>
+          <w:ilvl w:val="0"/>
+          <w:numId w:val="5"/>
+        </w:numPr>
         <w:tabs>
           <w:tab w:val="left" w:pos="2552"/>
         </w:tabs>
@@ -441,51 +900,62 @@
           <w:lang w:val="en-GB" w:eastAsia="en-GB"/>
           <w14:ligatures w14:val="none"/>
         </w:rPr>
-        <w:t xml:space="preserve">Deprecated for all use </w:t>
-      </w:r>
-      <w:r>
-        <w:rPr>
-          <w:rFonts w:ascii="Times New Roman" w:eastAsia="Times New Roman" w:hAnsi="Times New Roman" w:cs="Times New Roman"/>
-          <w:kern w:val="0"/>
-          <w:sz w:val="20"/>
-          <w:szCs w:val="20"/>
-          <w:lang w:val="en-GB" w:eastAsia="en-GB"/>
-          <w14:ligatures w14:val="none"/>
-        </w:rPr>
-        <w:t>a</w:t>
-      </w:r>
-      <w:r>
-        <w:rPr>
-          <w:rFonts w:ascii="Times New Roman" w:eastAsia="Times New Roman" w:hAnsi="Times New Roman" w:cs="Times New Roman"/>
-          <w:kern w:val="0"/>
-          <w:sz w:val="20"/>
-          <w:szCs w:val="20"/>
-          <w:lang w:val="en-GB" w:eastAsia="en-GB"/>
-          <w14:ligatures w14:val="none"/>
-        </w:rPr>
-        <w:t xml:space="preserve">s character set </w:t>
-      </w:r>
-      <w:r>
-        <w:rPr>
-          <w:rFonts w:ascii="Times New Roman" w:eastAsia="Times New Roman" w:hAnsi="Times New Roman" w:cs="Times New Roman"/>
-          <w:kern w:val="0"/>
-          <w:sz w:val="20"/>
-          <w:szCs w:val="20"/>
-          <w:lang w:val="en-GB" w:eastAsia="en-GB"/>
-          <w14:ligatures w14:val="none"/>
-        </w:rPr>
-        <w:t xml:space="preserve">except </w:t>
-      </w:r>
-      <w:r>
-        <w:rPr>
-          <w:rFonts w:ascii="Times New Roman" w:eastAsia="Times New Roman" w:hAnsi="Times New Roman" w:cs="Times New Roman"/>
-          <w:kern w:val="0"/>
-          <w:sz w:val="20"/>
-          <w:szCs w:val="20"/>
-          <w:lang w:val="en-GB" w:eastAsia="en-GB"/>
-          <w14:ligatures w14:val="none"/>
-        </w:rPr>
-        <w:t xml:space="preserve">for </w:t>
+        <w:t>Character table</w:t>
+      </w:r>
+      <w:r>
+        <w:rPr>
+          <w:rFonts w:ascii="Times New Roman" w:eastAsia="Times New Roman" w:hAnsi="Times New Roman" w:cs="Times New Roman"/>
+          <w:kern w:val="0"/>
+          <w:sz w:val="20"/>
+          <w:szCs w:val="20"/>
+          <w:lang w:val="en-GB" w:eastAsia="en-GB"/>
+          <w14:ligatures w14:val="none"/>
+        </w:rPr>
+        <w:t xml:space="preserve"> (if characters)</w:t>
+      </w:r>
+      <w:r>
+        <w:rPr>
+          <w:rFonts w:ascii="Times New Roman" w:eastAsia="Times New Roman" w:hAnsi="Times New Roman" w:cs="Times New Roman"/>
+          <w:kern w:val="0"/>
+          <w:sz w:val="20"/>
+          <w:szCs w:val="20"/>
+          <w:lang w:val="en-GB" w:eastAsia="en-GB"/>
+          <w14:ligatures w14:val="none"/>
+        </w:rPr>
+        <w:t>:</w:t>
+      </w:r>
+      <w:r>
+        <w:rPr>
+          <w:rFonts w:ascii="Times New Roman" w:eastAsia="Times New Roman" w:hAnsi="Times New Roman" w:cs="Times New Roman"/>
+          <w:kern w:val="0"/>
+          <w:sz w:val="20"/>
+          <w:szCs w:val="20"/>
+          <w:lang w:val="en-GB" w:eastAsia="en-GB"/>
+          <w14:ligatures w14:val="none"/>
+        </w:rPr>
+        <w:tab/>
+      </w:r>
+      <w:r>
+        <w:rPr>
+          <w:rFonts w:ascii="Times New Roman" w:eastAsia="Times New Roman" w:hAnsi="Times New Roman" w:cs="Times New Roman"/>
+          <w:kern w:val="0"/>
+          <w:sz w:val="20"/>
+          <w:szCs w:val="20"/>
+          <w:lang w:val="en-GB" w:eastAsia="en-GB"/>
+          <w14:ligatures w14:val="none"/>
+        </w:rPr>
+        <w:t>ISO/IEC 10646 [10]</w:t>
+      </w:r>
+      <w:r>
+        <w:rPr>
+          <w:rFonts w:ascii="Times New Roman" w:eastAsia="Times New Roman" w:hAnsi="Times New Roman" w:cs="Times New Roman"/>
+          <w:kern w:val="0"/>
+          <w:sz w:val="20"/>
+          <w:szCs w:val="20"/>
+          <w:lang w:val="en-GB" w:eastAsia="en-GB"/>
+          <w14:ligatures w14:val="none"/>
+        </w:rPr>
+        <w:t xml:space="preserve">; </w:t>
       </w:r>
       <w:r>
         <w:rPr>
@@ -507,117 +977,29 @@
           <w:lang w:val="en-GB" w:eastAsia="en-GB"/>
           <w14:ligatures w14:val="none"/>
         </w:rPr>
-        <w:t xml:space="preserve"> (</w:t>
-      </w:r>
-      <w:r>
-        <w:rPr>
-          <w:rFonts w:ascii="Times New Roman" w:eastAsia="Times New Roman" w:hAnsi="Times New Roman" w:cs="Times New Roman"/>
-          <w:kern w:val="0"/>
-          <w:sz w:val="20"/>
-          <w:szCs w:val="20"/>
-          <w:lang w:val="en-GB" w:eastAsia="en-GB"/>
-          <w14:ligatures w14:val="none"/>
-        </w:rPr>
-        <w:t>ISO/IEC 10646 [10]</w:t>
-      </w:r>
-      <w:r>
-        <w:rPr>
-          <w:rFonts w:ascii="Times New Roman" w:eastAsia="Times New Roman" w:hAnsi="Times New Roman" w:cs="Times New Roman"/>
-          <w:kern w:val="0"/>
-          <w:sz w:val="20"/>
-          <w:szCs w:val="20"/>
-          <w:lang w:val="en-GB" w:eastAsia="en-GB"/>
-          <w14:ligatures w14:val="none"/>
-        </w:rPr>
-        <w:t>)</w:t>
-      </w:r>
-      <w:r>
-        <w:rPr>
-          <w:rFonts w:ascii="Times New Roman" w:eastAsia="Times New Roman" w:hAnsi="Times New Roman" w:cs="Times New Roman"/>
-          <w:kern w:val="0"/>
-          <w:sz w:val="20"/>
-          <w:szCs w:val="20"/>
-          <w:lang w:val="en-GB" w:eastAsia="en-GB"/>
-          <w14:ligatures w14:val="none"/>
-        </w:rPr>
-        <w:t>. The UTF-8 text should be</w:t>
-      </w:r>
-      <w:r>
-        <w:rPr>
-          <w:rFonts w:ascii="Times New Roman" w:eastAsia="Times New Roman" w:hAnsi="Times New Roman" w:cs="Times New Roman"/>
-          <w:kern w:val="0"/>
-          <w:sz w:val="20"/>
-          <w:szCs w:val="20"/>
-          <w:lang w:val="en-GB" w:eastAsia="en-GB"/>
-          <w14:ligatures w14:val="none"/>
-        </w:rPr>
-        <w:t xml:space="preserve"> in NFC (Normal Form C)</w:t>
-      </w:r>
-      <w:r>
-        <w:rPr>
-          <w:rFonts w:ascii="Times New Roman" w:eastAsia="Times New Roman" w:hAnsi="Times New Roman" w:cs="Times New Roman"/>
-          <w:kern w:val="0"/>
-          <w:sz w:val="20"/>
-          <w:szCs w:val="20"/>
-          <w:lang w:val="en-GB" w:eastAsia="en-GB"/>
-          <w14:ligatures w14:val="none"/>
-        </w:rPr>
-        <w:t xml:space="preserve"> (Unicode)</w:t>
-      </w:r>
-      <w:r>
-        <w:rPr>
-          <w:rFonts w:ascii="Times New Roman" w:eastAsia="Times New Roman" w:hAnsi="Times New Roman" w:cs="Times New Roman"/>
-          <w:kern w:val="0"/>
-          <w:sz w:val="20"/>
-          <w:szCs w:val="20"/>
-          <w:lang w:val="en-GB" w:eastAsia="en-GB"/>
-          <w14:ligatures w14:val="none"/>
-        </w:rPr>
-        <w:t>. For UTF-8, the mappings i</w:t>
-      </w:r>
-      <w:r>
-        <w:rPr>
-          <w:rFonts w:ascii="Times New Roman" w:eastAsia="Times New Roman" w:hAnsi="Times New Roman" w:cs="Times New Roman"/>
-          <w:kern w:val="0"/>
-          <w:sz w:val="20"/>
-          <w:szCs w:val="20"/>
-          <w:lang w:val="en-GB" w:eastAsia="en-GB"/>
-          <w14:ligatures w14:val="none"/>
-        </w:rPr>
-        <w:t xml:space="preserve">n </w:t>
-      </w:r>
-      <w:r>
-        <w:rPr>
-          <w:rFonts w:ascii="Times New Roman" w:eastAsia="Times New Roman" w:hAnsi="Times New Roman" w:cs="Times New Roman"/>
-          <w:kern w:val="0"/>
-          <w:sz w:val="20"/>
-          <w:szCs w:val="20"/>
-          <w:lang w:val="en-GB" w:eastAsia="en-GB"/>
-          <w14:ligatures w14:val="none"/>
-        </w:rPr>
-        <w:t xml:space="preserve">subclause </w:t>
-      </w:r>
-      <w:r>
-        <w:rPr>
-          <w:rFonts w:ascii="Times New Roman" w:eastAsia="Times New Roman" w:hAnsi="Times New Roman" w:cs="Times New Roman"/>
-          <w:kern w:val="0"/>
-          <w:sz w:val="20"/>
-          <w:szCs w:val="20"/>
-          <w:lang w:val="en-GB" w:eastAsia="en-GB"/>
-          <w14:ligatures w14:val="none"/>
-        </w:rPr>
-        <w:t xml:space="preserve">6.2.3 apply when sending as well as receiving </w:t>
-      </w:r>
-      <w:r>
-        <w:rPr>
-          <w:rFonts w:ascii="Times New Roman" w:eastAsia="Times New Roman" w:hAnsi="Times New Roman" w:cs="Times New Roman"/>
-          <w:kern w:val="0"/>
-          <w:sz w:val="20"/>
-          <w:szCs w:val="20"/>
-          <w:lang w:val="en-GB" w:eastAsia="en-GB"/>
-          <w14:ligatures w14:val="none"/>
-        </w:rPr>
-        <w:t>an SMS message.</w:t>
+        <w:t xml:space="preserve">, </w:t>
+      </w:r>
+      <w:r>
+        <w:rPr>
+          <w:rFonts w:ascii="Times New Roman" w:eastAsia="Times New Roman" w:hAnsi="Times New Roman" w:cs="Times New Roman"/>
+          <w:kern w:val="0"/>
+          <w:sz w:val="20"/>
+          <w:szCs w:val="20"/>
+          <w:lang w:val="en-GB" w:eastAsia="en-GB"/>
+          <w14:ligatures w14:val="none"/>
+        </w:rPr>
+        <w:t xml:space="preserve">1 to 4 </w:t>
+      </w:r>
+      <w:r>
+        <w:rPr>
+          <w:rFonts w:ascii="Times New Roman" w:eastAsia="Times New Roman" w:hAnsi="Times New Roman" w:cs="Times New Roman"/>
+          <w:kern w:val="0"/>
+          <w:sz w:val="20"/>
+          <w:szCs w:val="20"/>
+          <w:lang w:val="en-GB" w:eastAsia="en-GB"/>
+          <w14:ligatures w14:val="none"/>
+        </w:rPr>
+        <w:t>octets per character</w:t>
       </w:r>
     </w:p>
     <w:p>
@@ -643,6 +1025,214 @@
       <w:r>
         <w:rPr>
           <w:rFonts w:ascii="Times New Roman" w:eastAsia="Times New Roman" w:hAnsi="Times New Roman" w:cs="Times New Roman"/>
+          <w:kern w:val="0"/>
+          <w:sz w:val="20"/>
+          <w:szCs w:val="20"/>
+          <w:lang w:val="en-GB" w:eastAsia="en-GB"/>
+          <w14:ligatures w14:val="none"/>
+        </w:rPr>
+        <w:t xml:space="preserve">Deprecated for all use </w:t>
+      </w:r>
+      <w:r>
+        <w:rPr>
+          <w:rFonts w:ascii="Times New Roman" w:eastAsia="Times New Roman" w:hAnsi="Times New Roman" w:cs="Times New Roman"/>
+          <w:kern w:val="0"/>
+          <w:sz w:val="20"/>
+          <w:szCs w:val="20"/>
+          <w:lang w:val="en-GB" w:eastAsia="en-GB"/>
+          <w14:ligatures w14:val="none"/>
+        </w:rPr>
+        <w:t>a</w:t>
+      </w:r>
+      <w:r>
+        <w:rPr>
+          <w:rFonts w:ascii="Times New Roman" w:eastAsia="Times New Roman" w:hAnsi="Times New Roman" w:cs="Times New Roman"/>
+          <w:kern w:val="0"/>
+          <w:sz w:val="20"/>
+          <w:szCs w:val="20"/>
+          <w:lang w:val="en-GB" w:eastAsia="en-GB"/>
+          <w14:ligatures w14:val="none"/>
+        </w:rPr>
+        <w:t xml:space="preserve">s character set </w:t>
+      </w:r>
+      <w:r>
+        <w:rPr>
+          <w:rFonts w:ascii="Times New Roman" w:eastAsia="Times New Roman" w:hAnsi="Times New Roman" w:cs="Times New Roman"/>
+          <w:kern w:val="0"/>
+          <w:sz w:val="20"/>
+          <w:szCs w:val="20"/>
+          <w:lang w:val="en-GB" w:eastAsia="en-GB"/>
+          <w14:ligatures w14:val="none"/>
+        </w:rPr>
+        <w:t xml:space="preserve">except </w:t>
+      </w:r>
+      <w:r>
+        <w:rPr>
+          <w:rFonts w:ascii="Times New Roman" w:eastAsia="Times New Roman" w:hAnsi="Times New Roman" w:cs="Times New Roman"/>
+          <w:kern w:val="0"/>
+          <w:sz w:val="20"/>
+          <w:szCs w:val="20"/>
+          <w:lang w:val="en-GB" w:eastAsia="en-GB"/>
+          <w14:ligatures w14:val="none"/>
+        </w:rPr>
+        <w:t xml:space="preserve">for </w:t>
+      </w:r>
+      <w:r>
+        <w:rPr>
+          <w:rFonts w:ascii="Times New Roman" w:eastAsia="Times New Roman" w:hAnsi="Times New Roman" w:cs="Times New Roman"/>
+          <w:kern w:val="0"/>
+          <w:sz w:val="20"/>
+          <w:szCs w:val="20"/>
+          <w:lang w:val="en-GB" w:eastAsia="en-GB"/>
+          <w14:ligatures w14:val="none"/>
+        </w:rPr>
+        <w:t>UTF-8</w:t>
+      </w:r>
+      <w:r>
+        <w:rPr>
+          <w:rFonts w:ascii="Times New Roman" w:eastAsia="Times New Roman" w:hAnsi="Times New Roman" w:cs="Times New Roman"/>
+          <w:kern w:val="0"/>
+          <w:sz w:val="20"/>
+          <w:szCs w:val="20"/>
+          <w:lang w:val="en-GB" w:eastAsia="en-GB"/>
+          <w14:ligatures w14:val="none"/>
+        </w:rPr>
+        <w:t xml:space="preserve"> (</w:t>
+      </w:r>
+      <w:r>
+        <w:rPr>
+          <w:rFonts w:ascii="Times New Roman" w:eastAsia="Times New Roman" w:hAnsi="Times New Roman" w:cs="Times New Roman"/>
+          <w:kern w:val="0"/>
+          <w:sz w:val="20"/>
+          <w:szCs w:val="20"/>
+          <w:lang w:val="en-GB" w:eastAsia="en-GB"/>
+          <w14:ligatures w14:val="none"/>
+        </w:rPr>
+        <w:t>ISO/IEC 10646 [10]</w:t>
+      </w:r>
+      <w:r>
+        <w:rPr>
+          <w:rFonts w:ascii="Times New Roman" w:eastAsia="Times New Roman" w:hAnsi="Times New Roman" w:cs="Times New Roman"/>
+          <w:kern w:val="0"/>
+          <w:sz w:val="20"/>
+          <w:szCs w:val="20"/>
+          <w:lang w:val="en-GB" w:eastAsia="en-GB"/>
+          <w14:ligatures w14:val="none"/>
+        </w:rPr>
+        <w:t>)</w:t>
+      </w:r>
+      <w:r>
+        <w:rPr>
+          <w:rFonts w:ascii="Times New Roman" w:eastAsia="Times New Roman" w:hAnsi="Times New Roman" w:cs="Times New Roman"/>
+          <w:kern w:val="0"/>
+          <w:sz w:val="20"/>
+          <w:szCs w:val="20"/>
+          <w:lang w:val="en-GB" w:eastAsia="en-GB"/>
+          <w14:ligatures w14:val="none"/>
+        </w:rPr>
+        <w:t>. The UTF-8 text should be</w:t>
+      </w:r>
+      <w:r>
+        <w:rPr>
+          <w:rFonts w:ascii="Times New Roman" w:eastAsia="Times New Roman" w:hAnsi="Times New Roman" w:cs="Times New Roman"/>
+          <w:kern w:val="0"/>
+          <w:sz w:val="20"/>
+          <w:szCs w:val="20"/>
+          <w:lang w:val="en-GB" w:eastAsia="en-GB"/>
+          <w14:ligatures w14:val="none"/>
+        </w:rPr>
+        <w:t xml:space="preserve"> in NFC (Normal Form C)</w:t>
+      </w:r>
+      <w:r>
+        <w:rPr>
+          <w:rFonts w:ascii="Times New Roman" w:eastAsia="Times New Roman" w:hAnsi="Times New Roman" w:cs="Times New Roman"/>
+          <w:kern w:val="0"/>
+          <w:sz w:val="20"/>
+          <w:szCs w:val="20"/>
+          <w:lang w:val="en-GB" w:eastAsia="en-GB"/>
+          <w14:ligatures w14:val="none"/>
+        </w:rPr>
+        <w:t xml:space="preserve"> (Unicode)</w:t>
+      </w:r>
+      <w:r>
+        <w:rPr>
+          <w:rFonts w:ascii="Times New Roman" w:eastAsia="Times New Roman" w:hAnsi="Times New Roman" w:cs="Times New Roman"/>
+          <w:kern w:val="0"/>
+          <w:sz w:val="20"/>
+          <w:szCs w:val="20"/>
+          <w:lang w:val="en-GB" w:eastAsia="en-GB"/>
+          <w14:ligatures w14:val="none"/>
+        </w:rPr>
+        <w:t>. For UTF-8, the mappings i</w:t>
+      </w:r>
+      <w:r>
+        <w:rPr>
+          <w:rFonts w:ascii="Times New Roman" w:eastAsia="Times New Roman" w:hAnsi="Times New Roman" w:cs="Times New Roman"/>
+          <w:kern w:val="0"/>
+          <w:sz w:val="20"/>
+          <w:szCs w:val="20"/>
+          <w:lang w:val="en-GB" w:eastAsia="en-GB"/>
+          <w14:ligatures w14:val="none"/>
+        </w:rPr>
+        <w:t xml:space="preserve">n </w:t>
+      </w:r>
+      <w:r>
+        <w:rPr>
+          <w:rFonts w:ascii="Times New Roman" w:eastAsia="Times New Roman" w:hAnsi="Times New Roman" w:cs="Times New Roman"/>
+          <w:kern w:val="0"/>
+          <w:sz w:val="20"/>
+          <w:szCs w:val="20"/>
+          <w:lang w:val="en-GB" w:eastAsia="en-GB"/>
+          <w14:ligatures w14:val="none"/>
+        </w:rPr>
+        <w:t xml:space="preserve">subclause </w:t>
+      </w:r>
+      <w:r>
+        <w:rPr>
+          <w:rFonts w:ascii="Times New Roman" w:eastAsia="Times New Roman" w:hAnsi="Times New Roman" w:cs="Times New Roman"/>
+          <w:kern w:val="0"/>
+          <w:sz w:val="20"/>
+          <w:szCs w:val="20"/>
+          <w:lang w:val="en-GB" w:eastAsia="en-GB"/>
+          <w14:ligatures w14:val="none"/>
+        </w:rPr>
+        <w:t xml:space="preserve">6.2.3 apply when sending as well as receiving </w:t>
+      </w:r>
+      <w:r>
+        <w:rPr>
+          <w:rFonts w:ascii="Times New Roman" w:eastAsia="Times New Roman" w:hAnsi="Times New Roman" w:cs="Times New Roman"/>
+          <w:kern w:val="0"/>
+          <w:sz w:val="20"/>
+          <w:szCs w:val="20"/>
+          <w:lang w:val="en-GB" w:eastAsia="en-GB"/>
+          <w14:ligatures w14:val="none"/>
+        </w:rPr>
+        <w:t>an SMS message.</w:t>
+      </w:r>
+    </w:p>
+    <w:p>
+      <w:pPr>
+        <w:tabs>
+          <w:tab w:val="left" w:pos="2552"/>
+        </w:tabs>
+        <w:overflowPunct w:val="0"/>
+        <w:autoSpaceDE w:val="0"/>
+        <w:autoSpaceDN w:val="0"/>
+        <w:adjustRightInd w:val="0"/>
+        <w:spacing w:after="180" w:line="240" w:lineRule="auto"/>
+        <w:textAlignment w:val="baseline"/>
+        <w:rPr>
+          <w:rFonts w:ascii="Times New Roman" w:eastAsia="Times New Roman" w:hAnsi="Times New Roman" w:cs="Times New Roman"/>
+          <w:kern w:val="0"/>
+          <w:sz w:val="20"/>
+          <w:szCs w:val="20"/>
+          <w:lang w:val="en-GB" w:eastAsia="en-GB"/>
+          <w14:ligatures w14:val="none"/>
+        </w:rPr>
+      </w:pPr>
+      <w:r>
+        <w:rPr>
+          <w:rFonts w:ascii="Times New Roman" w:eastAsia="Times New Roman" w:hAnsi="Times New Roman" w:cs="Times New Roman"/>
           <w:b/>
           <w:bCs/>
           <w:kern w:val="0"/>
@@ -651,7 +1241,35 @@
           <w:lang w:val="en-GB" w:eastAsia="en-GB"/>
           <w14:ligatures w14:val="none"/>
         </w:rPr>
-        <w:t xml:space="preserve">When splitting a message text into submessages (using </w:t>
+        <w:t xml:space="preserve">When splitting a message text into </w:t>
+      </w:r>
+      <w:proofErr w:type="spellStart"/>
+      <w:r>
+        <w:rPr>
+          <w:rFonts w:ascii="Times New Roman" w:eastAsia="Times New Roman" w:hAnsi="Times New Roman" w:cs="Times New Roman"/>
+          <w:b/>
+          <w:bCs/>
+          <w:kern w:val="0"/>
+          <w:sz w:val="20"/>
+          <w:szCs w:val="20"/>
+          <w:lang w:val="en-GB" w:eastAsia="en-GB"/>
+          <w14:ligatures w14:val="none"/>
+        </w:rPr>
+        <w:t>submessages</w:t>
+      </w:r>
+      <w:proofErr w:type="spellEnd"/>
+      <w:r>
+        <w:rPr>
+          <w:rFonts w:ascii="Times New Roman" w:eastAsia="Times New Roman" w:hAnsi="Times New Roman" w:cs="Times New Roman"/>
+          <w:b/>
+          <w:bCs/>
+          <w:kern w:val="0"/>
+          <w:sz w:val="20"/>
+          <w:szCs w:val="20"/>
+          <w:lang w:val="en-GB" w:eastAsia="en-GB"/>
+          <w14:ligatures w14:val="none"/>
+        </w:rPr>
+        <w:t xml:space="preserve"> (using </w:t>
       </w:r>
       <w:r>
         <w:rPr>
@@ -846,6 +1464,119 @@
     </w:lvl>
   </w:abstractNum>
   <w:abstractNum w:abstractNumId="1" w15:restartNumberingAfterBreak="0">
+    <w:nsid w:val="402B7464"/>
+    <w:multiLevelType w:val="hybridMultilevel"/>
+    <w:tmpl w:val="C71CF726"/>
+    <w:lvl w:ilvl="0" w:tplc="041D0001">
+      <w:start w:val="1"/>
+      <w:numFmt w:val="bullet"/>
+      <w:lvlText w:val=""/>
+      <w:lvlJc w:val="left"/>
+      <w:pPr>
+        <w:ind w:left="720" w:hanging="360"/>
+      </w:pPr>
+      <w:rPr>
+        <w:rFonts w:ascii="Symbol" w:hAnsi="Symbol" w:hint="default"/>
+      </w:rPr>
+    </w:lvl>
+    <w:lvl w:ilvl="1" w:tplc="041D0003" w:tentative="1">
+      <w:start w:val="1"/>
+      <w:numFmt w:val="bullet"/>
+      <w:lvlText w:val="o"/>
+      <w:lvlJc w:val="left"/>
+      <w:pPr>
+        <w:ind w:left="1440" w:hanging="360"/>
+      </w:pPr>
+      <w:rPr>
+        <w:rFonts w:ascii="Courier New" w:hAnsi="Courier New" w:cs="Courier New" w:hint="default"/>
+      </w:rPr>
+    </w:lvl>
+    <w:lvl w:ilvl="2" w:tplc="041D0005" w:tentative="1">
+      <w:start w:val="1"/>
+      <w:numFmt w:val="bullet"/>
+      <w:lvlText w:val=""/>
+      <w:lvlJc w:val="left"/>
+      <w:pPr>
+        <w:ind w:left="2160" w:hanging="360"/>
+      </w:pPr>
+      <w:rPr>
+        <w:rFonts w:ascii="Wingdings" w:hAnsi="Wingdings" w:hint="default"/>
+      </w:rPr>
+    </w:lvl>
+    <w:lvl w:ilvl="3" w:tplc="041D0001" w:tentative="1">
+      <w:start w:val="1"/>
+      <w:numFmt w:val="bullet"/>
+      <w:lvlText w:val=""/>
+      <w:lvlJc w:val="left"/>
+      <w:pPr>
+        <w:ind w:left="2880" w:hanging="360"/>
+      </w:pPr>
+      <w:rPr>
+        <w:rFonts w:ascii="Symbol" w:hAnsi="Symbol" w:hint="default"/>
+      </w:rPr>
+    </w:lvl>
+    <w:lvl w:ilvl="4" w:tplc="041D0003" w:tentative="1">
+      <w:start w:val="1"/>
+      <w:numFmt w:val="bullet"/>
+      <w:lvlText w:val="o"/>
+      <w:lvlJc w:val="left"/>
+      <w:pPr>
+        <w:ind w:left="3600" w:hanging="360"/>
+      </w:pPr>
+      <w:rPr>
+        <w:rFonts w:ascii="Courier New" w:hAnsi="Courier New" w:cs="Courier New" w:hint="default"/>
+      </w:rPr>
+    </w:lvl>
+    <w:lvl w:ilvl="5" w:tplc="041D0005" w:tentative="1">
+      <w:start w:val="1"/>
+      <w:numFmt w:val="bullet"/>
+      <w:lvlText w:val=""/>
+      <w:lvlJc w:val="left"/>
+      <w:pPr>
+        <w:ind w:left="4320" w:hanging="360"/>
+      </w:pPr>
+      <w:rPr>
+        <w:rFonts w:ascii="Wingdings" w:hAnsi="Wingdings" w:hint="default"/>
+      </w:rPr>
+    </w:lvl>
+    <w:lvl w:ilvl="6" w:tplc="041D0001" w:tentative="1">
+      <w:start w:val="1"/>
+      <w:numFmt w:val="bullet"/>
+      <w:lvlText w:val=""/>
+      <w:lvlJc w:val="left"/>
+      <w:pPr>
+        <w:ind w:left="5040" w:hanging="360"/>
+      </w:pPr>
+      <w:rPr>
+        <w:rFonts w:ascii="Symbol" w:hAnsi="Symbol" w:hint="default"/>
+      </w:rPr>
+    </w:lvl>
+    <w:lvl w:ilvl="7" w:tplc="041D0003" w:tentative="1">
+      <w:start w:val="1"/>
+      <w:numFmt w:val="bullet"/>
+      <w:lvlText w:val="o"/>
+      <w:lvlJc w:val="left"/>
+      <w:pPr>
+        <w:ind w:left="5760" w:hanging="360"/>
+      </w:pPr>
+      <w:rPr>
+        <w:rFonts w:ascii="Courier New" w:hAnsi="Courier New" w:cs="Courier New" w:hint="default"/>
+      </w:rPr>
+    </w:lvl>
+    <w:lvl w:ilvl="8" w:tplc="041D0005" w:tentative="1">
+      <w:start w:val="1"/>
+      <w:numFmt w:val="bullet"/>
+      <w:lvlText w:val=""/>
+      <w:lvlJc w:val="left"/>
+      <w:pPr>
+        <w:ind w:left="6480" w:hanging="360"/>
+      </w:pPr>
+      <w:rPr>
+        <w:rFonts w:ascii="Wingdings" w:hAnsi="Wingdings" w:hint="default"/>
+      </w:rPr>
+    </w:lvl>
+  </w:abstractNum>
+  <w:abstractNum w:abstractNumId="2" w15:restartNumberingAfterBreak="0">
     <w:nsid w:val="430E1F6C"/>
     <w:multiLevelType w:val="hybridMultilevel"/>
     <w:tmpl w:val="3DE4C184"/>
@@ -958,7 +1689,7 @@
       </w:rPr>
     </w:lvl>
   </w:abstractNum>
-  <w:abstractNum w:abstractNumId="2" w15:restartNumberingAfterBreak="0">
+  <w:abstractNum w:abstractNumId="3" w15:restartNumberingAfterBreak="0">
     <w:nsid w:val="4B2476B0"/>
     <w:multiLevelType w:val="hybridMultilevel"/>
     <w:tmpl w:val="CB94A18E"/>
@@ -1071,7 +1802,7 @@
       </w:rPr>
     </w:lvl>
   </w:abstractNum>
-  <w:abstractNum w:abstractNumId="3" w15:restartNumberingAfterBreak="0">
+  <w:abstractNum w:abstractNumId="4" w15:restartNumberingAfterBreak="0">
     <w:nsid w:val="53400343"/>
     <w:multiLevelType w:val="hybridMultilevel"/>
     <w:tmpl w:val="9DC65596"/>
@@ -1185,16 +1916,19 @@
     </w:lvl>
   </w:abstractNum>
   <w:num w:numId="1" w16cid:durableId="305622839">
-    <w:abstractNumId w:val="3"/>
+    <w:abstractNumId w:val="4"/>
   </w:num>
   <w:num w:numId="2" w16cid:durableId="2064712009">
     <w:abstractNumId w:val="0"/>
   </w:num>
   <w:num w:numId="3" w16cid:durableId="1197505605">
-    <w:abstractNumId w:val="1"/>
+    <w:abstractNumId w:val="2"/>
   </w:num>
   <w:num w:numId="4" w16cid:durableId="190538663">
-    <w:abstractNumId w:val="2"/>
+    <w:abstractNumId w:val="3"/>
+  </w:num>
+  <w:num w:numId="5" w16cid:durableId="38629711">
+    <w:abstractNumId w:val="1"/>
   </w:num>
 </w:numbering>
 </file>

--- a/6.2.2.docx
+++ b/6.2.2.docx
@@ -123,29 +123,40 @@
           <w:lang w:val="en-GB" w:eastAsia="en-GB"/>
           <w14:ligatures w14:val="none"/>
         </w:rPr>
-        <w:t>bit data is user defined</w:t>
-      </w:r>
-      <w:r>
-        <w:rPr>
-          <w:rFonts w:ascii="Times New Roman" w:eastAsia="Times New Roman" w:hAnsi="Times New Roman" w:cs="Times New Roman"/>
-          <w:kern w:val="0"/>
-          <w:sz w:val="20"/>
-          <w:szCs w:val="20"/>
-          <w:lang w:val="en-GB" w:eastAsia="en-GB"/>
-          <w14:ligatures w14:val="none"/>
-        </w:rPr>
-        <w:t>; however, if it is character data</w:t>
-      </w:r>
-      <w:r>
-        <w:rPr>
-          <w:rFonts w:ascii="Times New Roman" w:eastAsia="Times New Roman" w:hAnsi="Times New Roman" w:cs="Times New Roman"/>
-          <w:kern w:val="0"/>
-          <w:sz w:val="20"/>
-          <w:szCs w:val="20"/>
-          <w:lang w:val="en-GB" w:eastAsia="en-GB"/>
-          <w14:ligatures w14:val="none"/>
-        </w:rPr>
-        <w:t>, it is in UTF-8.</w:t>
+        <w:t xml:space="preserve">bit data is </w:t>
+      </w:r>
+      <w:r>
+        <w:rPr>
+          <w:rFonts w:ascii="Times New Roman" w:eastAsia="Times New Roman" w:hAnsi="Times New Roman" w:cs="Times New Roman"/>
+          <w:kern w:val="0"/>
+          <w:sz w:val="20"/>
+          <w:szCs w:val="20"/>
+          <w:lang w:val="en-GB" w:eastAsia="en-GB"/>
+          <w14:ligatures w14:val="none"/>
+        </w:rPr>
+        <w:t xml:space="preserve">partially </w:t>
+      </w:r>
+      <w:r>
+        <w:rPr>
+          <w:rFonts w:ascii="Times New Roman" w:eastAsia="Times New Roman" w:hAnsi="Times New Roman" w:cs="Times New Roman"/>
+          <w:kern w:val="0"/>
+          <w:sz w:val="20"/>
+          <w:szCs w:val="20"/>
+          <w:lang w:val="en-GB" w:eastAsia="en-GB"/>
+          <w14:ligatures w14:val="none"/>
+        </w:rPr>
+        <w:t>user defined</w:t>
+      </w:r>
+      <w:r>
+        <w:rPr>
+          <w:rFonts w:ascii="Times New Roman" w:eastAsia="Times New Roman" w:hAnsi="Times New Roman" w:cs="Times New Roman"/>
+          <w:kern w:val="0"/>
+          <w:sz w:val="20"/>
+          <w:szCs w:val="20"/>
+          <w:lang w:val="en-GB" w:eastAsia="en-GB"/>
+          <w14:ligatures w14:val="none"/>
+        </w:rPr>
+        <w:t>.</w:t>
       </w:r>
       <w:r>
         <w:rPr>
@@ -652,6 +663,38 @@
           <w14:ligatures w14:val="none"/>
         </w:rPr>
         <w:tab/>
+      </w:r>
+      <w:r>
+        <w:rPr>
+          <w:rFonts w:ascii="Times New Roman" w:eastAsia="Times New Roman" w:hAnsi="Times New Roman" w:cs="Times New Roman"/>
+          <w:kern w:val="0"/>
+          <w:sz w:val="20"/>
+          <w:szCs w:val="20"/>
+          <w:lang w:val="en-GB" w:eastAsia="en-GB"/>
+          <w14:ligatures w14:val="none"/>
+        </w:rPr>
+        <w:t xml:space="preserve">* </w:t>
+      </w:r>
+      <w:r>
+        <w:rPr>
+          <w:rFonts w:ascii="Times New Roman" w:eastAsia="Times New Roman" w:hAnsi="Times New Roman" w:cs="Times New Roman"/>
+          <w:kern w:val="0"/>
+          <w:sz w:val="20"/>
+          <w:szCs w:val="20"/>
+          <w:lang w:val="en-GB" w:eastAsia="en-GB"/>
+          <w14:ligatures w14:val="none"/>
+        </w:rPr>
+        <w:t xml:space="preserve">Character data: </w:t>
+      </w:r>
+      <w:r>
+        <w:rPr>
+          <w:rFonts w:ascii="Times New Roman" w:eastAsia="Times New Roman" w:hAnsi="Times New Roman" w:cs="Times New Roman"/>
+          <w:kern w:val="0"/>
+          <w:sz w:val="20"/>
+          <w:szCs w:val="20"/>
+          <w:lang w:val="en-GB" w:eastAsia="en-GB"/>
+          <w14:ligatures w14:val="none"/>
+        </w:rPr>
         <w:t>CR</w:t>
       </w:r>
       <w:r>
@@ -709,6 +752,17 @@
           <w:lang w:val="en-GB" w:eastAsia="en-GB"/>
           <w14:ligatures w14:val="none"/>
         </w:rPr>
+        <w:t xml:space="preserve"> (octet)</w:t>
+      </w:r>
+      <w:r>
+        <w:rPr>
+          <w:rFonts w:ascii="Times New Roman" w:eastAsia="Times New Roman" w:hAnsi="Times New Roman" w:cs="Times New Roman"/>
+          <w:kern w:val="0"/>
+          <w:sz w:val="20"/>
+          <w:szCs w:val="20"/>
+          <w:lang w:val="en-GB" w:eastAsia="en-GB"/>
+          <w14:ligatures w14:val="none"/>
+        </w:rPr>
         <w:t>, after bits reversal</w:t>
       </w:r>
       <w:r>
@@ -731,7 +785,142 @@
           <w:lang w:val="en-GB" w:eastAsia="en-GB"/>
           <w14:ligatures w14:val="none"/>
         </w:rPr>
-        <w:t xml:space="preserve"> in the case of character</w:t>
+        <w:t xml:space="preserve"> or </w:t>
+      </w:r>
+      <w:proofErr w:type="spellStart"/>
+      <w:r>
+        <w:rPr>
+          <w:rFonts w:ascii="Times New Roman" w:eastAsia="Times New Roman" w:hAnsi="Times New Roman" w:cs="Times New Roman"/>
+          <w:kern w:val="0"/>
+          <w:sz w:val="20"/>
+          <w:szCs w:val="20"/>
+          <w:lang w:val="en-GB" w:eastAsia="en-GB"/>
+          <w14:ligatures w14:val="none"/>
+        </w:rPr>
+        <w:t>0x00</w:t>
+      </w:r>
+      <w:proofErr w:type="spellEnd"/>
+      <w:r>
+        <w:rPr>
+          <w:rFonts w:ascii="Times New Roman" w:eastAsia="Times New Roman" w:hAnsi="Times New Roman" w:cs="Times New Roman"/>
+          <w:kern w:val="0"/>
+          <w:sz w:val="20"/>
+          <w:szCs w:val="20"/>
+          <w:lang w:val="en-GB" w:eastAsia="en-GB"/>
+          <w14:ligatures w14:val="none"/>
+        </w:rPr>
+        <w:t>.</w:t>
+      </w:r>
+      <w:r>
+        <w:rPr>
+          <w:rFonts w:ascii="Times New Roman" w:eastAsia="Times New Roman" w:hAnsi="Times New Roman" w:cs="Times New Roman"/>
+          <w:kern w:val="0"/>
+          <w:sz w:val="20"/>
+          <w:szCs w:val="20"/>
+          <w:lang w:val="en-GB" w:eastAsia="en-GB"/>
+          <w14:ligatures w14:val="none"/>
+        </w:rPr>
+        <w:br/>
+      </w:r>
+      <w:r>
+        <w:rPr>
+          <w:rFonts w:ascii="Times New Roman" w:eastAsia="Times New Roman" w:hAnsi="Times New Roman" w:cs="Times New Roman"/>
+          <w:kern w:val="0"/>
+          <w:sz w:val="20"/>
+          <w:szCs w:val="20"/>
+          <w:lang w:val="en-GB" w:eastAsia="en-GB"/>
+          <w14:ligatures w14:val="none"/>
+        </w:rPr>
+        <w:tab/>
+      </w:r>
+      <w:r>
+        <w:rPr>
+          <w:rFonts w:ascii="Times New Roman" w:eastAsia="Times New Roman" w:hAnsi="Times New Roman" w:cs="Times New Roman"/>
+          <w:kern w:val="0"/>
+          <w:sz w:val="20"/>
+          <w:szCs w:val="20"/>
+          <w:lang w:val="en-GB" w:eastAsia="en-GB"/>
+          <w14:ligatures w14:val="none"/>
+        </w:rPr>
+        <w:t xml:space="preserve">* </w:t>
+      </w:r>
+      <w:r>
+        <w:rPr>
+          <w:rFonts w:ascii="Times New Roman" w:eastAsia="Times New Roman" w:hAnsi="Times New Roman" w:cs="Times New Roman"/>
+          <w:kern w:val="0"/>
+          <w:sz w:val="20"/>
+          <w:szCs w:val="20"/>
+          <w:lang w:val="en-GB" w:eastAsia="en-GB"/>
+          <w14:ligatures w14:val="none"/>
+        </w:rPr>
+        <w:t>Non-character data</w:t>
+      </w:r>
+      <w:r>
+        <w:rPr>
+          <w:rFonts w:ascii="Times New Roman" w:eastAsia="Times New Roman" w:hAnsi="Times New Roman" w:cs="Times New Roman"/>
+          <w:kern w:val="0"/>
+          <w:sz w:val="20"/>
+          <w:szCs w:val="20"/>
+          <w:lang w:val="en-GB" w:eastAsia="en-GB"/>
+          <w14:ligatures w14:val="none"/>
+        </w:rPr>
+        <w:t>:</w:t>
+      </w:r>
+      <w:r>
+        <w:rPr>
+          <w:rFonts w:ascii="Times New Roman" w:eastAsia="Times New Roman" w:hAnsi="Times New Roman" w:cs="Times New Roman"/>
+          <w:kern w:val="0"/>
+          <w:sz w:val="20"/>
+          <w:szCs w:val="20"/>
+          <w:lang w:val="en-GB" w:eastAsia="en-GB"/>
+          <w14:ligatures w14:val="none"/>
+        </w:rPr>
+        <w:t xml:space="preserve"> </w:t>
+      </w:r>
+      <w:r>
+        <w:rPr>
+          <w:rFonts w:ascii="Times New Roman" w:eastAsia="Times New Roman" w:hAnsi="Times New Roman" w:cs="Times New Roman"/>
+          <w:kern w:val="0"/>
+          <w:sz w:val="20"/>
+          <w:szCs w:val="20"/>
+          <w:lang w:val="en-GB" w:eastAsia="en-GB"/>
+          <w14:ligatures w14:val="none"/>
+        </w:rPr>
+        <w:t xml:space="preserve">the pad octet is </w:t>
+      </w:r>
+      <w:r>
+        <w:rPr>
+          <w:rFonts w:ascii="Times New Roman" w:eastAsia="Times New Roman" w:hAnsi="Times New Roman" w:cs="Times New Roman"/>
+          <w:kern w:val="0"/>
+          <w:sz w:val="20"/>
+          <w:szCs w:val="20"/>
+          <w:lang w:val="en-GB" w:eastAsia="en-GB"/>
+          <w14:ligatures w14:val="none"/>
+        </w:rPr>
+        <w:t>user defined</w:t>
+      </w:r>
+      <w:r>
+        <w:rPr>
+          <w:rFonts w:ascii="Times New Roman" w:eastAsia="Times New Roman" w:hAnsi="Times New Roman" w:cs="Times New Roman"/>
+          <w:kern w:val="0"/>
+          <w:sz w:val="20"/>
+          <w:szCs w:val="20"/>
+          <w:lang w:val="en-GB" w:eastAsia="en-GB"/>
+          <w14:ligatures w14:val="none"/>
+        </w:rPr>
+        <w:t xml:space="preserve"> and </w:t>
+      </w:r>
+      <w:proofErr w:type="spellStart"/>
+      <w:r>
+        <w:rPr>
+          <w:rFonts w:ascii="Times New Roman" w:eastAsia="Times New Roman" w:hAnsi="Times New Roman" w:cs="Times New Roman"/>
+          <w:kern w:val="0"/>
+          <w:sz w:val="20"/>
+          <w:szCs w:val="20"/>
+          <w:lang w:val="en-GB" w:eastAsia="en-GB"/>
+          <w14:ligatures w14:val="none"/>
+        </w:rPr>
+        <w:t>NLID</w:t>
       </w:r>
       <w:r>
         <w:rPr>
@@ -744,6 +933,7 @@
         </w:rPr>
         <w:t>s</w:t>
       </w:r>
+      <w:proofErr w:type="spellEnd"/>
       <w:r>
         <w:rPr>
           <w:rFonts w:ascii="Times New Roman" w:eastAsia="Times New Roman" w:hAnsi="Times New Roman" w:cs="Times New Roman"/>
@@ -764,95 +954,7 @@
           <w:lang w:val="en-GB" w:eastAsia="en-GB"/>
           <w14:ligatures w14:val="none"/>
         </w:rPr>
-        <w:t>(UTF-8)</w:t>
-      </w:r>
-      <w:r>
-        <w:rPr>
-          <w:rFonts w:ascii="Times New Roman" w:eastAsia="Times New Roman" w:hAnsi="Times New Roman" w:cs="Times New Roman"/>
-          <w:kern w:val="0"/>
-          <w:sz w:val="20"/>
-          <w:szCs w:val="20"/>
-          <w:lang w:val="en-GB" w:eastAsia="en-GB"/>
-          <w14:ligatures w14:val="none"/>
-        </w:rPr>
-        <w:t>.</w:t>
-      </w:r>
-      <w:r>
-        <w:rPr>
-          <w:rFonts w:ascii="Times New Roman" w:eastAsia="Times New Roman" w:hAnsi="Times New Roman" w:cs="Times New Roman"/>
-          <w:kern w:val="0"/>
-          <w:sz w:val="20"/>
-          <w:szCs w:val="20"/>
-          <w:lang w:val="en-GB" w:eastAsia="en-GB"/>
-          <w14:ligatures w14:val="none"/>
-        </w:rPr>
-        <w:br/>
-      </w:r>
-      <w:r>
-        <w:rPr>
-          <w:rFonts w:ascii="Times New Roman" w:eastAsia="Times New Roman" w:hAnsi="Times New Roman" w:cs="Times New Roman"/>
-          <w:kern w:val="0"/>
-          <w:sz w:val="20"/>
-          <w:szCs w:val="20"/>
-          <w:lang w:val="en-GB" w:eastAsia="en-GB"/>
-          <w14:ligatures w14:val="none"/>
-        </w:rPr>
-        <w:t xml:space="preserve">                                     </w:t>
-      </w:r>
-      <w:r>
-        <w:rPr>
-          <w:rFonts w:ascii="Times New Roman" w:eastAsia="Times New Roman" w:hAnsi="Times New Roman" w:cs="Times New Roman"/>
-          <w:kern w:val="0"/>
-          <w:sz w:val="20"/>
-          <w:szCs w:val="20"/>
-          <w:lang w:val="en-GB" w:eastAsia="en-GB"/>
-          <w14:ligatures w14:val="none"/>
-        </w:rPr>
-        <w:t>Otherwise</w:t>
-      </w:r>
-      <w:r>
-        <w:rPr>
-          <w:rFonts w:ascii="Times New Roman" w:eastAsia="Times New Roman" w:hAnsi="Times New Roman" w:cs="Times New Roman"/>
-          <w:kern w:val="0"/>
-          <w:sz w:val="20"/>
-          <w:szCs w:val="20"/>
-          <w:lang w:val="en-GB" w:eastAsia="en-GB"/>
-          <w14:ligatures w14:val="none"/>
-        </w:rPr>
-        <w:t>:</w:t>
-      </w:r>
-      <w:r>
-        <w:rPr>
-          <w:rFonts w:ascii="Times New Roman" w:eastAsia="Times New Roman" w:hAnsi="Times New Roman" w:cs="Times New Roman"/>
-          <w:kern w:val="0"/>
-          <w:sz w:val="20"/>
-          <w:szCs w:val="20"/>
-          <w:lang w:val="en-GB" w:eastAsia="en-GB"/>
-          <w14:ligatures w14:val="none"/>
-        </w:rPr>
-        <w:t xml:space="preserve"> </w:t>
-      </w:r>
-      <w:r>
-        <w:rPr>
-          <w:rFonts w:ascii="Times New Roman" w:eastAsia="Times New Roman" w:hAnsi="Times New Roman" w:cs="Times New Roman"/>
-          <w:kern w:val="0"/>
-          <w:sz w:val="20"/>
-          <w:szCs w:val="20"/>
-          <w:lang w:val="en-GB" w:eastAsia="en-GB"/>
-          <w14:ligatures w14:val="none"/>
-        </w:rPr>
-        <w:t xml:space="preserve">the pad octet is </w:t>
-      </w:r>
-      <w:r>
-        <w:rPr>
-          <w:rFonts w:ascii="Times New Roman" w:eastAsia="Times New Roman" w:hAnsi="Times New Roman" w:cs="Times New Roman"/>
-          <w:kern w:val="0"/>
-          <w:sz w:val="20"/>
-          <w:szCs w:val="20"/>
-          <w:lang w:val="en-GB" w:eastAsia="en-GB"/>
-          <w14:ligatures w14:val="none"/>
-        </w:rPr>
-        <w:t>user defined</w:t>
+        <w:t>are ignored</w:t>
       </w:r>
       <w:r>
         <w:rPr>
@@ -911,7 +1013,51 @@
           <w:lang w:val="en-GB" w:eastAsia="en-GB"/>
           <w14:ligatures w14:val="none"/>
         </w:rPr>
-        <w:t xml:space="preserve"> (if characters)</w:t>
+        <w:t xml:space="preserve"> (if characters</w:t>
+      </w:r>
+      <w:r>
+        <w:rPr>
+          <w:rFonts w:ascii="Times New Roman" w:eastAsia="Times New Roman" w:hAnsi="Times New Roman" w:cs="Times New Roman"/>
+          <w:kern w:val="0"/>
+          <w:sz w:val="20"/>
+          <w:szCs w:val="20"/>
+          <w:lang w:val="en-GB" w:eastAsia="en-GB"/>
+          <w14:ligatures w14:val="none"/>
+        </w:rPr>
+        <w:t xml:space="preserve">; support </w:t>
+      </w:r>
+      <w:r>
+        <w:rPr>
+          <w:rFonts w:ascii="Times New Roman" w:eastAsia="Times New Roman" w:hAnsi="Times New Roman" w:cs="Times New Roman"/>
+          <w:kern w:val="0"/>
+          <w:sz w:val="20"/>
+          <w:szCs w:val="20"/>
+          <w:lang w:val="en-GB" w:eastAsia="en-GB"/>
+          <w14:ligatures w14:val="none"/>
+        </w:rPr>
+        <w:t>i</w:t>
+      </w:r>
+      <w:r>
+        <w:rPr>
+          <w:rFonts w:ascii="Times New Roman" w:eastAsia="Times New Roman" w:hAnsi="Times New Roman" w:cs="Times New Roman"/>
+          <w:kern w:val="0"/>
+          <w:sz w:val="20"/>
+          <w:szCs w:val="20"/>
+          <w:lang w:val="en-GB" w:eastAsia="en-GB"/>
+          <w14:ligatures w14:val="none"/>
+        </w:rPr>
+        <w:t>s user defined</w:t>
+      </w:r>
+      <w:r>
+        <w:rPr>
+          <w:rFonts w:ascii="Times New Roman" w:eastAsia="Times New Roman" w:hAnsi="Times New Roman" w:cs="Times New Roman"/>
+          <w:kern w:val="0"/>
+          <w:sz w:val="20"/>
+          <w:szCs w:val="20"/>
+          <w:lang w:val="en-GB" w:eastAsia="en-GB"/>
+          <w14:ligatures w14:val="none"/>
+        </w:rPr>
+        <w:t>)</w:t>
       </w:r>
       <w:r>
         <w:rPr>
@@ -933,6 +1079,17 @@
           <w:lang w:val="en-GB" w:eastAsia="en-GB"/>
           <w14:ligatures w14:val="none"/>
         </w:rPr>
+        <w:br/>
+      </w:r>
+      <w:r>
+        <w:rPr>
+          <w:rFonts w:ascii="Times New Roman" w:eastAsia="Times New Roman" w:hAnsi="Times New Roman" w:cs="Times New Roman"/>
+          <w:kern w:val="0"/>
+          <w:sz w:val="20"/>
+          <w:szCs w:val="20"/>
+          <w:lang w:val="en-GB" w:eastAsia="en-GB"/>
+          <w14:ligatures w14:val="none"/>
+        </w:rPr>
         <w:tab/>
       </w:r>
       <w:r>
@@ -955,18 +1112,40 @@
           <w:lang w:val="en-GB" w:eastAsia="en-GB"/>
           <w14:ligatures w14:val="none"/>
         </w:rPr>
-        <w:t xml:space="preserve">; </w:t>
-      </w:r>
-      <w:r>
-        <w:rPr>
-          <w:rFonts w:ascii="Times New Roman" w:eastAsia="Times New Roman" w:hAnsi="Times New Roman" w:cs="Times New Roman"/>
-          <w:kern w:val="0"/>
-          <w:sz w:val="20"/>
-          <w:szCs w:val="20"/>
-          <w:lang w:val="en-GB" w:eastAsia="en-GB"/>
-          <w14:ligatures w14:val="none"/>
-        </w:rPr>
-        <w:t>UTF-8</w:t>
+        <w:t xml:space="preserve"> as </w:t>
+      </w:r>
+      <w:r>
+        <w:rPr>
+          <w:rFonts w:ascii="Times New Roman" w:eastAsia="Times New Roman" w:hAnsi="Times New Roman" w:cs="Times New Roman"/>
+          <w:kern w:val="0"/>
+          <w:sz w:val="20"/>
+          <w:szCs w:val="20"/>
+          <w:lang w:val="en-GB" w:eastAsia="en-GB"/>
+          <w14:ligatures w14:val="none"/>
+        </w:rPr>
+        <w:t xml:space="preserve">UTF-8, </w:t>
+      </w:r>
+      <w:r>
+        <w:rPr>
+          <w:rFonts w:ascii="Times New Roman" w:eastAsia="Times New Roman" w:hAnsi="Times New Roman" w:cs="Times New Roman"/>
+          <w:kern w:val="0"/>
+          <w:sz w:val="20"/>
+          <w:szCs w:val="20"/>
+          <w:lang w:val="en-GB" w:eastAsia="en-GB"/>
+          <w14:ligatures w14:val="none"/>
+        </w:rPr>
+        <w:t xml:space="preserve">1 to 4 </w:t>
+      </w:r>
+      <w:r>
+        <w:rPr>
+          <w:rFonts w:ascii="Times New Roman" w:eastAsia="Times New Roman" w:hAnsi="Times New Roman" w:cs="Times New Roman"/>
+          <w:kern w:val="0"/>
+          <w:sz w:val="20"/>
+          <w:szCs w:val="20"/>
+          <w:lang w:val="en-GB" w:eastAsia="en-GB"/>
+          <w14:ligatures w14:val="none"/>
+        </w:rPr>
+        <w:t>octets per character</w:t>
       </w:r>
       <w:r>
         <w:rPr>
@@ -988,18 +1167,529 @@
           <w:lang w:val="en-GB" w:eastAsia="en-GB"/>
           <w14:ligatures w14:val="none"/>
         </w:rPr>
-        <w:t xml:space="preserve">1 to 4 </w:t>
-      </w:r>
-      <w:r>
-        <w:rPr>
-          <w:rFonts w:ascii="Times New Roman" w:eastAsia="Times New Roman" w:hAnsi="Times New Roman" w:cs="Times New Roman"/>
-          <w:kern w:val="0"/>
-          <w:sz w:val="20"/>
-          <w:szCs w:val="20"/>
-          <w:lang w:val="en-GB" w:eastAsia="en-GB"/>
-          <w14:ligatures w14:val="none"/>
-        </w:rPr>
-        <w:t>octets per character</w:t>
+        <w:t xml:space="preserve">if </w:t>
+      </w:r>
+      <w:proofErr w:type="spellStart"/>
+      <w:r>
+        <w:rPr>
+          <w:rFonts w:ascii="Times New Roman" w:eastAsia="Times New Roman" w:hAnsi="Times New Roman" w:cs="Times New Roman"/>
+          <w:kern w:val="0"/>
+          <w:sz w:val="20"/>
+          <w:szCs w:val="20"/>
+          <w:lang w:val="en-GB" w:eastAsia="en-GB"/>
+          <w14:ligatures w14:val="none"/>
+        </w:rPr>
+        <w:t>NLIDs</w:t>
+      </w:r>
+      <w:proofErr w:type="spellEnd"/>
+      <w:r>
+        <w:rPr>
+          <w:rFonts w:ascii="Times New Roman" w:eastAsia="Times New Roman" w:hAnsi="Times New Roman" w:cs="Times New Roman"/>
+          <w:kern w:val="0"/>
+          <w:sz w:val="20"/>
+          <w:szCs w:val="20"/>
+          <w:lang w:val="en-GB" w:eastAsia="en-GB"/>
+          <w14:ligatures w14:val="none"/>
+        </w:rPr>
+        <w:t xml:space="preserve"> </w:t>
+      </w:r>
+      <w:r>
+        <w:rPr>
+          <w:rFonts w:ascii="Times New Roman" w:eastAsia="Times New Roman" w:hAnsi="Times New Roman" w:cs="Times New Roman"/>
+          <w:kern w:val="0"/>
+          <w:sz w:val="20"/>
+          <w:szCs w:val="20"/>
+          <w:lang w:val="en-GB" w:eastAsia="en-GB"/>
+          <w14:ligatures w14:val="none"/>
+        </w:rPr>
+        <w:t>are</w:t>
+      </w:r>
+      <w:r>
+        <w:rPr>
+          <w:rFonts w:ascii="Times New Roman" w:eastAsia="Times New Roman" w:hAnsi="Times New Roman" w:cs="Times New Roman"/>
+          <w:kern w:val="0"/>
+          <w:sz w:val="20"/>
+          <w:szCs w:val="20"/>
+          <w:lang w:val="en-GB" w:eastAsia="en-GB"/>
+          <w14:ligatures w14:val="none"/>
+        </w:rPr>
+        <w:br/>
+      </w:r>
+      <w:r>
+        <w:rPr>
+          <w:rFonts w:ascii="Times New Roman" w:eastAsia="Times New Roman" w:hAnsi="Times New Roman" w:cs="Times New Roman"/>
+          <w:kern w:val="0"/>
+          <w:sz w:val="20"/>
+          <w:szCs w:val="20"/>
+          <w:lang w:val="en-GB" w:eastAsia="en-GB"/>
+          <w14:ligatures w14:val="none"/>
+        </w:rPr>
+        <w:tab/>
+      </w:r>
+      <w:r>
+        <w:rPr>
+          <w:rFonts w:ascii="Times New Roman" w:eastAsia="Times New Roman" w:hAnsi="Times New Roman" w:cs="Times New Roman"/>
+          <w:kern w:val="0"/>
+          <w:sz w:val="20"/>
+          <w:szCs w:val="20"/>
+          <w:lang w:val="en-GB" w:eastAsia="en-GB"/>
+          <w14:ligatures w14:val="none"/>
+        </w:rPr>
+        <w:t>both</w:t>
+      </w:r>
+      <w:r>
+        <w:rPr>
+          <w:rFonts w:ascii="Times New Roman" w:eastAsia="Times New Roman" w:hAnsi="Times New Roman" w:cs="Times New Roman"/>
+          <w:kern w:val="0"/>
+          <w:sz w:val="20"/>
+          <w:szCs w:val="20"/>
+          <w:lang w:val="en-GB" w:eastAsia="en-GB"/>
+          <w14:ligatures w14:val="none"/>
+        </w:rPr>
+        <w:t xml:space="preserve"> </w:t>
+      </w:r>
+      <w:proofErr w:type="spellStart"/>
+      <w:r>
+        <w:rPr>
+          <w:rFonts w:ascii="Times New Roman" w:eastAsia="Times New Roman" w:hAnsi="Times New Roman" w:cs="Times New Roman"/>
+          <w:kern w:val="0"/>
+          <w:sz w:val="20"/>
+          <w:szCs w:val="20"/>
+          <w:lang w:val="en-GB" w:eastAsia="en-GB"/>
+          <w14:ligatures w14:val="none"/>
+        </w:rPr>
+        <w:t>0x00</w:t>
+      </w:r>
+      <w:proofErr w:type="spellEnd"/>
+      <w:r>
+        <w:rPr>
+          <w:rFonts w:ascii="Times New Roman" w:eastAsia="Times New Roman" w:hAnsi="Times New Roman" w:cs="Times New Roman"/>
+          <w:kern w:val="0"/>
+          <w:sz w:val="20"/>
+          <w:szCs w:val="20"/>
+          <w:lang w:val="en-GB" w:eastAsia="en-GB"/>
+          <w14:ligatures w14:val="none"/>
+        </w:rPr>
+        <w:t xml:space="preserve"> (default)</w:t>
+      </w:r>
+      <w:r>
+        <w:rPr>
+          <w:rFonts w:ascii="Times New Roman" w:eastAsia="Times New Roman" w:hAnsi="Times New Roman" w:cs="Times New Roman"/>
+          <w:kern w:val="0"/>
+          <w:sz w:val="20"/>
+          <w:szCs w:val="20"/>
+          <w:lang w:val="en-GB" w:eastAsia="en-GB"/>
+          <w14:ligatures w14:val="none"/>
+        </w:rPr>
+        <w:t>.</w:t>
+      </w:r>
+      <w:r>
+        <w:rPr>
+          <w:rFonts w:ascii="Times New Roman" w:eastAsia="Times New Roman" w:hAnsi="Times New Roman" w:cs="Times New Roman"/>
+          <w:kern w:val="0"/>
+          <w:sz w:val="20"/>
+          <w:szCs w:val="20"/>
+          <w:lang w:val="en-GB" w:eastAsia="en-GB"/>
+          <w14:ligatures w14:val="none"/>
+        </w:rPr>
+        <w:t xml:space="preserve"> If the National Language ID are both the same value</w:t>
+      </w:r>
+      <w:r>
+        <w:rPr>
+          <w:rFonts w:ascii="Times New Roman" w:eastAsia="Times New Roman" w:hAnsi="Times New Roman" w:cs="Times New Roman"/>
+          <w:kern w:val="0"/>
+          <w:sz w:val="20"/>
+          <w:szCs w:val="20"/>
+          <w:lang w:val="en-GB" w:eastAsia="en-GB"/>
+          <w14:ligatures w14:val="none"/>
+        </w:rPr>
+        <w:t xml:space="preserve"> and</w:t>
+      </w:r>
+      <w:r>
+        <w:rPr>
+          <w:rFonts w:ascii="Times New Roman" w:eastAsia="Times New Roman" w:hAnsi="Times New Roman" w:cs="Times New Roman"/>
+          <w:kern w:val="0"/>
+          <w:sz w:val="20"/>
+          <w:szCs w:val="20"/>
+          <w:lang w:val="en-GB" w:eastAsia="en-GB"/>
+          <w14:ligatures w14:val="none"/>
+        </w:rPr>
+        <w:br/>
+      </w:r>
+      <w:r>
+        <w:rPr>
+          <w:rFonts w:ascii="Times New Roman" w:eastAsia="Times New Roman" w:hAnsi="Times New Roman" w:cs="Times New Roman"/>
+          <w:kern w:val="0"/>
+          <w:sz w:val="20"/>
+          <w:szCs w:val="20"/>
+          <w:lang w:val="en-GB" w:eastAsia="en-GB"/>
+          <w14:ligatures w14:val="none"/>
+        </w:rPr>
+        <w:tab/>
+      </w:r>
+      <w:proofErr w:type="spellStart"/>
+      <w:r>
+        <w:rPr>
+          <w:rFonts w:ascii="Times New Roman" w:eastAsia="Times New Roman" w:hAnsi="Times New Roman" w:cs="Times New Roman"/>
+          <w:kern w:val="0"/>
+          <w:sz w:val="20"/>
+          <w:szCs w:val="20"/>
+          <w:lang w:val="en-GB" w:eastAsia="en-GB"/>
+          <w14:ligatures w14:val="none"/>
+        </w:rPr>
+        <w:t>0x10</w:t>
+      </w:r>
+      <w:proofErr w:type="spellEnd"/>
+      <w:r>
+        <w:rPr>
+          <w:rFonts w:ascii="Times New Roman" w:eastAsia="Times New Roman" w:hAnsi="Times New Roman" w:cs="Times New Roman"/>
+          <w:kern w:val="0"/>
+          <w:sz w:val="20"/>
+          <w:szCs w:val="20"/>
+          <w:lang w:val="en-GB" w:eastAsia="en-GB"/>
+          <w14:ligatures w14:val="none"/>
+        </w:rPr>
+        <w:t xml:space="preserve"> or greater: the 8-bit version of </w:t>
+      </w:r>
+      <w:r>
+        <w:rPr>
+          <w:rFonts w:ascii="Times New Roman" w:eastAsia="Times New Roman" w:hAnsi="Times New Roman" w:cs="Times New Roman"/>
+          <w:kern w:val="0"/>
+          <w:sz w:val="20"/>
+          <w:szCs w:val="20"/>
+          <w:lang w:val="en-GB" w:eastAsia="en-GB"/>
+          <w14:ligatures w14:val="none"/>
+        </w:rPr>
+        <w:t xml:space="preserve">the </w:t>
+      </w:r>
+      <w:r>
+        <w:rPr>
+          <w:rFonts w:ascii="Times New Roman" w:eastAsia="Times New Roman" w:hAnsi="Times New Roman" w:cs="Times New Roman"/>
+          <w:kern w:val="0"/>
+          <w:sz w:val="20"/>
+          <w:szCs w:val="20"/>
+          <w:lang w:val="en-GB" w:eastAsia="en-GB"/>
+          <w14:ligatures w14:val="none"/>
+        </w:rPr>
+        <w:t xml:space="preserve">7-bit alphabet </w:t>
+      </w:r>
+      <w:r>
+        <w:rPr>
+          <w:rFonts w:ascii="Times New Roman" w:eastAsia="Times New Roman" w:hAnsi="Times New Roman" w:cs="Times New Roman"/>
+          <w:kern w:val="0"/>
+          <w:sz w:val="20"/>
+          <w:szCs w:val="20"/>
+          <w:lang w:val="en-GB" w:eastAsia="en-GB"/>
+          <w14:ligatures w14:val="none"/>
+        </w:rPr>
+        <w:t xml:space="preserve">(section </w:t>
+      </w:r>
+      <w:proofErr w:type="spellStart"/>
+      <w:r>
+        <w:rPr>
+          <w:rFonts w:ascii="Times New Roman" w:eastAsia="Times New Roman" w:hAnsi="Times New Roman" w:cs="Times New Roman"/>
+          <w:kern w:val="0"/>
+          <w:sz w:val="20"/>
+          <w:szCs w:val="20"/>
+          <w:lang w:val="en-GB" w:eastAsia="en-GB"/>
+          <w14:ligatures w14:val="none"/>
+        </w:rPr>
+        <w:t>A.4</w:t>
+      </w:r>
+      <w:proofErr w:type="spellEnd"/>
+      <w:r>
+        <w:rPr>
+          <w:rFonts w:ascii="Times New Roman" w:eastAsia="Times New Roman" w:hAnsi="Times New Roman" w:cs="Times New Roman"/>
+          <w:kern w:val="0"/>
+          <w:sz w:val="20"/>
+          <w:szCs w:val="20"/>
+          <w:lang w:val="en-GB" w:eastAsia="en-GB"/>
+          <w14:ligatures w14:val="none"/>
+        </w:rPr>
+        <w:t xml:space="preserve">) </w:t>
+      </w:r>
+      <w:r>
+        <w:rPr>
+          <w:rFonts w:ascii="Times New Roman" w:eastAsia="Times New Roman" w:hAnsi="Times New Roman" w:cs="Times New Roman"/>
+          <w:kern w:val="0"/>
+          <w:sz w:val="20"/>
+          <w:szCs w:val="20"/>
+          <w:lang w:val="en-GB" w:eastAsia="en-GB"/>
+          <w14:ligatures w14:val="none"/>
+        </w:rPr>
+        <w:t>having that</w:t>
+      </w:r>
+      <w:r>
+        <w:rPr>
+          <w:rFonts w:ascii="Times New Roman" w:eastAsia="Times New Roman" w:hAnsi="Times New Roman" w:cs="Times New Roman"/>
+          <w:kern w:val="0"/>
+          <w:sz w:val="20"/>
+          <w:szCs w:val="20"/>
+          <w:lang w:val="en-GB" w:eastAsia="en-GB"/>
+          <w14:ligatures w14:val="none"/>
+        </w:rPr>
+        <w:br/>
+      </w:r>
+      <w:r>
+        <w:rPr>
+          <w:rFonts w:ascii="Times New Roman" w:eastAsia="Times New Roman" w:hAnsi="Times New Roman" w:cs="Times New Roman"/>
+          <w:kern w:val="0"/>
+          <w:sz w:val="20"/>
+          <w:szCs w:val="20"/>
+          <w:lang w:val="en-GB" w:eastAsia="en-GB"/>
+          <w14:ligatures w14:val="none"/>
+        </w:rPr>
+        <w:tab/>
+      </w:r>
+      <w:r>
+        <w:rPr>
+          <w:rFonts w:ascii="Times New Roman" w:eastAsia="Times New Roman" w:hAnsi="Times New Roman" w:cs="Times New Roman"/>
+          <w:kern w:val="0"/>
+          <w:sz w:val="20"/>
+          <w:szCs w:val="20"/>
+          <w:lang w:val="en-GB" w:eastAsia="en-GB"/>
+          <w14:ligatures w14:val="none"/>
+        </w:rPr>
+        <w:t xml:space="preserve">ID. </w:t>
+      </w:r>
+      <w:r>
+        <w:rPr>
+          <w:rFonts w:ascii="Times New Roman" w:eastAsia="Times New Roman" w:hAnsi="Times New Roman" w:cs="Times New Roman"/>
+          <w:kern w:val="0"/>
+          <w:sz w:val="20"/>
+          <w:szCs w:val="20"/>
+          <w:lang w:val="en-GB" w:eastAsia="en-GB"/>
+          <w14:ligatures w14:val="none"/>
+        </w:rPr>
+        <w:t xml:space="preserve">If the </w:t>
+      </w:r>
+      <w:proofErr w:type="spellStart"/>
+      <w:r>
+        <w:rPr>
+          <w:rFonts w:ascii="Times New Roman" w:eastAsia="Times New Roman" w:hAnsi="Times New Roman" w:cs="Times New Roman"/>
+          <w:kern w:val="0"/>
+          <w:sz w:val="20"/>
+          <w:szCs w:val="20"/>
+          <w:lang w:val="en-GB" w:eastAsia="en-GB"/>
+          <w14:ligatures w14:val="none"/>
+        </w:rPr>
+        <w:t>NLID</w:t>
+      </w:r>
+      <w:r>
+        <w:rPr>
+          <w:rFonts w:ascii="Times New Roman" w:eastAsia="Times New Roman" w:hAnsi="Times New Roman" w:cs="Times New Roman"/>
+          <w:kern w:val="0"/>
+          <w:sz w:val="20"/>
+          <w:szCs w:val="20"/>
+          <w:lang w:val="en-GB" w:eastAsia="en-GB"/>
+          <w14:ligatures w14:val="none"/>
+        </w:rPr>
+        <w:t>s</w:t>
+      </w:r>
+      <w:proofErr w:type="spellEnd"/>
+      <w:r>
+        <w:rPr>
+          <w:rFonts w:ascii="Times New Roman" w:eastAsia="Times New Roman" w:hAnsi="Times New Roman" w:cs="Times New Roman"/>
+          <w:kern w:val="0"/>
+          <w:sz w:val="20"/>
+          <w:szCs w:val="20"/>
+          <w:lang w:val="en-GB" w:eastAsia="en-GB"/>
+          <w14:ligatures w14:val="none"/>
+        </w:rPr>
+        <w:t xml:space="preserve"> are in </w:t>
+      </w:r>
+      <w:proofErr w:type="spellStart"/>
+      <w:r>
+        <w:rPr>
+          <w:rFonts w:ascii="Times New Roman" w:eastAsia="Times New Roman" w:hAnsi="Times New Roman" w:cs="Times New Roman"/>
+          <w:kern w:val="0"/>
+          <w:sz w:val="20"/>
+          <w:szCs w:val="20"/>
+          <w:lang w:val="en-GB" w:eastAsia="en-GB"/>
+          <w14:ligatures w14:val="none"/>
+        </w:rPr>
+        <w:t>0x01</w:t>
+      </w:r>
+      <w:proofErr w:type="spellEnd"/>
+      <w:r>
+        <w:rPr>
+          <w:rFonts w:ascii="Times New Roman" w:eastAsia="Times New Roman" w:hAnsi="Times New Roman" w:cs="Times New Roman"/>
+          <w:kern w:val="0"/>
+          <w:sz w:val="20"/>
+          <w:szCs w:val="20"/>
+          <w:lang w:val="en-GB" w:eastAsia="en-GB"/>
+          <w14:ligatures w14:val="none"/>
+        </w:rPr>
+        <w:t>..</w:t>
+      </w:r>
+      <w:proofErr w:type="spellStart"/>
+      <w:r>
+        <w:rPr>
+          <w:rFonts w:ascii="Times New Roman" w:eastAsia="Times New Roman" w:hAnsi="Times New Roman" w:cs="Times New Roman"/>
+          <w:kern w:val="0"/>
+          <w:sz w:val="20"/>
+          <w:szCs w:val="20"/>
+          <w:lang w:val="en-GB" w:eastAsia="en-GB"/>
+          <w14:ligatures w14:val="none"/>
+        </w:rPr>
+        <w:t>0x</w:t>
+      </w:r>
+      <w:r>
+        <w:rPr>
+          <w:rFonts w:ascii="Times New Roman" w:eastAsia="Times New Roman" w:hAnsi="Times New Roman" w:cs="Times New Roman"/>
+          <w:kern w:val="0"/>
+          <w:sz w:val="20"/>
+          <w:szCs w:val="20"/>
+          <w:lang w:val="en-GB" w:eastAsia="en-GB"/>
+          <w14:ligatures w14:val="none"/>
+        </w:rPr>
+        <w:t>0F</w:t>
+      </w:r>
+      <w:proofErr w:type="spellEnd"/>
+      <w:r>
+        <w:rPr>
+          <w:rFonts w:ascii="Times New Roman" w:eastAsia="Times New Roman" w:hAnsi="Times New Roman" w:cs="Times New Roman"/>
+          <w:kern w:val="0"/>
+          <w:sz w:val="20"/>
+          <w:szCs w:val="20"/>
+          <w:lang w:val="en-GB" w:eastAsia="en-GB"/>
+          <w14:ligatures w14:val="none"/>
+        </w:rPr>
+        <w:t>, the character table is user defined</w:t>
+      </w:r>
+      <w:r>
+        <w:rPr>
+          <w:rFonts w:ascii="Times New Roman" w:eastAsia="Times New Roman" w:hAnsi="Times New Roman" w:cs="Times New Roman"/>
+          <w:kern w:val="0"/>
+          <w:sz w:val="20"/>
+          <w:szCs w:val="20"/>
+          <w:lang w:val="en-GB" w:eastAsia="en-GB"/>
+          <w14:ligatures w14:val="none"/>
+        </w:rPr>
+        <w:t>.</w:t>
+      </w:r>
+      <w:r>
+        <w:rPr>
+          <w:rFonts w:ascii="Times New Roman" w:eastAsia="Times New Roman" w:hAnsi="Times New Roman" w:cs="Times New Roman"/>
+          <w:kern w:val="0"/>
+          <w:sz w:val="20"/>
+          <w:szCs w:val="20"/>
+          <w:lang w:val="en-GB" w:eastAsia="en-GB"/>
+          <w14:ligatures w14:val="none"/>
+        </w:rPr>
+        <w:t xml:space="preserve"> </w:t>
+      </w:r>
+      <w:proofErr w:type="spellStart"/>
+      <w:r>
+        <w:rPr>
+          <w:rFonts w:ascii="Times New Roman" w:eastAsia="Times New Roman" w:hAnsi="Times New Roman" w:cs="Times New Roman"/>
+          <w:kern w:val="0"/>
+          <w:sz w:val="20"/>
+          <w:szCs w:val="20"/>
+          <w:lang w:val="en-GB" w:eastAsia="en-GB"/>
+          <w14:ligatures w14:val="none"/>
+        </w:rPr>
+        <w:t>NLID</w:t>
+      </w:r>
+      <w:proofErr w:type="spellEnd"/>
+      <w:r>
+        <w:rPr>
+          <w:rFonts w:ascii="Times New Roman" w:eastAsia="Times New Roman" w:hAnsi="Times New Roman" w:cs="Times New Roman"/>
+          <w:kern w:val="0"/>
+          <w:sz w:val="20"/>
+          <w:szCs w:val="20"/>
+          <w:lang w:val="en-GB" w:eastAsia="en-GB"/>
+          <w14:ligatures w14:val="none"/>
+        </w:rPr>
+        <w:t xml:space="preserve"> is</w:t>
+      </w:r>
+      <w:r>
+        <w:rPr>
+          <w:rFonts w:ascii="Times New Roman" w:eastAsia="Times New Roman" w:hAnsi="Times New Roman" w:cs="Times New Roman"/>
+          <w:kern w:val="0"/>
+          <w:sz w:val="20"/>
+          <w:szCs w:val="20"/>
+          <w:lang w:val="en-GB" w:eastAsia="en-GB"/>
+          <w14:ligatures w14:val="none"/>
+        </w:rPr>
+        <w:br/>
+      </w:r>
+      <w:r>
+        <w:rPr>
+          <w:rFonts w:ascii="Times New Roman" w:eastAsia="Times New Roman" w:hAnsi="Times New Roman" w:cs="Times New Roman"/>
+          <w:kern w:val="0"/>
+          <w:sz w:val="20"/>
+          <w:szCs w:val="20"/>
+          <w:lang w:val="en-GB" w:eastAsia="en-GB"/>
+          <w14:ligatures w14:val="none"/>
+        </w:rPr>
+        <w:tab/>
+      </w:r>
+      <w:r>
+        <w:rPr>
+          <w:rFonts w:ascii="Times New Roman" w:eastAsia="Times New Roman" w:hAnsi="Times New Roman" w:cs="Times New Roman"/>
+          <w:kern w:val="0"/>
+          <w:sz w:val="20"/>
+          <w:szCs w:val="20"/>
+          <w:lang w:val="en-GB" w:eastAsia="en-GB"/>
+          <w14:ligatures w14:val="none"/>
+        </w:rPr>
+        <w:t>available for SMS only</w:t>
+      </w:r>
+      <w:r>
+        <w:rPr>
+          <w:rFonts w:ascii="Times New Roman" w:eastAsia="Times New Roman" w:hAnsi="Times New Roman" w:cs="Times New Roman"/>
+          <w:kern w:val="0"/>
+          <w:sz w:val="20"/>
+          <w:szCs w:val="20"/>
+          <w:lang w:val="en-GB" w:eastAsia="en-GB"/>
+          <w14:ligatures w14:val="none"/>
+        </w:rPr>
+        <w:t>; f</w:t>
+      </w:r>
+      <w:r>
+        <w:rPr>
+          <w:rFonts w:ascii="Times New Roman" w:eastAsia="Times New Roman" w:hAnsi="Times New Roman" w:cs="Times New Roman"/>
+          <w:kern w:val="0"/>
+          <w:sz w:val="20"/>
+          <w:szCs w:val="20"/>
+          <w:lang w:val="en-GB" w:eastAsia="en-GB"/>
+          <w14:ligatures w14:val="none"/>
+        </w:rPr>
+        <w:t xml:space="preserve">or other protocols </w:t>
+      </w:r>
+      <w:r>
+        <w:rPr>
+          <w:rFonts w:ascii="Times New Roman" w:eastAsia="Times New Roman" w:hAnsi="Times New Roman" w:cs="Times New Roman"/>
+          <w:kern w:val="0"/>
+          <w:sz w:val="20"/>
+          <w:szCs w:val="20"/>
+          <w:lang w:val="en-GB" w:eastAsia="en-GB"/>
+          <w14:ligatures w14:val="none"/>
+        </w:rPr>
+        <w:t xml:space="preserve">the </w:t>
+      </w:r>
+      <w:r>
+        <w:rPr>
+          <w:rFonts w:ascii="Times New Roman" w:eastAsia="Times New Roman" w:hAnsi="Times New Roman" w:cs="Times New Roman"/>
+          <w:kern w:val="0"/>
+          <w:sz w:val="20"/>
+          <w:szCs w:val="20"/>
+          <w:lang w:val="en-GB" w:eastAsia="en-GB"/>
+          <w14:ligatures w14:val="none"/>
+        </w:rPr>
+        <w:t xml:space="preserve">character table </w:t>
+      </w:r>
+      <w:r>
+        <w:rPr>
+          <w:rFonts w:ascii="Times New Roman" w:eastAsia="Times New Roman" w:hAnsi="Times New Roman" w:cs="Times New Roman"/>
+          <w:kern w:val="0"/>
+          <w:sz w:val="20"/>
+          <w:szCs w:val="20"/>
+          <w:lang w:val="en-GB" w:eastAsia="en-GB"/>
+          <w14:ligatures w14:val="none"/>
+        </w:rPr>
+        <w:t>is user defined.</w:t>
       </w:r>
     </w:p>
     <w:p>
@@ -1031,106 +1721,7 @@
           <w:lang w:val="en-GB" w:eastAsia="en-GB"/>
           <w14:ligatures w14:val="none"/>
         </w:rPr>
-        <w:t xml:space="preserve">Deprecated for all use </w:t>
-      </w:r>
-      <w:r>
-        <w:rPr>
-          <w:rFonts w:ascii="Times New Roman" w:eastAsia="Times New Roman" w:hAnsi="Times New Roman" w:cs="Times New Roman"/>
-          <w:kern w:val="0"/>
-          <w:sz w:val="20"/>
-          <w:szCs w:val="20"/>
-          <w:lang w:val="en-GB" w:eastAsia="en-GB"/>
-          <w14:ligatures w14:val="none"/>
-        </w:rPr>
-        <w:t>a</w:t>
-      </w:r>
-      <w:r>
-        <w:rPr>
-          <w:rFonts w:ascii="Times New Roman" w:eastAsia="Times New Roman" w:hAnsi="Times New Roman" w:cs="Times New Roman"/>
-          <w:kern w:val="0"/>
-          <w:sz w:val="20"/>
-          <w:szCs w:val="20"/>
-          <w:lang w:val="en-GB" w:eastAsia="en-GB"/>
-          <w14:ligatures w14:val="none"/>
-        </w:rPr>
-        <w:t xml:space="preserve">s character set </w:t>
-      </w:r>
-      <w:r>
-        <w:rPr>
-          <w:rFonts w:ascii="Times New Roman" w:eastAsia="Times New Roman" w:hAnsi="Times New Roman" w:cs="Times New Roman"/>
-          <w:kern w:val="0"/>
-          <w:sz w:val="20"/>
-          <w:szCs w:val="20"/>
-          <w:lang w:val="en-GB" w:eastAsia="en-GB"/>
-          <w14:ligatures w14:val="none"/>
-        </w:rPr>
-        <w:t xml:space="preserve">except </w:t>
-      </w:r>
-      <w:r>
-        <w:rPr>
-          <w:rFonts w:ascii="Times New Roman" w:eastAsia="Times New Roman" w:hAnsi="Times New Roman" w:cs="Times New Roman"/>
-          <w:kern w:val="0"/>
-          <w:sz w:val="20"/>
-          <w:szCs w:val="20"/>
-          <w:lang w:val="en-GB" w:eastAsia="en-GB"/>
-          <w14:ligatures w14:val="none"/>
-        </w:rPr>
-        <w:t xml:space="preserve">for </w:t>
-      </w:r>
-      <w:r>
-        <w:rPr>
-          <w:rFonts w:ascii="Times New Roman" w:eastAsia="Times New Roman" w:hAnsi="Times New Roman" w:cs="Times New Roman"/>
-          <w:kern w:val="0"/>
-          <w:sz w:val="20"/>
-          <w:szCs w:val="20"/>
-          <w:lang w:val="en-GB" w:eastAsia="en-GB"/>
-          <w14:ligatures w14:val="none"/>
-        </w:rPr>
-        <w:t>UTF-8</w:t>
-      </w:r>
-      <w:r>
-        <w:rPr>
-          <w:rFonts w:ascii="Times New Roman" w:eastAsia="Times New Roman" w:hAnsi="Times New Roman" w:cs="Times New Roman"/>
-          <w:kern w:val="0"/>
-          <w:sz w:val="20"/>
-          <w:szCs w:val="20"/>
-          <w:lang w:val="en-GB" w:eastAsia="en-GB"/>
-          <w14:ligatures w14:val="none"/>
-        </w:rPr>
-        <w:t xml:space="preserve"> (</w:t>
-      </w:r>
-      <w:r>
-        <w:rPr>
-          <w:rFonts w:ascii="Times New Roman" w:eastAsia="Times New Roman" w:hAnsi="Times New Roman" w:cs="Times New Roman"/>
-          <w:kern w:val="0"/>
-          <w:sz w:val="20"/>
-          <w:szCs w:val="20"/>
-          <w:lang w:val="en-GB" w:eastAsia="en-GB"/>
-          <w14:ligatures w14:val="none"/>
-        </w:rPr>
-        <w:t>ISO/IEC 10646 [10]</w:t>
-      </w:r>
-      <w:r>
-        <w:rPr>
-          <w:rFonts w:ascii="Times New Roman" w:eastAsia="Times New Roman" w:hAnsi="Times New Roman" w:cs="Times New Roman"/>
-          <w:kern w:val="0"/>
-          <w:sz w:val="20"/>
-          <w:szCs w:val="20"/>
-          <w:lang w:val="en-GB" w:eastAsia="en-GB"/>
-          <w14:ligatures w14:val="none"/>
-        </w:rPr>
-        <w:t>)</w:t>
-      </w:r>
-      <w:r>
-        <w:rPr>
-          <w:rFonts w:ascii="Times New Roman" w:eastAsia="Times New Roman" w:hAnsi="Times New Roman" w:cs="Times New Roman"/>
-          <w:kern w:val="0"/>
-          <w:sz w:val="20"/>
-          <w:szCs w:val="20"/>
-          <w:lang w:val="en-GB" w:eastAsia="en-GB"/>
-          <w14:ligatures w14:val="none"/>
-        </w:rPr>
-        <w:t>. The UTF-8 text should be</w:t>
+        <w:t>The UTF-8 text should be</w:t>
       </w:r>
       <w:r>
         <w:rPr>
@@ -1233,6 +1824,783 @@
       <w:r>
         <w:rPr>
           <w:rFonts w:ascii="Times New Roman" w:eastAsia="Times New Roman" w:hAnsi="Times New Roman" w:cs="Times New Roman"/>
+          <w:kern w:val="0"/>
+          <w:sz w:val="20"/>
+          <w:szCs w:val="20"/>
+          <w:lang w:val="en-GB" w:eastAsia="en-GB"/>
+          <w14:ligatures w14:val="none"/>
+        </w:rPr>
+        <w:t>For t</w:t>
+      </w:r>
+      <w:r>
+        <w:rPr>
+          <w:rFonts w:ascii="Times New Roman" w:eastAsia="Times New Roman" w:hAnsi="Times New Roman" w:cs="Times New Roman"/>
+          <w:kern w:val="0"/>
+          <w:sz w:val="20"/>
+          <w:szCs w:val="20"/>
+          <w:lang w:val="en-GB" w:eastAsia="en-GB"/>
+          <w14:ligatures w14:val="none"/>
+        </w:rPr>
+        <w:t xml:space="preserve">he 8-bit version of </w:t>
+      </w:r>
+      <w:r>
+        <w:rPr>
+          <w:rFonts w:ascii="Times New Roman" w:eastAsia="Times New Roman" w:hAnsi="Times New Roman" w:cs="Times New Roman"/>
+          <w:kern w:val="0"/>
+          <w:sz w:val="20"/>
+          <w:szCs w:val="20"/>
+          <w:lang w:val="en-GB" w:eastAsia="en-GB"/>
+          <w14:ligatures w14:val="none"/>
+        </w:rPr>
+        <w:t xml:space="preserve">a </w:t>
+      </w:r>
+      <w:r>
+        <w:rPr>
+          <w:rFonts w:ascii="Times New Roman" w:eastAsia="Times New Roman" w:hAnsi="Times New Roman" w:cs="Times New Roman"/>
+          <w:kern w:val="0"/>
+          <w:sz w:val="20"/>
+          <w:szCs w:val="20"/>
+          <w:lang w:val="en-GB" w:eastAsia="en-GB"/>
+          <w14:ligatures w14:val="none"/>
+        </w:rPr>
+        <w:t>7-bit alphabet</w:t>
+      </w:r>
+      <w:r>
+        <w:rPr>
+          <w:rFonts w:ascii="Times New Roman" w:eastAsia="Times New Roman" w:hAnsi="Times New Roman" w:cs="Times New Roman"/>
+          <w:kern w:val="0"/>
+          <w:sz w:val="20"/>
+          <w:szCs w:val="20"/>
+          <w:lang w:val="en-GB" w:eastAsia="en-GB"/>
+          <w14:ligatures w14:val="none"/>
+        </w:rPr>
+        <w:t xml:space="preserve">: </w:t>
+      </w:r>
+      <w:r>
+        <w:rPr>
+          <w:rFonts w:ascii="Times New Roman" w:eastAsia="Times New Roman" w:hAnsi="Times New Roman" w:cs="Times New Roman"/>
+          <w:kern w:val="0"/>
+          <w:sz w:val="20"/>
+          <w:szCs w:val="20"/>
+          <w:lang w:val="en-GB" w:eastAsia="en-GB"/>
+          <w14:ligatures w14:val="none"/>
+        </w:rPr>
+        <w:t xml:space="preserve">read </w:t>
+      </w:r>
+      <w:proofErr w:type="spellStart"/>
+      <w:r>
+        <w:rPr>
+          <w:rFonts w:ascii="Times New Roman" w:eastAsia="Times New Roman" w:hAnsi="Times New Roman" w:cs="Times New Roman"/>
+          <w:kern w:val="0"/>
+          <w:sz w:val="20"/>
+          <w:szCs w:val="20"/>
+          <w:lang w:val="en-GB" w:eastAsia="en-GB"/>
+          <w14:ligatures w14:val="none"/>
+        </w:rPr>
+        <w:t>0x00</w:t>
+      </w:r>
+      <w:proofErr w:type="spellEnd"/>
+      <w:r>
+        <w:rPr>
+          <w:rFonts w:ascii="Times New Roman" w:eastAsia="Times New Roman" w:hAnsi="Times New Roman" w:cs="Times New Roman"/>
+          <w:kern w:val="0"/>
+          <w:sz w:val="20"/>
+          <w:szCs w:val="20"/>
+          <w:lang w:val="en-GB" w:eastAsia="en-GB"/>
+          <w14:ligatures w14:val="none"/>
+        </w:rPr>
+        <w:t xml:space="preserve"> as </w:t>
+      </w:r>
+      <w:proofErr w:type="spellStart"/>
+      <w:r>
+        <w:rPr>
+          <w:rFonts w:ascii="Times New Roman" w:eastAsia="Times New Roman" w:hAnsi="Times New Roman" w:cs="Times New Roman"/>
+          <w:kern w:val="0"/>
+          <w:sz w:val="20"/>
+          <w:szCs w:val="20"/>
+          <w:lang w:val="en-GB" w:eastAsia="en-GB"/>
+          <w14:ligatures w14:val="none"/>
+        </w:rPr>
+        <w:t>0x1B</w:t>
+      </w:r>
+      <w:proofErr w:type="spellEnd"/>
+      <w:r>
+        <w:rPr>
+          <w:rFonts w:ascii="Times New Roman" w:eastAsia="Times New Roman" w:hAnsi="Times New Roman" w:cs="Times New Roman"/>
+          <w:kern w:val="0"/>
+          <w:sz w:val="20"/>
+          <w:szCs w:val="20"/>
+          <w:lang w:val="en-GB" w:eastAsia="en-GB"/>
+          <w14:ligatures w14:val="none"/>
+        </w:rPr>
+        <w:t xml:space="preserve">, </w:t>
+      </w:r>
+      <w:r>
+        <w:rPr>
+          <w:rFonts w:ascii="Times New Roman" w:eastAsia="Times New Roman" w:hAnsi="Times New Roman" w:cs="Times New Roman"/>
+          <w:kern w:val="0"/>
+          <w:sz w:val="20"/>
+          <w:szCs w:val="20"/>
+          <w:lang w:val="en-GB" w:eastAsia="en-GB"/>
+          <w14:ligatures w14:val="none"/>
+        </w:rPr>
+        <w:t xml:space="preserve">read </w:t>
+      </w:r>
+      <w:proofErr w:type="spellStart"/>
+      <w:r>
+        <w:rPr>
+          <w:rFonts w:ascii="Times New Roman" w:eastAsia="Times New Roman" w:hAnsi="Times New Roman" w:cs="Times New Roman"/>
+          <w:kern w:val="0"/>
+          <w:sz w:val="20"/>
+          <w:szCs w:val="20"/>
+          <w:lang w:val="en-GB" w:eastAsia="en-GB"/>
+          <w14:ligatures w14:val="none"/>
+        </w:rPr>
+        <w:t>0x1B00</w:t>
+      </w:r>
+      <w:proofErr w:type="spellEnd"/>
+      <w:r>
+        <w:rPr>
+          <w:rFonts w:ascii="Times New Roman" w:eastAsia="Times New Roman" w:hAnsi="Times New Roman" w:cs="Times New Roman"/>
+          <w:kern w:val="0"/>
+          <w:sz w:val="20"/>
+          <w:szCs w:val="20"/>
+          <w:lang w:val="en-GB" w:eastAsia="en-GB"/>
+          <w14:ligatures w14:val="none"/>
+        </w:rPr>
+        <w:t>..</w:t>
+      </w:r>
+      <w:proofErr w:type="spellStart"/>
+      <w:r>
+        <w:rPr>
+          <w:rFonts w:ascii="Times New Roman" w:eastAsia="Times New Roman" w:hAnsi="Times New Roman" w:cs="Times New Roman"/>
+          <w:kern w:val="0"/>
+          <w:sz w:val="20"/>
+          <w:szCs w:val="20"/>
+          <w:lang w:val="en-GB" w:eastAsia="en-GB"/>
+          <w14:ligatures w14:val="none"/>
+        </w:rPr>
+        <w:t>0x1B7F</w:t>
+      </w:r>
+      <w:proofErr w:type="spellEnd"/>
+      <w:r>
+        <w:rPr>
+          <w:rFonts w:ascii="Times New Roman" w:eastAsia="Times New Roman" w:hAnsi="Times New Roman" w:cs="Times New Roman"/>
+          <w:kern w:val="0"/>
+          <w:sz w:val="20"/>
+          <w:szCs w:val="20"/>
+          <w:lang w:val="en-GB" w:eastAsia="en-GB"/>
+          <w14:ligatures w14:val="none"/>
+        </w:rPr>
+        <w:t xml:space="preserve"> </w:t>
+      </w:r>
+      <w:r>
+        <w:rPr>
+          <w:rFonts w:ascii="Times New Roman" w:eastAsia="Times New Roman" w:hAnsi="Times New Roman" w:cs="Times New Roman"/>
+          <w:kern w:val="0"/>
+          <w:sz w:val="20"/>
+          <w:szCs w:val="20"/>
+          <w:lang w:val="en-GB" w:eastAsia="en-GB"/>
+          <w14:ligatures w14:val="none"/>
+        </w:rPr>
+        <w:t>(</w:t>
+      </w:r>
+      <w:proofErr w:type="spellStart"/>
+      <w:r>
+        <w:rPr>
+          <w:rFonts w:ascii="Times New Roman" w:eastAsia="Times New Roman" w:hAnsi="Times New Roman" w:cs="Times New Roman"/>
+          <w:kern w:val="0"/>
+          <w:sz w:val="20"/>
+          <w:szCs w:val="20"/>
+          <w:lang w:val="en-GB" w:eastAsia="en-GB"/>
+          <w14:ligatures w14:val="none"/>
+        </w:rPr>
+        <w:t>SS2</w:t>
+      </w:r>
+      <w:proofErr w:type="spellEnd"/>
+      <w:r>
+        <w:rPr>
+          <w:rFonts w:ascii="Times New Roman" w:eastAsia="Times New Roman" w:hAnsi="Times New Roman" w:cs="Times New Roman"/>
+          <w:kern w:val="0"/>
+          <w:sz w:val="20"/>
+          <w:szCs w:val="20"/>
+          <w:lang w:val="en-GB" w:eastAsia="en-GB"/>
+          <w14:ligatures w14:val="none"/>
+        </w:rPr>
+        <w:t xml:space="preserve"> table</w:t>
+      </w:r>
+      <w:r>
+        <w:rPr>
+          <w:rFonts w:ascii="Times New Roman" w:eastAsia="Times New Roman" w:hAnsi="Times New Roman" w:cs="Times New Roman"/>
+          <w:kern w:val="0"/>
+          <w:sz w:val="20"/>
+          <w:szCs w:val="20"/>
+          <w:lang w:val="en-GB" w:eastAsia="en-GB"/>
+          <w14:ligatures w14:val="none"/>
+        </w:rPr>
+        <w:t>, two 7-bit code units</w:t>
+      </w:r>
+      <w:r>
+        <w:rPr>
+          <w:rFonts w:ascii="Times New Roman" w:eastAsia="Times New Roman" w:hAnsi="Times New Roman" w:cs="Times New Roman"/>
+          <w:kern w:val="0"/>
+          <w:sz w:val="20"/>
+          <w:szCs w:val="20"/>
+          <w:lang w:val="en-GB" w:eastAsia="en-GB"/>
+          <w14:ligatures w14:val="none"/>
+        </w:rPr>
+        <w:t xml:space="preserve">) </w:t>
+      </w:r>
+      <w:r>
+        <w:rPr>
+          <w:rFonts w:ascii="Times New Roman" w:eastAsia="Times New Roman" w:hAnsi="Times New Roman" w:cs="Times New Roman"/>
+          <w:kern w:val="0"/>
+          <w:sz w:val="20"/>
+          <w:szCs w:val="20"/>
+          <w:lang w:val="en-GB" w:eastAsia="en-GB"/>
+          <w14:ligatures w14:val="none"/>
+        </w:rPr>
+        <w:t xml:space="preserve">as </w:t>
+      </w:r>
+      <w:proofErr w:type="spellStart"/>
+      <w:r>
+        <w:rPr>
+          <w:rFonts w:ascii="Times New Roman" w:eastAsia="Times New Roman" w:hAnsi="Times New Roman" w:cs="Times New Roman"/>
+          <w:kern w:val="0"/>
+          <w:sz w:val="20"/>
+          <w:szCs w:val="20"/>
+          <w:lang w:val="en-GB" w:eastAsia="en-GB"/>
+          <w14:ligatures w14:val="none"/>
+        </w:rPr>
+        <w:t>0x80</w:t>
+      </w:r>
+      <w:proofErr w:type="spellEnd"/>
+      <w:r>
+        <w:rPr>
+          <w:rFonts w:ascii="Times New Roman" w:eastAsia="Times New Roman" w:hAnsi="Times New Roman" w:cs="Times New Roman"/>
+          <w:kern w:val="0"/>
+          <w:sz w:val="20"/>
+          <w:szCs w:val="20"/>
+          <w:lang w:val="en-GB" w:eastAsia="en-GB"/>
+          <w14:ligatures w14:val="none"/>
+        </w:rPr>
+        <w:t>..</w:t>
+      </w:r>
+      <w:proofErr w:type="spellStart"/>
+      <w:r>
+        <w:rPr>
+          <w:rFonts w:ascii="Times New Roman" w:eastAsia="Times New Roman" w:hAnsi="Times New Roman" w:cs="Times New Roman"/>
+          <w:kern w:val="0"/>
+          <w:sz w:val="20"/>
+          <w:szCs w:val="20"/>
+          <w:lang w:val="en-GB" w:eastAsia="en-GB"/>
+          <w14:ligatures w14:val="none"/>
+        </w:rPr>
+        <w:t>0xFF</w:t>
+      </w:r>
+      <w:proofErr w:type="spellEnd"/>
+      <w:r>
+        <w:rPr>
+          <w:rFonts w:ascii="Times New Roman" w:eastAsia="Times New Roman" w:hAnsi="Times New Roman" w:cs="Times New Roman"/>
+          <w:kern w:val="0"/>
+          <w:sz w:val="20"/>
+          <w:szCs w:val="20"/>
+          <w:lang w:val="en-GB" w:eastAsia="en-GB"/>
+          <w14:ligatures w14:val="none"/>
+        </w:rPr>
+        <w:t xml:space="preserve"> (one 8-bit code unit with 1 as most significant bit)</w:t>
+      </w:r>
+      <w:r>
+        <w:rPr>
+          <w:rFonts w:ascii="Times New Roman" w:eastAsia="Times New Roman" w:hAnsi="Times New Roman" w:cs="Times New Roman"/>
+          <w:kern w:val="0"/>
+          <w:sz w:val="20"/>
+          <w:szCs w:val="20"/>
+          <w:lang w:val="en-GB" w:eastAsia="en-GB"/>
+          <w14:ligatures w14:val="none"/>
+        </w:rPr>
+        <w:t xml:space="preserve"> and</w:t>
+      </w:r>
+      <w:r>
+        <w:rPr>
+          <w:rFonts w:ascii="Times New Roman" w:eastAsia="Times New Roman" w:hAnsi="Times New Roman" w:cs="Times New Roman"/>
+          <w:kern w:val="0"/>
+          <w:sz w:val="20"/>
+          <w:szCs w:val="20"/>
+          <w:lang w:val="en-GB" w:eastAsia="en-GB"/>
+          <w14:ligatures w14:val="none"/>
+        </w:rPr>
+        <w:t xml:space="preserve"> </w:t>
+      </w:r>
+      <w:proofErr w:type="spellStart"/>
+      <w:r>
+        <w:rPr>
+          <w:rFonts w:ascii="Times New Roman" w:eastAsia="Times New Roman" w:hAnsi="Times New Roman" w:cs="Times New Roman"/>
+          <w:kern w:val="0"/>
+          <w:sz w:val="20"/>
+          <w:szCs w:val="20"/>
+          <w:lang w:val="en-GB" w:eastAsia="en-GB"/>
+          <w14:ligatures w14:val="none"/>
+        </w:rPr>
+        <w:t>0x1B1B00</w:t>
+      </w:r>
+      <w:proofErr w:type="spellEnd"/>
+      <w:r>
+        <w:rPr>
+          <w:rFonts w:ascii="Times New Roman" w:eastAsia="Times New Roman" w:hAnsi="Times New Roman" w:cs="Times New Roman"/>
+          <w:kern w:val="0"/>
+          <w:sz w:val="20"/>
+          <w:szCs w:val="20"/>
+          <w:lang w:val="en-GB" w:eastAsia="en-GB"/>
+          <w14:ligatures w14:val="none"/>
+        </w:rPr>
+        <w:t>..</w:t>
+      </w:r>
+      <w:proofErr w:type="spellStart"/>
+      <w:r>
+        <w:rPr>
+          <w:rFonts w:ascii="Times New Roman" w:eastAsia="Times New Roman" w:hAnsi="Times New Roman" w:cs="Times New Roman"/>
+          <w:kern w:val="0"/>
+          <w:sz w:val="20"/>
+          <w:szCs w:val="20"/>
+          <w:lang w:val="en-GB" w:eastAsia="en-GB"/>
+          <w14:ligatures w14:val="none"/>
+        </w:rPr>
+        <w:t>0x1B1B7F</w:t>
+      </w:r>
+      <w:proofErr w:type="spellEnd"/>
+      <w:r>
+        <w:rPr>
+          <w:rFonts w:ascii="Times New Roman" w:eastAsia="Times New Roman" w:hAnsi="Times New Roman" w:cs="Times New Roman"/>
+          <w:kern w:val="0"/>
+          <w:sz w:val="20"/>
+          <w:szCs w:val="20"/>
+          <w:lang w:val="en-GB" w:eastAsia="en-GB"/>
+          <w14:ligatures w14:val="none"/>
+        </w:rPr>
+        <w:t xml:space="preserve"> </w:t>
+      </w:r>
+      <w:r>
+        <w:rPr>
+          <w:rFonts w:ascii="Times New Roman" w:eastAsia="Times New Roman" w:hAnsi="Times New Roman" w:cs="Times New Roman"/>
+          <w:kern w:val="0"/>
+          <w:sz w:val="20"/>
+          <w:szCs w:val="20"/>
+          <w:lang w:val="en-GB" w:eastAsia="en-GB"/>
+          <w14:ligatures w14:val="none"/>
+        </w:rPr>
+        <w:t>(</w:t>
+      </w:r>
+      <w:proofErr w:type="spellStart"/>
+      <w:r>
+        <w:rPr>
+          <w:rFonts w:ascii="Times New Roman" w:eastAsia="Times New Roman" w:hAnsi="Times New Roman" w:cs="Times New Roman"/>
+          <w:kern w:val="0"/>
+          <w:sz w:val="20"/>
+          <w:szCs w:val="20"/>
+          <w:lang w:val="en-GB" w:eastAsia="en-GB"/>
+          <w14:ligatures w14:val="none"/>
+        </w:rPr>
+        <w:t>SS3</w:t>
+      </w:r>
+      <w:proofErr w:type="spellEnd"/>
+      <w:r>
+        <w:rPr>
+          <w:rFonts w:ascii="Times New Roman" w:eastAsia="Times New Roman" w:hAnsi="Times New Roman" w:cs="Times New Roman"/>
+          <w:kern w:val="0"/>
+          <w:sz w:val="20"/>
+          <w:szCs w:val="20"/>
+          <w:lang w:val="en-GB" w:eastAsia="en-GB"/>
+          <w14:ligatures w14:val="none"/>
+        </w:rPr>
+        <w:t xml:space="preserve"> table</w:t>
+      </w:r>
+      <w:r>
+        <w:rPr>
+          <w:rFonts w:ascii="Times New Roman" w:eastAsia="Times New Roman" w:hAnsi="Times New Roman" w:cs="Times New Roman"/>
+          <w:kern w:val="0"/>
+          <w:sz w:val="20"/>
+          <w:szCs w:val="20"/>
+          <w:lang w:val="en-GB" w:eastAsia="en-GB"/>
+          <w14:ligatures w14:val="none"/>
+        </w:rPr>
+        <w:t xml:space="preserve">, </w:t>
+      </w:r>
+      <w:r>
+        <w:rPr>
+          <w:rFonts w:ascii="Times New Roman" w:eastAsia="Times New Roman" w:hAnsi="Times New Roman" w:cs="Times New Roman"/>
+          <w:kern w:val="0"/>
+          <w:sz w:val="20"/>
+          <w:szCs w:val="20"/>
+          <w:lang w:val="en-GB" w:eastAsia="en-GB"/>
+          <w14:ligatures w14:val="none"/>
+        </w:rPr>
+        <w:t>three</w:t>
+      </w:r>
+      <w:r>
+        <w:rPr>
+          <w:rFonts w:ascii="Times New Roman" w:eastAsia="Times New Roman" w:hAnsi="Times New Roman" w:cs="Times New Roman"/>
+          <w:kern w:val="0"/>
+          <w:sz w:val="20"/>
+          <w:szCs w:val="20"/>
+          <w:lang w:val="en-GB" w:eastAsia="en-GB"/>
+          <w14:ligatures w14:val="none"/>
+        </w:rPr>
+        <w:t xml:space="preserve"> 7-bit code units</w:t>
+      </w:r>
+      <w:r>
+        <w:rPr>
+          <w:rFonts w:ascii="Times New Roman" w:eastAsia="Times New Roman" w:hAnsi="Times New Roman" w:cs="Times New Roman"/>
+          <w:kern w:val="0"/>
+          <w:sz w:val="20"/>
+          <w:szCs w:val="20"/>
+          <w:lang w:val="en-GB" w:eastAsia="en-GB"/>
+          <w14:ligatures w14:val="none"/>
+        </w:rPr>
+        <w:t xml:space="preserve">) </w:t>
+      </w:r>
+      <w:r>
+        <w:rPr>
+          <w:rFonts w:ascii="Times New Roman" w:eastAsia="Times New Roman" w:hAnsi="Times New Roman" w:cs="Times New Roman"/>
+          <w:kern w:val="0"/>
+          <w:sz w:val="20"/>
+          <w:szCs w:val="20"/>
+          <w:lang w:val="en-GB" w:eastAsia="en-GB"/>
+          <w14:ligatures w14:val="none"/>
+        </w:rPr>
+        <w:t xml:space="preserve">as </w:t>
+      </w:r>
+      <w:proofErr w:type="spellStart"/>
+      <w:r>
+        <w:rPr>
+          <w:rFonts w:ascii="Times New Roman" w:eastAsia="Times New Roman" w:hAnsi="Times New Roman" w:cs="Times New Roman"/>
+          <w:kern w:val="0"/>
+          <w:sz w:val="20"/>
+          <w:szCs w:val="20"/>
+          <w:lang w:val="en-GB" w:eastAsia="en-GB"/>
+          <w14:ligatures w14:val="none"/>
+        </w:rPr>
+        <w:t>0x9B00</w:t>
+      </w:r>
+      <w:proofErr w:type="spellEnd"/>
+      <w:r>
+        <w:rPr>
+          <w:rFonts w:ascii="Times New Roman" w:eastAsia="Times New Roman" w:hAnsi="Times New Roman" w:cs="Times New Roman"/>
+          <w:kern w:val="0"/>
+          <w:sz w:val="20"/>
+          <w:szCs w:val="20"/>
+          <w:lang w:val="en-GB" w:eastAsia="en-GB"/>
+          <w14:ligatures w14:val="none"/>
+        </w:rPr>
+        <w:t>..</w:t>
+      </w:r>
+      <w:proofErr w:type="spellStart"/>
+      <w:r>
+        <w:rPr>
+          <w:rFonts w:ascii="Times New Roman" w:eastAsia="Times New Roman" w:hAnsi="Times New Roman" w:cs="Times New Roman"/>
+          <w:kern w:val="0"/>
+          <w:sz w:val="20"/>
+          <w:szCs w:val="20"/>
+          <w:lang w:val="en-GB" w:eastAsia="en-GB"/>
+          <w14:ligatures w14:val="none"/>
+        </w:rPr>
+        <w:t>0x9B7F</w:t>
+      </w:r>
+      <w:proofErr w:type="spellEnd"/>
+      <w:r>
+        <w:rPr>
+          <w:rFonts w:ascii="Times New Roman" w:eastAsia="Times New Roman" w:hAnsi="Times New Roman" w:cs="Times New Roman"/>
+          <w:kern w:val="0"/>
+          <w:sz w:val="20"/>
+          <w:szCs w:val="20"/>
+          <w:lang w:val="en-GB" w:eastAsia="en-GB"/>
+          <w14:ligatures w14:val="none"/>
+        </w:rPr>
+        <w:t xml:space="preserve"> (two 8-bit code units)</w:t>
+      </w:r>
+      <w:r>
+        <w:rPr>
+          <w:rFonts w:ascii="Times New Roman" w:eastAsia="Times New Roman" w:hAnsi="Times New Roman" w:cs="Times New Roman"/>
+          <w:kern w:val="0"/>
+          <w:sz w:val="20"/>
+          <w:szCs w:val="20"/>
+          <w:lang w:val="en-GB" w:eastAsia="en-GB"/>
+          <w14:ligatures w14:val="none"/>
+        </w:rPr>
+        <w:t>.</w:t>
+      </w:r>
+      <w:r>
+        <w:rPr>
+          <w:rFonts w:ascii="Times New Roman" w:eastAsia="Times New Roman" w:hAnsi="Times New Roman" w:cs="Times New Roman"/>
+          <w:kern w:val="0"/>
+          <w:sz w:val="20"/>
+          <w:szCs w:val="20"/>
+          <w:lang w:val="en-GB" w:eastAsia="en-GB"/>
+          <w14:ligatures w14:val="none"/>
+        </w:rPr>
+        <w:t xml:space="preserve"> (</w:t>
+      </w:r>
+      <w:r>
+        <w:rPr>
+          <w:rFonts w:ascii="Times New Roman" w:eastAsia="Times New Roman" w:hAnsi="Times New Roman" w:cs="Times New Roman"/>
+          <w:kern w:val="0"/>
+          <w:sz w:val="20"/>
+          <w:szCs w:val="20"/>
+          <w:lang w:val="en-GB" w:eastAsia="en-GB"/>
+          <w14:ligatures w14:val="none"/>
+        </w:rPr>
+        <w:t>T</w:t>
+      </w:r>
+      <w:r>
+        <w:rPr>
+          <w:rFonts w:ascii="Times New Roman" w:eastAsia="Times New Roman" w:hAnsi="Times New Roman" w:cs="Times New Roman"/>
+          <w:kern w:val="0"/>
+          <w:sz w:val="20"/>
+          <w:szCs w:val="20"/>
+          <w:lang w:val="en-GB" w:eastAsia="en-GB"/>
+          <w14:ligatures w14:val="none"/>
+        </w:rPr>
+        <w:t xml:space="preserve">he 7-bit </w:t>
+      </w:r>
+      <w:proofErr w:type="spellStart"/>
+      <w:r>
+        <w:rPr>
+          <w:rFonts w:ascii="Times New Roman" w:eastAsia="Times New Roman" w:hAnsi="Times New Roman" w:cs="Times New Roman"/>
+          <w:kern w:val="0"/>
+          <w:sz w:val="20"/>
+          <w:szCs w:val="20"/>
+          <w:lang w:val="en-GB" w:eastAsia="en-GB"/>
+          <w14:ligatures w14:val="none"/>
+        </w:rPr>
+        <w:t>SS3</w:t>
+      </w:r>
+      <w:proofErr w:type="spellEnd"/>
+      <w:r>
+        <w:rPr>
+          <w:rFonts w:ascii="Times New Roman" w:eastAsia="Times New Roman" w:hAnsi="Times New Roman" w:cs="Times New Roman"/>
+          <w:kern w:val="0"/>
+          <w:sz w:val="20"/>
+          <w:szCs w:val="20"/>
+          <w:lang w:val="en-GB" w:eastAsia="en-GB"/>
+          <w14:ligatures w14:val="none"/>
+        </w:rPr>
+        <w:t xml:space="preserve">, </w:t>
+      </w:r>
+      <w:proofErr w:type="spellStart"/>
+      <w:r>
+        <w:rPr>
+          <w:rFonts w:ascii="Times New Roman" w:eastAsia="Times New Roman" w:hAnsi="Times New Roman" w:cs="Times New Roman"/>
+          <w:kern w:val="0"/>
+          <w:sz w:val="20"/>
+          <w:szCs w:val="20"/>
+          <w:lang w:val="en-GB" w:eastAsia="en-GB"/>
+          <w14:ligatures w14:val="none"/>
+        </w:rPr>
+        <w:t>0x1B1B</w:t>
+      </w:r>
+      <w:proofErr w:type="spellEnd"/>
+      <w:r>
+        <w:rPr>
+          <w:rFonts w:ascii="Times New Roman" w:eastAsia="Times New Roman" w:hAnsi="Times New Roman" w:cs="Times New Roman"/>
+          <w:kern w:val="0"/>
+          <w:sz w:val="20"/>
+          <w:szCs w:val="20"/>
+          <w:lang w:val="en-GB" w:eastAsia="en-GB"/>
+          <w14:ligatures w14:val="none"/>
+        </w:rPr>
+        <w:t xml:space="preserve"> (</w:t>
+      </w:r>
+      <w:r>
+        <w:rPr>
+          <w:rFonts w:ascii="Times New Roman" w:eastAsia="Times New Roman" w:hAnsi="Times New Roman" w:cs="Times New Roman"/>
+          <w:kern w:val="0"/>
+          <w:sz w:val="20"/>
+          <w:szCs w:val="20"/>
+          <w:lang w:val="en-GB" w:eastAsia="en-GB"/>
+          <w14:ligatures w14:val="none"/>
+        </w:rPr>
+        <w:t xml:space="preserve">two 7-bit code units, </w:t>
+      </w:r>
+      <w:r>
+        <w:rPr>
+          <w:rFonts w:ascii="Times New Roman" w:eastAsia="Times New Roman" w:hAnsi="Times New Roman" w:cs="Times New Roman"/>
+          <w:kern w:val="0"/>
+          <w:sz w:val="20"/>
+          <w:szCs w:val="20"/>
+          <w:lang w:val="en-GB" w:eastAsia="en-GB"/>
+          <w14:ligatures w14:val="none"/>
+        </w:rPr>
+        <w:t>14 bits)</w:t>
+      </w:r>
+      <w:r>
+        <w:rPr>
+          <w:rFonts w:ascii="Times New Roman" w:eastAsia="Times New Roman" w:hAnsi="Times New Roman" w:cs="Times New Roman"/>
+          <w:kern w:val="0"/>
+          <w:sz w:val="20"/>
+          <w:szCs w:val="20"/>
+          <w:lang w:val="en-GB" w:eastAsia="en-GB"/>
+          <w14:ligatures w14:val="none"/>
+        </w:rPr>
+        <w:t xml:space="preserve">, is in </w:t>
+      </w:r>
+      <w:r>
+        <w:rPr>
+          <w:rFonts w:ascii="Times New Roman" w:eastAsia="Times New Roman" w:hAnsi="Times New Roman" w:cs="Times New Roman"/>
+          <w:kern w:val="0"/>
+          <w:sz w:val="20"/>
+          <w:szCs w:val="20"/>
+          <w:lang w:val="en-GB" w:eastAsia="en-GB"/>
+          <w14:ligatures w14:val="none"/>
+        </w:rPr>
+        <w:t xml:space="preserve">the </w:t>
+      </w:r>
+      <w:r>
+        <w:rPr>
+          <w:rFonts w:ascii="Times New Roman" w:eastAsia="Times New Roman" w:hAnsi="Times New Roman" w:cs="Times New Roman"/>
+          <w:kern w:val="0"/>
+          <w:sz w:val="20"/>
+          <w:szCs w:val="20"/>
+          <w:lang w:val="en-GB" w:eastAsia="en-GB"/>
+          <w14:ligatures w14:val="none"/>
+        </w:rPr>
+        <w:t>8-bit</w:t>
+      </w:r>
+      <w:r>
+        <w:rPr>
+          <w:rFonts w:ascii="Times New Roman" w:eastAsia="Times New Roman" w:hAnsi="Times New Roman" w:cs="Times New Roman"/>
+          <w:kern w:val="0"/>
+          <w:sz w:val="20"/>
+          <w:szCs w:val="20"/>
+          <w:lang w:val="en-GB" w:eastAsia="en-GB"/>
+          <w14:ligatures w14:val="none"/>
+        </w:rPr>
+        <w:t xml:space="preserve"> version</w:t>
+      </w:r>
+      <w:r>
+        <w:rPr>
+          <w:rFonts w:ascii="Times New Roman" w:eastAsia="Times New Roman" w:hAnsi="Times New Roman" w:cs="Times New Roman"/>
+          <w:kern w:val="0"/>
+          <w:sz w:val="20"/>
+          <w:szCs w:val="20"/>
+          <w:lang w:val="en-GB" w:eastAsia="en-GB"/>
+          <w14:ligatures w14:val="none"/>
+        </w:rPr>
+        <w:t xml:space="preserve"> </w:t>
+      </w:r>
+      <w:proofErr w:type="spellStart"/>
+      <w:r>
+        <w:rPr>
+          <w:rFonts w:ascii="Times New Roman" w:eastAsia="Times New Roman" w:hAnsi="Times New Roman" w:cs="Times New Roman"/>
+          <w:kern w:val="0"/>
+          <w:sz w:val="20"/>
+          <w:szCs w:val="20"/>
+          <w:lang w:val="en-GB" w:eastAsia="en-GB"/>
+          <w14:ligatures w14:val="none"/>
+        </w:rPr>
+        <w:t>0x9B</w:t>
+      </w:r>
+      <w:proofErr w:type="spellEnd"/>
+      <w:r>
+        <w:rPr>
+          <w:rFonts w:ascii="Times New Roman" w:eastAsia="Times New Roman" w:hAnsi="Times New Roman" w:cs="Times New Roman"/>
+          <w:kern w:val="0"/>
+          <w:sz w:val="20"/>
+          <w:szCs w:val="20"/>
+          <w:lang w:val="en-GB" w:eastAsia="en-GB"/>
+          <w14:ligatures w14:val="none"/>
+        </w:rPr>
+        <w:t>, 8 bits</w:t>
+      </w:r>
+      <w:r>
+        <w:rPr>
+          <w:rFonts w:ascii="Times New Roman" w:eastAsia="Times New Roman" w:hAnsi="Times New Roman" w:cs="Times New Roman"/>
+          <w:kern w:val="0"/>
+          <w:sz w:val="20"/>
+          <w:szCs w:val="20"/>
+          <w:lang w:val="en-GB" w:eastAsia="en-GB"/>
+          <w14:ligatures w14:val="none"/>
+        </w:rPr>
+        <w:t>.)</w:t>
+      </w:r>
+      <w:r>
+        <w:rPr>
+          <w:rFonts w:ascii="Times New Roman" w:eastAsia="Times New Roman" w:hAnsi="Times New Roman" w:cs="Times New Roman"/>
+          <w:kern w:val="0"/>
+          <w:sz w:val="20"/>
+          <w:szCs w:val="20"/>
+          <w:lang w:val="en-GB" w:eastAsia="en-GB"/>
+          <w14:ligatures w14:val="none"/>
+        </w:rPr>
+        <w:t xml:space="preserve"> </w:t>
+      </w:r>
+      <w:r>
+        <w:rPr>
+          <w:rFonts w:ascii="Times New Roman" w:eastAsia="Times New Roman" w:hAnsi="Times New Roman" w:cs="Times New Roman"/>
+          <w:kern w:val="0"/>
+          <w:sz w:val="20"/>
+          <w:szCs w:val="20"/>
+          <w:lang w:val="en-GB" w:eastAsia="en-GB"/>
+          <w14:ligatures w14:val="none"/>
+        </w:rPr>
+        <w:t xml:space="preserve">Note that the bit reversal </w:t>
+      </w:r>
+      <w:r>
+        <w:rPr>
+          <w:rFonts w:ascii="Times New Roman" w:eastAsia="Times New Roman" w:hAnsi="Times New Roman" w:cs="Times New Roman"/>
+          <w:kern w:val="0"/>
+          <w:sz w:val="20"/>
+          <w:szCs w:val="20"/>
+          <w:lang w:val="en-GB" w:eastAsia="en-GB"/>
+          <w14:ligatures w14:val="none"/>
+        </w:rPr>
+        <w:t xml:space="preserve">for 8-bit data </w:t>
+      </w:r>
+      <w:r>
+        <w:rPr>
+          <w:rFonts w:ascii="Times New Roman" w:eastAsia="Times New Roman" w:hAnsi="Times New Roman" w:cs="Times New Roman"/>
+          <w:kern w:val="0"/>
+          <w:sz w:val="20"/>
+          <w:szCs w:val="20"/>
+          <w:lang w:val="en-GB" w:eastAsia="en-GB"/>
+          <w14:ligatures w14:val="none"/>
+        </w:rPr>
+        <w:t>is always on 8-bit code units</w:t>
+      </w:r>
+      <w:r>
+        <w:rPr>
+          <w:rFonts w:ascii="Times New Roman" w:eastAsia="Times New Roman" w:hAnsi="Times New Roman" w:cs="Times New Roman"/>
+          <w:kern w:val="0"/>
+          <w:sz w:val="20"/>
+          <w:szCs w:val="20"/>
+          <w:lang w:val="en-GB" w:eastAsia="en-GB"/>
+          <w14:ligatures w14:val="none"/>
+        </w:rPr>
+        <w:t>.</w:t>
+      </w:r>
+    </w:p>
+    <w:p>
+      <w:pPr>
+        <w:tabs>
+          <w:tab w:val="left" w:pos="2552"/>
+        </w:tabs>
+        <w:overflowPunct w:val="0"/>
+        <w:autoSpaceDE w:val="0"/>
+        <w:autoSpaceDN w:val="0"/>
+        <w:adjustRightInd w:val="0"/>
+        <w:spacing w:after="180" w:line="240" w:lineRule="auto"/>
+        <w:textAlignment w:val="baseline"/>
+        <w:rPr>
+          <w:rFonts w:ascii="Times New Roman" w:eastAsia="Times New Roman" w:hAnsi="Times New Roman" w:cs="Times New Roman"/>
+          <w:kern w:val="0"/>
+          <w:sz w:val="20"/>
+          <w:szCs w:val="20"/>
+          <w:lang w:val="en-GB" w:eastAsia="en-GB"/>
+          <w14:ligatures w14:val="none"/>
+        </w:rPr>
+      </w:pPr>
+      <w:r>
+        <w:rPr>
+          <w:rFonts w:ascii="Times New Roman" w:eastAsia="Times New Roman" w:hAnsi="Times New Roman" w:cs="Times New Roman"/>
           <w:b/>
           <w:bCs/>
           <w:kern w:val="0"/>
@@ -1269,7 +2637,7 @@
           <w:lang w:val="en-GB" w:eastAsia="en-GB"/>
           <w14:ligatures w14:val="none"/>
         </w:rPr>
-        <w:t xml:space="preserve"> (using </w:t>
+        <w:t xml:space="preserve">, there must be no cut inside of a </w:t>
       </w:r>
       <w:r>
         <w:rPr>
@@ -1282,7 +2650,7 @@
           <w:lang w:val="en-GB" w:eastAsia="en-GB"/>
           <w14:ligatures w14:val="none"/>
         </w:rPr>
-        <w:t>UTF-8</w:t>
+        <w:t>UTF-8 byte sequence.</w:t>
       </w:r>
       <w:r>
         <w:rPr>
@@ -1295,7 +2663,7 @@
           <w:lang w:val="en-GB" w:eastAsia="en-GB"/>
           <w14:ligatures w14:val="none"/>
         </w:rPr>
-        <w:t xml:space="preserve">), there must be no cut inside of a </w:t>
+        <w:t xml:space="preserve"> </w:t>
       </w:r>
       <w:r>
         <w:rPr>
@@ -1308,7 +2676,7 @@
           <w:lang w:val="en-GB" w:eastAsia="en-GB"/>
           <w14:ligatures w14:val="none"/>
         </w:rPr>
-        <w:t>UTF-8 byte sequence.</w:t>
+        <w:t xml:space="preserve">For 8-bit versions of </w:t>
       </w:r>
       <w:r>
         <w:rPr>
@@ -1321,8 +2689,9 @@
           <w:lang w:val="en-GB" w:eastAsia="en-GB"/>
           <w14:ligatures w14:val="none"/>
         </w:rPr>
-        <w:t xml:space="preserve"> When not used </w:t>
-      </w:r>
+        <w:t xml:space="preserve">alphabets with National Language ID </w:t>
+      </w:r>
+      <w:proofErr w:type="spellStart"/>
       <w:r>
         <w:rPr>
           <w:rFonts w:ascii="Times New Roman" w:eastAsia="Times New Roman" w:hAnsi="Times New Roman" w:cs="Times New Roman"/>
@@ -1334,7 +2703,114 @@
           <w:lang w:val="en-GB" w:eastAsia="en-GB"/>
           <w14:ligatures w14:val="none"/>
         </w:rPr>
-        <w:t>for characters, the split rule, if any, is user defined.</w:t>
+        <w:t>0x10</w:t>
+      </w:r>
+      <w:proofErr w:type="spellEnd"/>
+      <w:r>
+        <w:rPr>
+          <w:rFonts w:ascii="Times New Roman" w:eastAsia="Times New Roman" w:hAnsi="Times New Roman" w:cs="Times New Roman"/>
+          <w:b/>
+          <w:bCs/>
+          <w:kern w:val="0"/>
+          <w:sz w:val="20"/>
+          <w:szCs w:val="20"/>
+          <w:lang w:val="en-GB" w:eastAsia="en-GB"/>
+          <w14:ligatures w14:val="none"/>
+        </w:rPr>
+        <w:t xml:space="preserve"> or larger: there must be no cut </w:t>
+      </w:r>
+      <w:r>
+        <w:rPr>
+          <w:rFonts w:ascii="Times New Roman" w:eastAsia="Times New Roman" w:hAnsi="Times New Roman" w:cs="Times New Roman"/>
+          <w:b/>
+          <w:bCs/>
+          <w:kern w:val="0"/>
+          <w:sz w:val="20"/>
+          <w:szCs w:val="20"/>
+          <w:lang w:val="en-GB" w:eastAsia="en-GB"/>
+          <w14:ligatures w14:val="none"/>
+        </w:rPr>
+        <w:t xml:space="preserve">between </w:t>
+      </w:r>
+      <w:proofErr w:type="spellStart"/>
+      <w:r>
+        <w:rPr>
+          <w:rFonts w:ascii="Times New Roman" w:eastAsia="Times New Roman" w:hAnsi="Times New Roman" w:cs="Times New Roman"/>
+          <w:b/>
+          <w:bCs/>
+          <w:kern w:val="0"/>
+          <w:sz w:val="20"/>
+          <w:szCs w:val="20"/>
+          <w:lang w:val="en-GB" w:eastAsia="en-GB"/>
+          <w14:ligatures w14:val="none"/>
+        </w:rPr>
+        <w:t>0x9B</w:t>
+      </w:r>
+      <w:proofErr w:type="spellEnd"/>
+      <w:r>
+        <w:rPr>
+          <w:rFonts w:ascii="Times New Roman" w:eastAsia="Times New Roman" w:hAnsi="Times New Roman" w:cs="Times New Roman"/>
+          <w:b/>
+          <w:bCs/>
+          <w:kern w:val="0"/>
+          <w:sz w:val="20"/>
+          <w:szCs w:val="20"/>
+          <w:lang w:val="en-GB" w:eastAsia="en-GB"/>
+          <w14:ligatures w14:val="none"/>
+        </w:rPr>
+        <w:t xml:space="preserve"> and the follow-on byte. </w:t>
+      </w:r>
+      <w:r>
+        <w:rPr>
+          <w:rFonts w:ascii="Times New Roman" w:eastAsia="Times New Roman" w:hAnsi="Times New Roman" w:cs="Times New Roman"/>
+          <w:b/>
+          <w:bCs/>
+          <w:kern w:val="0"/>
+          <w:sz w:val="20"/>
+          <w:szCs w:val="20"/>
+          <w:lang w:val="en-GB" w:eastAsia="en-GB"/>
+          <w14:ligatures w14:val="none"/>
+        </w:rPr>
+        <w:t xml:space="preserve">When not used </w:t>
+      </w:r>
+      <w:r>
+        <w:rPr>
+          <w:rFonts w:ascii="Times New Roman" w:eastAsia="Times New Roman" w:hAnsi="Times New Roman" w:cs="Times New Roman"/>
+          <w:b/>
+          <w:bCs/>
+          <w:kern w:val="0"/>
+          <w:sz w:val="20"/>
+          <w:szCs w:val="20"/>
+          <w:lang w:val="en-GB" w:eastAsia="en-GB"/>
+          <w14:ligatures w14:val="none"/>
+        </w:rPr>
+        <w:t>for characters</w:t>
+      </w:r>
+      <w:r>
+        <w:rPr>
+          <w:rFonts w:ascii="Times New Roman" w:eastAsia="Times New Roman" w:hAnsi="Times New Roman" w:cs="Times New Roman"/>
+          <w:b/>
+          <w:bCs/>
+          <w:kern w:val="0"/>
+          <w:sz w:val="20"/>
+          <w:szCs w:val="20"/>
+          <w:lang w:val="en-GB" w:eastAsia="en-GB"/>
+          <w14:ligatures w14:val="none"/>
+        </w:rPr>
+        <w:t xml:space="preserve"> or the character table is user defined</w:t>
+      </w:r>
+      <w:r>
+        <w:rPr>
+          <w:rFonts w:ascii="Times New Roman" w:eastAsia="Times New Roman" w:hAnsi="Times New Roman" w:cs="Times New Roman"/>
+          <w:b/>
+          <w:bCs/>
+          <w:kern w:val="0"/>
+          <w:sz w:val="20"/>
+          <w:szCs w:val="20"/>
+          <w:lang w:val="en-GB" w:eastAsia="en-GB"/>
+          <w14:ligatures w14:val="none"/>
+        </w:rPr>
+        <w:t>, the split rule is user defined.</w:t>
       </w:r>
       <w:bookmarkEnd w:id="1"/>
     </w:p>
@@ -1479,7 +2955,7 @@
         <w:rFonts w:ascii="Symbol" w:hAnsi="Symbol" w:hint="default"/>
       </w:rPr>
     </w:lvl>
-    <w:lvl w:ilvl="1" w:tplc="041D0003" w:tentative="1">
+    <w:lvl w:ilvl="1" w:tplc="041D0003">
       <w:start w:val="1"/>
       <w:numFmt w:val="bullet"/>
       <w:lvlText w:val="o"/>

--- a/6.2.2.docx
+++ b/6.2.2.docx
@@ -191,7 +191,6 @@
         </w:rPr>
         <w:t xml:space="preserve">e </w:t>
       </w:r>
-      <w:proofErr w:type="spellStart"/>
       <w:r>
         <w:rPr>
           <w:rFonts w:ascii="Times New Roman" w:eastAsia="Times New Roman" w:hAnsi="Times New Roman" w:cs="Times New Roman"/>
@@ -205,7 +204,6 @@
         </w:rPr>
         <w:t>b1</w:t>
       </w:r>
-      <w:proofErr w:type="spellEnd"/>
       <w:r>
         <w:rPr>
           <w:rFonts w:ascii="Times New Roman" w:eastAsia="Times New Roman" w:hAnsi="Times New Roman" w:cs="Times New Roman"/>
@@ -272,7 +270,6 @@
         </w:rPr>
         <w:t xml:space="preserve"> up to </w:t>
       </w:r>
-      <w:proofErr w:type="spellStart"/>
       <w:r>
         <w:rPr>
           <w:rFonts w:ascii="Times New Roman" w:eastAsia="Times New Roman" w:hAnsi="Times New Roman" w:cs="Times New Roman"/>
@@ -299,7 +296,6 @@
         </w:rPr>
         <w:t>8</w:t>
       </w:r>
-      <w:proofErr w:type="spellEnd"/>
       <w:r>
         <w:rPr>
           <w:rFonts w:ascii="Times New Roman" w:eastAsia="Times New Roman" w:hAnsi="Times New Roman" w:cs="Times New Roman"/>
@@ -399,43 +395,17 @@
         </w:rPr>
         <w:t>in 16-</w:t>
       </w:r>
-      <w:proofErr w:type="spellStart"/>
-      <w:r>
-        <w:rPr>
-          <w:rFonts w:ascii="Times New Roman" w:eastAsia="Times New Roman" w:hAnsi="Times New Roman" w:cs="Times New Roman"/>
-          <w:kern w:val="0"/>
-          <w:sz w:val="20"/>
-          <w:szCs w:val="20"/>
-          <w:lang w:val="en-GB" w:eastAsia="en-GB"/>
-          <w14:ligatures w14:val="none"/>
-        </w:rPr>
-        <w:t>QAM</w:t>
-      </w:r>
-      <w:proofErr w:type="spellEnd"/>
-      <w:r>
-        <w:rPr>
-          <w:rFonts w:ascii="Times New Roman" w:eastAsia="Times New Roman" w:hAnsi="Times New Roman" w:cs="Times New Roman"/>
-          <w:kern w:val="0"/>
-          <w:sz w:val="20"/>
-          <w:szCs w:val="20"/>
-          <w:lang w:val="en-GB" w:eastAsia="en-GB"/>
-          <w14:ligatures w14:val="none"/>
-        </w:rPr>
-        <w:t xml:space="preserve"> 4 bits are sent in parallel, 64-</w:t>
-      </w:r>
-      <w:proofErr w:type="spellStart"/>
-      <w:r>
-        <w:rPr>
-          <w:rFonts w:ascii="Times New Roman" w:eastAsia="Times New Roman" w:hAnsi="Times New Roman" w:cs="Times New Roman"/>
-          <w:kern w:val="0"/>
-          <w:sz w:val="20"/>
-          <w:szCs w:val="20"/>
-          <w:lang w:val="en-GB" w:eastAsia="en-GB"/>
-          <w14:ligatures w14:val="none"/>
-        </w:rPr>
-        <w:t>QAM</w:t>
-      </w:r>
-      <w:proofErr w:type="spellEnd"/>
+      <w:r>
+        <w:rPr>
+          <w:rFonts w:ascii="Times New Roman" w:eastAsia="Times New Roman" w:hAnsi="Times New Roman" w:cs="Times New Roman"/>
+          <w:kern w:val="0"/>
+          <w:sz w:val="20"/>
+          <w:szCs w:val="20"/>
+          <w:lang w:val="en-GB" w:eastAsia="en-GB"/>
+          <w14:ligatures w14:val="none"/>
+        </w:rPr>
+        <w:t>QAM 4 bits are sent in parallel, 64-QAM</w:t>
+      </w:r>
       <w:r>
         <w:rPr>
           <w:rFonts w:ascii="Times New Roman" w:eastAsia="Times New Roman" w:hAnsi="Times New Roman" w:cs="Times New Roman"/>
@@ -489,42 +459,18 @@
           <w:lang w:val="en-GB" w:eastAsia="en-GB"/>
           <w14:ligatures w14:val="none"/>
         </w:rPr>
-        <w:t>in parallel, 256-</w:t>
-      </w:r>
-      <w:proofErr w:type="spellStart"/>
-      <w:r>
-        <w:rPr>
-          <w:rFonts w:ascii="Times New Roman" w:eastAsia="Times New Roman" w:hAnsi="Times New Roman" w:cs="Times New Roman"/>
-          <w:kern w:val="0"/>
-          <w:sz w:val="20"/>
-          <w:szCs w:val="20"/>
-          <w:lang w:val="en-GB" w:eastAsia="en-GB"/>
-          <w14:ligatures w14:val="none"/>
-        </w:rPr>
-        <w:t>QA</w:t>
-      </w:r>
-      <w:r>
-        <w:rPr>
-          <w:rFonts w:ascii="Times New Roman" w:eastAsia="Times New Roman" w:hAnsi="Times New Roman" w:cs="Times New Roman"/>
-          <w:kern w:val="0"/>
-          <w:sz w:val="20"/>
-          <w:szCs w:val="20"/>
-          <w:lang w:val="en-GB" w:eastAsia="en-GB"/>
-          <w14:ligatures w14:val="none"/>
-        </w:rPr>
-        <w:t>M</w:t>
-      </w:r>
-      <w:proofErr w:type="spellEnd"/>
-      <w:r>
-        <w:rPr>
-          <w:rFonts w:ascii="Times New Roman" w:eastAsia="Times New Roman" w:hAnsi="Times New Roman" w:cs="Times New Roman"/>
-          <w:kern w:val="0"/>
-          <w:sz w:val="20"/>
-          <w:szCs w:val="20"/>
-          <w:lang w:val="en-GB" w:eastAsia="en-GB"/>
-          <w14:ligatures w14:val="none"/>
-        </w:rPr>
-        <w:t>:</w:t>
+        <w:t>in parallel, 256-QA</w:t>
+      </w:r>
+      <w:r>
+        <w:rPr>
+          <w:rFonts w:ascii="Times New Roman" w:eastAsia="Times New Roman" w:hAnsi="Times New Roman" w:cs="Times New Roman"/>
+          <w:kern w:val="0"/>
+          <w:sz w:val="20"/>
+          <w:szCs w:val="20"/>
+          <w:lang w:val="en-GB" w:eastAsia="en-GB"/>
+          <w14:ligatures w14:val="none"/>
+        </w:rPr>
+        <w:t>M:</w:t>
       </w:r>
       <w:r>
         <w:rPr>
@@ -568,31 +514,7 @@
           <w:lang w:val="en-GB" w:eastAsia="en-GB"/>
           <w14:ligatures w14:val="none"/>
         </w:rPr>
-        <w:t>-</w:t>
-      </w:r>
-      <w:proofErr w:type="spellStart"/>
-      <w:r>
-        <w:rPr>
-          <w:rFonts w:ascii="Times New Roman" w:eastAsia="Times New Roman" w:hAnsi="Times New Roman" w:cs="Times New Roman"/>
-          <w:kern w:val="0"/>
-          <w:sz w:val="20"/>
-          <w:szCs w:val="20"/>
-          <w:lang w:val="en-GB" w:eastAsia="en-GB"/>
-          <w14:ligatures w14:val="none"/>
-        </w:rPr>
-        <w:t>QAM</w:t>
-      </w:r>
-      <w:proofErr w:type="spellEnd"/>
-      <w:r>
-        <w:rPr>
-          <w:rFonts w:ascii="Times New Roman" w:eastAsia="Times New Roman" w:hAnsi="Times New Roman" w:cs="Times New Roman"/>
-          <w:kern w:val="0"/>
-          <w:sz w:val="20"/>
-          <w:szCs w:val="20"/>
-          <w:lang w:val="en-GB" w:eastAsia="en-GB"/>
-          <w14:ligatures w14:val="none"/>
-        </w:rPr>
-        <w:t>: 10 bits in parallel.)</w:t>
+        <w:t>-QAM: 10 bits in parallel.)</w:t>
       </w:r>
     </w:p>
     <w:p>
@@ -708,7 +630,6 @@
         </w:rPr>
         <w:t xml:space="preserve"> (</w:t>
       </w:r>
-      <w:proofErr w:type="spellStart"/>
       <w:r>
         <w:rPr>
           <w:rFonts w:ascii="Times New Roman" w:eastAsia="Times New Roman" w:hAnsi="Times New Roman" w:cs="Times New Roman"/>
@@ -720,7 +641,6 @@
         </w:rPr>
         <w:t>0x0D</w:t>
       </w:r>
-      <w:proofErr w:type="spellEnd"/>
       <w:r>
         <w:rPr>
           <w:rFonts w:ascii="Times New Roman" w:eastAsia="Times New Roman" w:hAnsi="Times New Roman" w:cs="Times New Roman"/>
@@ -785,21 +705,8 @@
           <w:lang w:val="en-GB" w:eastAsia="en-GB"/>
           <w14:ligatures w14:val="none"/>
         </w:rPr>
-        <w:t xml:space="preserve"> or </w:t>
-      </w:r>
-      <w:proofErr w:type="spellStart"/>
-      <w:r>
-        <w:rPr>
-          <w:rFonts w:ascii="Times New Roman" w:eastAsia="Times New Roman" w:hAnsi="Times New Roman" w:cs="Times New Roman"/>
-          <w:kern w:val="0"/>
-          <w:sz w:val="20"/>
-          <w:szCs w:val="20"/>
-          <w:lang w:val="en-GB" w:eastAsia="en-GB"/>
-          <w14:ligatures w14:val="none"/>
-        </w:rPr>
-        <w:t>0x00</w:t>
-      </w:r>
-      <w:proofErr w:type="spellEnd"/>
+        <w:t xml:space="preserve"> or 0x00</w:t>
+      </w:r>
       <w:r>
         <w:rPr>
           <w:rFonts w:ascii="Times New Roman" w:eastAsia="Times New Roman" w:hAnsi="Times New Roman" w:cs="Times New Roman"/>
@@ -910,7 +817,6 @@
         </w:rPr>
         <w:t xml:space="preserve"> and </w:t>
       </w:r>
-      <w:proofErr w:type="spellStart"/>
       <w:r>
         <w:rPr>
           <w:rFonts w:ascii="Times New Roman" w:eastAsia="Times New Roman" w:hAnsi="Times New Roman" w:cs="Times New Roman"/>
@@ -931,19 +837,7 @@
           <w:lang w:val="en-GB" w:eastAsia="en-GB"/>
           <w14:ligatures w14:val="none"/>
         </w:rPr>
-        <w:t>s</w:t>
-      </w:r>
-      <w:proofErr w:type="spellEnd"/>
-      <w:r>
-        <w:rPr>
-          <w:rFonts w:ascii="Times New Roman" w:eastAsia="Times New Roman" w:hAnsi="Times New Roman" w:cs="Times New Roman"/>
-          <w:kern w:val="0"/>
-          <w:sz w:val="20"/>
-          <w:szCs w:val="20"/>
-          <w:lang w:val="en-GB" w:eastAsia="en-GB"/>
-          <w14:ligatures w14:val="none"/>
-        </w:rPr>
-        <w:t xml:space="preserve"> </w:t>
+        <w:t xml:space="preserve">s </w:t>
       </w:r>
       <w:r>
         <w:rPr>
@@ -1169,19 +1063,61 @@
         </w:rPr>
         <w:t xml:space="preserve">if </w:t>
       </w:r>
-      <w:proofErr w:type="spellStart"/>
-      <w:r>
-        <w:rPr>
-          <w:rFonts w:ascii="Times New Roman" w:eastAsia="Times New Roman" w:hAnsi="Times New Roman" w:cs="Times New Roman"/>
-          <w:kern w:val="0"/>
-          <w:sz w:val="20"/>
-          <w:szCs w:val="20"/>
-          <w:lang w:val="en-GB" w:eastAsia="en-GB"/>
-          <w14:ligatures w14:val="none"/>
-        </w:rPr>
-        <w:t>NLIDs</w:t>
-      </w:r>
-      <w:proofErr w:type="spellEnd"/>
+      <w:r>
+        <w:rPr>
+          <w:rFonts w:ascii="Times New Roman" w:eastAsia="Times New Roman" w:hAnsi="Times New Roman" w:cs="Times New Roman"/>
+          <w:kern w:val="0"/>
+          <w:sz w:val="20"/>
+          <w:szCs w:val="20"/>
+          <w:lang w:val="en-GB" w:eastAsia="en-GB"/>
+          <w14:ligatures w14:val="none"/>
+        </w:rPr>
+        <w:t xml:space="preserve">NLIDs </w:t>
+      </w:r>
+      <w:r>
+        <w:rPr>
+          <w:rFonts w:ascii="Times New Roman" w:eastAsia="Times New Roman" w:hAnsi="Times New Roman" w:cs="Times New Roman"/>
+          <w:kern w:val="0"/>
+          <w:sz w:val="20"/>
+          <w:szCs w:val="20"/>
+          <w:lang w:val="en-GB" w:eastAsia="en-GB"/>
+          <w14:ligatures w14:val="none"/>
+        </w:rPr>
+        <w:t>are</w:t>
+      </w:r>
+      <w:r>
+        <w:rPr>
+          <w:rFonts w:ascii="Times New Roman" w:eastAsia="Times New Roman" w:hAnsi="Times New Roman" w:cs="Times New Roman"/>
+          <w:kern w:val="0"/>
+          <w:sz w:val="20"/>
+          <w:szCs w:val="20"/>
+          <w:lang w:val="en-GB" w:eastAsia="en-GB"/>
+          <w14:ligatures w14:val="none"/>
+        </w:rPr>
+        <w:br/>
+      </w:r>
+      <w:r>
+        <w:rPr>
+          <w:rFonts w:ascii="Times New Roman" w:eastAsia="Times New Roman" w:hAnsi="Times New Roman" w:cs="Times New Roman"/>
+          <w:kern w:val="0"/>
+          <w:sz w:val="20"/>
+          <w:szCs w:val="20"/>
+          <w:lang w:val="en-GB" w:eastAsia="en-GB"/>
+          <w14:ligatures w14:val="none"/>
+        </w:rPr>
+        <w:tab/>
+      </w:r>
+      <w:r>
+        <w:rPr>
+          <w:rFonts w:ascii="Times New Roman" w:eastAsia="Times New Roman" w:hAnsi="Times New Roman" w:cs="Times New Roman"/>
+          <w:kern w:val="0"/>
+          <w:sz w:val="20"/>
+          <w:szCs w:val="20"/>
+          <w:lang w:val="en-GB" w:eastAsia="en-GB"/>
+          <w14:ligatures w14:val="none"/>
+        </w:rPr>
+        <w:t>both</w:t>
+      </w:r>
       <w:r>
         <w:rPr>
           <w:rFonts w:ascii="Times New Roman" w:eastAsia="Times New Roman" w:hAnsi="Times New Roman" w:cs="Times New Roman"/>
@@ -1202,7 +1138,51 @@
           <w:lang w:val="en-GB" w:eastAsia="en-GB"/>
           <w14:ligatures w14:val="none"/>
         </w:rPr>
-        <w:t>are</w:t>
+        <w:t>0x00</w:t>
+      </w:r>
+      <w:r>
+        <w:rPr>
+          <w:rFonts w:ascii="Times New Roman" w:eastAsia="Times New Roman" w:hAnsi="Times New Roman" w:cs="Times New Roman"/>
+          <w:kern w:val="0"/>
+          <w:sz w:val="20"/>
+          <w:szCs w:val="20"/>
+          <w:lang w:val="en-GB" w:eastAsia="en-GB"/>
+          <w14:ligatures w14:val="none"/>
+        </w:rPr>
+        <w:t xml:space="preserve"> (default)</w:t>
+      </w:r>
+      <w:r>
+        <w:rPr>
+          <w:rFonts w:ascii="Times New Roman" w:eastAsia="Times New Roman" w:hAnsi="Times New Roman" w:cs="Times New Roman"/>
+          <w:kern w:val="0"/>
+          <w:sz w:val="20"/>
+          <w:szCs w:val="20"/>
+          <w:lang w:val="en-GB" w:eastAsia="en-GB"/>
+          <w14:ligatures w14:val="none"/>
+        </w:rPr>
+        <w:t>.</w:t>
+      </w:r>
+      <w:r>
+        <w:rPr>
+          <w:rFonts w:ascii="Times New Roman" w:eastAsia="Times New Roman" w:hAnsi="Times New Roman" w:cs="Times New Roman"/>
+          <w:kern w:val="0"/>
+          <w:sz w:val="20"/>
+          <w:szCs w:val="20"/>
+          <w:lang w:val="en-GB" w:eastAsia="en-GB"/>
+          <w14:ligatures w14:val="none"/>
+        </w:rPr>
+        <w:t xml:space="preserve"> If the National Language ID are both the same value</w:t>
+      </w:r>
+      <w:r>
+        <w:rPr>
+          <w:rFonts w:ascii="Times New Roman" w:eastAsia="Times New Roman" w:hAnsi="Times New Roman" w:cs="Times New Roman"/>
+          <w:kern w:val="0"/>
+          <w:sz w:val="20"/>
+          <w:szCs w:val="20"/>
+          <w:lang w:val="en-GB" w:eastAsia="en-GB"/>
+          <w14:ligatures w14:val="none"/>
+        </w:rPr>
+        <w:t xml:space="preserve"> and</w:t>
       </w:r>
       <w:r>
         <w:rPr>
@@ -1235,42 +1215,139 @@
           <w:lang w:val="en-GB" w:eastAsia="en-GB"/>
           <w14:ligatures w14:val="none"/>
         </w:rPr>
-        <w:t>both</w:t>
-      </w:r>
-      <w:r>
-        <w:rPr>
-          <w:rFonts w:ascii="Times New Roman" w:eastAsia="Times New Roman" w:hAnsi="Times New Roman" w:cs="Times New Roman"/>
-          <w:kern w:val="0"/>
-          <w:sz w:val="20"/>
-          <w:szCs w:val="20"/>
-          <w:lang w:val="en-GB" w:eastAsia="en-GB"/>
-          <w14:ligatures w14:val="none"/>
-        </w:rPr>
-        <w:t xml:space="preserve"> </w:t>
-      </w:r>
-      <w:proofErr w:type="spellStart"/>
-      <w:r>
-        <w:rPr>
-          <w:rFonts w:ascii="Times New Roman" w:eastAsia="Times New Roman" w:hAnsi="Times New Roman" w:cs="Times New Roman"/>
-          <w:kern w:val="0"/>
-          <w:sz w:val="20"/>
-          <w:szCs w:val="20"/>
-          <w:lang w:val="en-GB" w:eastAsia="en-GB"/>
-          <w14:ligatures w14:val="none"/>
-        </w:rPr>
-        <w:t>0x00</w:t>
-      </w:r>
-      <w:proofErr w:type="spellEnd"/>
-      <w:r>
-        <w:rPr>
-          <w:rFonts w:ascii="Times New Roman" w:eastAsia="Times New Roman" w:hAnsi="Times New Roman" w:cs="Times New Roman"/>
-          <w:kern w:val="0"/>
-          <w:sz w:val="20"/>
-          <w:szCs w:val="20"/>
-          <w:lang w:val="en-GB" w:eastAsia="en-GB"/>
-          <w14:ligatures w14:val="none"/>
-        </w:rPr>
-        <w:t xml:space="preserve"> (default)</w:t>
+        <w:t xml:space="preserve">0x10 or greater: the 8-bit version of </w:t>
+      </w:r>
+      <w:r>
+        <w:rPr>
+          <w:rFonts w:ascii="Times New Roman" w:eastAsia="Times New Roman" w:hAnsi="Times New Roman" w:cs="Times New Roman"/>
+          <w:kern w:val="0"/>
+          <w:sz w:val="20"/>
+          <w:szCs w:val="20"/>
+          <w:lang w:val="en-GB" w:eastAsia="en-GB"/>
+          <w14:ligatures w14:val="none"/>
+        </w:rPr>
+        <w:t xml:space="preserve">the </w:t>
+      </w:r>
+      <w:r>
+        <w:rPr>
+          <w:rFonts w:ascii="Times New Roman" w:eastAsia="Times New Roman" w:hAnsi="Times New Roman" w:cs="Times New Roman"/>
+          <w:kern w:val="0"/>
+          <w:sz w:val="20"/>
+          <w:szCs w:val="20"/>
+          <w:lang w:val="en-GB" w:eastAsia="en-GB"/>
+          <w14:ligatures w14:val="none"/>
+        </w:rPr>
+        <w:t xml:space="preserve">7-bit alphabet </w:t>
+      </w:r>
+      <w:r>
+        <w:rPr>
+          <w:rFonts w:ascii="Times New Roman" w:eastAsia="Times New Roman" w:hAnsi="Times New Roman" w:cs="Times New Roman"/>
+          <w:kern w:val="0"/>
+          <w:sz w:val="20"/>
+          <w:szCs w:val="20"/>
+          <w:lang w:val="en-GB" w:eastAsia="en-GB"/>
+          <w14:ligatures w14:val="none"/>
+        </w:rPr>
+        <w:t xml:space="preserve">(section A.4) </w:t>
+      </w:r>
+      <w:r>
+        <w:rPr>
+          <w:rFonts w:ascii="Times New Roman" w:eastAsia="Times New Roman" w:hAnsi="Times New Roman" w:cs="Times New Roman"/>
+          <w:kern w:val="0"/>
+          <w:sz w:val="20"/>
+          <w:szCs w:val="20"/>
+          <w:lang w:val="en-GB" w:eastAsia="en-GB"/>
+          <w14:ligatures w14:val="none"/>
+        </w:rPr>
+        <w:t>having that</w:t>
+      </w:r>
+      <w:r>
+        <w:rPr>
+          <w:rFonts w:ascii="Times New Roman" w:eastAsia="Times New Roman" w:hAnsi="Times New Roman" w:cs="Times New Roman"/>
+          <w:kern w:val="0"/>
+          <w:sz w:val="20"/>
+          <w:szCs w:val="20"/>
+          <w:lang w:val="en-GB" w:eastAsia="en-GB"/>
+          <w14:ligatures w14:val="none"/>
+        </w:rPr>
+        <w:br/>
+      </w:r>
+      <w:r>
+        <w:rPr>
+          <w:rFonts w:ascii="Times New Roman" w:eastAsia="Times New Roman" w:hAnsi="Times New Roman" w:cs="Times New Roman"/>
+          <w:kern w:val="0"/>
+          <w:sz w:val="20"/>
+          <w:szCs w:val="20"/>
+          <w:lang w:val="en-GB" w:eastAsia="en-GB"/>
+          <w14:ligatures w14:val="none"/>
+        </w:rPr>
+        <w:tab/>
+      </w:r>
+      <w:r>
+        <w:rPr>
+          <w:rFonts w:ascii="Times New Roman" w:eastAsia="Times New Roman" w:hAnsi="Times New Roman" w:cs="Times New Roman"/>
+          <w:kern w:val="0"/>
+          <w:sz w:val="20"/>
+          <w:szCs w:val="20"/>
+          <w:lang w:val="en-GB" w:eastAsia="en-GB"/>
+          <w14:ligatures w14:val="none"/>
+        </w:rPr>
+        <w:t xml:space="preserve">ID. </w:t>
+      </w:r>
+      <w:r>
+        <w:rPr>
+          <w:rFonts w:ascii="Times New Roman" w:eastAsia="Times New Roman" w:hAnsi="Times New Roman" w:cs="Times New Roman"/>
+          <w:kern w:val="0"/>
+          <w:sz w:val="20"/>
+          <w:szCs w:val="20"/>
+          <w:lang w:val="en-GB" w:eastAsia="en-GB"/>
+          <w14:ligatures w14:val="none"/>
+        </w:rPr>
+        <w:t>If the NLID</w:t>
+      </w:r>
+      <w:r>
+        <w:rPr>
+          <w:rFonts w:ascii="Times New Roman" w:eastAsia="Times New Roman" w:hAnsi="Times New Roman" w:cs="Times New Roman"/>
+          <w:kern w:val="0"/>
+          <w:sz w:val="20"/>
+          <w:szCs w:val="20"/>
+          <w:lang w:val="en-GB" w:eastAsia="en-GB"/>
+          <w14:ligatures w14:val="none"/>
+        </w:rPr>
+        <w:t>s are in 0x01</w:t>
+      </w:r>
+      <w:r>
+        <w:rPr>
+          <w:rFonts w:ascii="Times New Roman" w:eastAsia="Times New Roman" w:hAnsi="Times New Roman" w:cs="Times New Roman"/>
+          <w:kern w:val="0"/>
+          <w:sz w:val="20"/>
+          <w:szCs w:val="20"/>
+          <w:lang w:val="en-GB" w:eastAsia="en-GB"/>
+          <w14:ligatures w14:val="none"/>
+        </w:rPr>
+        <w:t>..</w:t>
+      </w:r>
+      <w:r>
+        <w:rPr>
+          <w:rFonts w:ascii="Times New Roman" w:eastAsia="Times New Roman" w:hAnsi="Times New Roman" w:cs="Times New Roman"/>
+          <w:kern w:val="0"/>
+          <w:sz w:val="20"/>
+          <w:szCs w:val="20"/>
+          <w:lang w:val="en-GB" w:eastAsia="en-GB"/>
+          <w14:ligatures w14:val="none"/>
+        </w:rPr>
+        <w:t>0x</w:t>
+      </w:r>
+      <w:r>
+        <w:rPr>
+          <w:rFonts w:ascii="Times New Roman" w:eastAsia="Times New Roman" w:hAnsi="Times New Roman" w:cs="Times New Roman"/>
+          <w:kern w:val="0"/>
+          <w:sz w:val="20"/>
+          <w:szCs w:val="20"/>
+          <w:lang w:val="en-GB" w:eastAsia="en-GB"/>
+          <w14:ligatures w14:val="none"/>
+        </w:rPr>
+        <w:t>0F, the character table is user defined</w:t>
       </w:r>
       <w:r>
         <w:rPr>
@@ -1292,316 +1369,7 @@
           <w:lang w:val="en-GB" w:eastAsia="en-GB"/>
           <w14:ligatures w14:val="none"/>
         </w:rPr>
-        <w:t xml:space="preserve"> If the National Language ID are both the same value</w:t>
-      </w:r>
-      <w:r>
-        <w:rPr>
-          <w:rFonts w:ascii="Times New Roman" w:eastAsia="Times New Roman" w:hAnsi="Times New Roman" w:cs="Times New Roman"/>
-          <w:kern w:val="0"/>
-          <w:sz w:val="20"/>
-          <w:szCs w:val="20"/>
-          <w:lang w:val="en-GB" w:eastAsia="en-GB"/>
-          <w14:ligatures w14:val="none"/>
-        </w:rPr>
-        <w:t xml:space="preserve"> and</w:t>
-      </w:r>
-      <w:r>
-        <w:rPr>
-          <w:rFonts w:ascii="Times New Roman" w:eastAsia="Times New Roman" w:hAnsi="Times New Roman" w:cs="Times New Roman"/>
-          <w:kern w:val="0"/>
-          <w:sz w:val="20"/>
-          <w:szCs w:val="20"/>
-          <w:lang w:val="en-GB" w:eastAsia="en-GB"/>
-          <w14:ligatures w14:val="none"/>
-        </w:rPr>
-        <w:br/>
-      </w:r>
-      <w:r>
-        <w:rPr>
-          <w:rFonts w:ascii="Times New Roman" w:eastAsia="Times New Roman" w:hAnsi="Times New Roman" w:cs="Times New Roman"/>
-          <w:kern w:val="0"/>
-          <w:sz w:val="20"/>
-          <w:szCs w:val="20"/>
-          <w:lang w:val="en-GB" w:eastAsia="en-GB"/>
-          <w14:ligatures w14:val="none"/>
-        </w:rPr>
-        <w:tab/>
-      </w:r>
-      <w:proofErr w:type="spellStart"/>
-      <w:r>
-        <w:rPr>
-          <w:rFonts w:ascii="Times New Roman" w:eastAsia="Times New Roman" w:hAnsi="Times New Roman" w:cs="Times New Roman"/>
-          <w:kern w:val="0"/>
-          <w:sz w:val="20"/>
-          <w:szCs w:val="20"/>
-          <w:lang w:val="en-GB" w:eastAsia="en-GB"/>
-          <w14:ligatures w14:val="none"/>
-        </w:rPr>
-        <w:t>0x10</w:t>
-      </w:r>
-      <w:proofErr w:type="spellEnd"/>
-      <w:r>
-        <w:rPr>
-          <w:rFonts w:ascii="Times New Roman" w:eastAsia="Times New Roman" w:hAnsi="Times New Roman" w:cs="Times New Roman"/>
-          <w:kern w:val="0"/>
-          <w:sz w:val="20"/>
-          <w:szCs w:val="20"/>
-          <w:lang w:val="en-GB" w:eastAsia="en-GB"/>
-          <w14:ligatures w14:val="none"/>
-        </w:rPr>
-        <w:t xml:space="preserve"> or greater: the 8-bit version of </w:t>
-      </w:r>
-      <w:r>
-        <w:rPr>
-          <w:rFonts w:ascii="Times New Roman" w:eastAsia="Times New Roman" w:hAnsi="Times New Roman" w:cs="Times New Roman"/>
-          <w:kern w:val="0"/>
-          <w:sz w:val="20"/>
-          <w:szCs w:val="20"/>
-          <w:lang w:val="en-GB" w:eastAsia="en-GB"/>
-          <w14:ligatures w14:val="none"/>
-        </w:rPr>
-        <w:t xml:space="preserve">the </w:t>
-      </w:r>
-      <w:r>
-        <w:rPr>
-          <w:rFonts w:ascii="Times New Roman" w:eastAsia="Times New Roman" w:hAnsi="Times New Roman" w:cs="Times New Roman"/>
-          <w:kern w:val="0"/>
-          <w:sz w:val="20"/>
-          <w:szCs w:val="20"/>
-          <w:lang w:val="en-GB" w:eastAsia="en-GB"/>
-          <w14:ligatures w14:val="none"/>
-        </w:rPr>
-        <w:t xml:space="preserve">7-bit alphabet </w:t>
-      </w:r>
-      <w:r>
-        <w:rPr>
-          <w:rFonts w:ascii="Times New Roman" w:eastAsia="Times New Roman" w:hAnsi="Times New Roman" w:cs="Times New Roman"/>
-          <w:kern w:val="0"/>
-          <w:sz w:val="20"/>
-          <w:szCs w:val="20"/>
-          <w:lang w:val="en-GB" w:eastAsia="en-GB"/>
-          <w14:ligatures w14:val="none"/>
-        </w:rPr>
-        <w:t xml:space="preserve">(section </w:t>
-      </w:r>
-      <w:proofErr w:type="spellStart"/>
-      <w:r>
-        <w:rPr>
-          <w:rFonts w:ascii="Times New Roman" w:eastAsia="Times New Roman" w:hAnsi="Times New Roman" w:cs="Times New Roman"/>
-          <w:kern w:val="0"/>
-          <w:sz w:val="20"/>
-          <w:szCs w:val="20"/>
-          <w:lang w:val="en-GB" w:eastAsia="en-GB"/>
-          <w14:ligatures w14:val="none"/>
-        </w:rPr>
-        <w:t>A.4</w:t>
-      </w:r>
-      <w:proofErr w:type="spellEnd"/>
-      <w:r>
-        <w:rPr>
-          <w:rFonts w:ascii="Times New Roman" w:eastAsia="Times New Roman" w:hAnsi="Times New Roman" w:cs="Times New Roman"/>
-          <w:kern w:val="0"/>
-          <w:sz w:val="20"/>
-          <w:szCs w:val="20"/>
-          <w:lang w:val="en-GB" w:eastAsia="en-GB"/>
-          <w14:ligatures w14:val="none"/>
-        </w:rPr>
-        <w:t xml:space="preserve">) </w:t>
-      </w:r>
-      <w:r>
-        <w:rPr>
-          <w:rFonts w:ascii="Times New Roman" w:eastAsia="Times New Roman" w:hAnsi="Times New Roman" w:cs="Times New Roman"/>
-          <w:kern w:val="0"/>
-          <w:sz w:val="20"/>
-          <w:szCs w:val="20"/>
-          <w:lang w:val="en-GB" w:eastAsia="en-GB"/>
-          <w14:ligatures w14:val="none"/>
-        </w:rPr>
-        <w:t>having that</w:t>
-      </w:r>
-      <w:r>
-        <w:rPr>
-          <w:rFonts w:ascii="Times New Roman" w:eastAsia="Times New Roman" w:hAnsi="Times New Roman" w:cs="Times New Roman"/>
-          <w:kern w:val="0"/>
-          <w:sz w:val="20"/>
-          <w:szCs w:val="20"/>
-          <w:lang w:val="en-GB" w:eastAsia="en-GB"/>
-          <w14:ligatures w14:val="none"/>
-        </w:rPr>
-        <w:br/>
-      </w:r>
-      <w:r>
-        <w:rPr>
-          <w:rFonts w:ascii="Times New Roman" w:eastAsia="Times New Roman" w:hAnsi="Times New Roman" w:cs="Times New Roman"/>
-          <w:kern w:val="0"/>
-          <w:sz w:val="20"/>
-          <w:szCs w:val="20"/>
-          <w:lang w:val="en-GB" w:eastAsia="en-GB"/>
-          <w14:ligatures w14:val="none"/>
-        </w:rPr>
-        <w:tab/>
-      </w:r>
-      <w:r>
-        <w:rPr>
-          <w:rFonts w:ascii="Times New Roman" w:eastAsia="Times New Roman" w:hAnsi="Times New Roman" w:cs="Times New Roman"/>
-          <w:kern w:val="0"/>
-          <w:sz w:val="20"/>
-          <w:szCs w:val="20"/>
-          <w:lang w:val="en-GB" w:eastAsia="en-GB"/>
-          <w14:ligatures w14:val="none"/>
-        </w:rPr>
-        <w:t xml:space="preserve">ID. </w:t>
-      </w:r>
-      <w:r>
-        <w:rPr>
-          <w:rFonts w:ascii="Times New Roman" w:eastAsia="Times New Roman" w:hAnsi="Times New Roman" w:cs="Times New Roman"/>
-          <w:kern w:val="0"/>
-          <w:sz w:val="20"/>
-          <w:szCs w:val="20"/>
-          <w:lang w:val="en-GB" w:eastAsia="en-GB"/>
-          <w14:ligatures w14:val="none"/>
-        </w:rPr>
-        <w:t xml:space="preserve">If the </w:t>
-      </w:r>
-      <w:proofErr w:type="spellStart"/>
-      <w:r>
-        <w:rPr>
-          <w:rFonts w:ascii="Times New Roman" w:eastAsia="Times New Roman" w:hAnsi="Times New Roman" w:cs="Times New Roman"/>
-          <w:kern w:val="0"/>
-          <w:sz w:val="20"/>
-          <w:szCs w:val="20"/>
-          <w:lang w:val="en-GB" w:eastAsia="en-GB"/>
-          <w14:ligatures w14:val="none"/>
-        </w:rPr>
-        <w:t>NLID</w:t>
-      </w:r>
-      <w:r>
-        <w:rPr>
-          <w:rFonts w:ascii="Times New Roman" w:eastAsia="Times New Roman" w:hAnsi="Times New Roman" w:cs="Times New Roman"/>
-          <w:kern w:val="0"/>
-          <w:sz w:val="20"/>
-          <w:szCs w:val="20"/>
-          <w:lang w:val="en-GB" w:eastAsia="en-GB"/>
-          <w14:ligatures w14:val="none"/>
-        </w:rPr>
-        <w:t>s</w:t>
-      </w:r>
-      <w:proofErr w:type="spellEnd"/>
-      <w:r>
-        <w:rPr>
-          <w:rFonts w:ascii="Times New Roman" w:eastAsia="Times New Roman" w:hAnsi="Times New Roman" w:cs="Times New Roman"/>
-          <w:kern w:val="0"/>
-          <w:sz w:val="20"/>
-          <w:szCs w:val="20"/>
-          <w:lang w:val="en-GB" w:eastAsia="en-GB"/>
-          <w14:ligatures w14:val="none"/>
-        </w:rPr>
-        <w:t xml:space="preserve"> are in </w:t>
-      </w:r>
-      <w:proofErr w:type="spellStart"/>
-      <w:r>
-        <w:rPr>
-          <w:rFonts w:ascii="Times New Roman" w:eastAsia="Times New Roman" w:hAnsi="Times New Roman" w:cs="Times New Roman"/>
-          <w:kern w:val="0"/>
-          <w:sz w:val="20"/>
-          <w:szCs w:val="20"/>
-          <w:lang w:val="en-GB" w:eastAsia="en-GB"/>
-          <w14:ligatures w14:val="none"/>
-        </w:rPr>
-        <w:t>0x01</w:t>
-      </w:r>
-      <w:proofErr w:type="spellEnd"/>
-      <w:r>
-        <w:rPr>
-          <w:rFonts w:ascii="Times New Roman" w:eastAsia="Times New Roman" w:hAnsi="Times New Roman" w:cs="Times New Roman"/>
-          <w:kern w:val="0"/>
-          <w:sz w:val="20"/>
-          <w:szCs w:val="20"/>
-          <w:lang w:val="en-GB" w:eastAsia="en-GB"/>
-          <w14:ligatures w14:val="none"/>
-        </w:rPr>
-        <w:t>..</w:t>
-      </w:r>
-      <w:proofErr w:type="spellStart"/>
-      <w:r>
-        <w:rPr>
-          <w:rFonts w:ascii="Times New Roman" w:eastAsia="Times New Roman" w:hAnsi="Times New Roman" w:cs="Times New Roman"/>
-          <w:kern w:val="0"/>
-          <w:sz w:val="20"/>
-          <w:szCs w:val="20"/>
-          <w:lang w:val="en-GB" w:eastAsia="en-GB"/>
-          <w14:ligatures w14:val="none"/>
-        </w:rPr>
-        <w:t>0x</w:t>
-      </w:r>
-      <w:r>
-        <w:rPr>
-          <w:rFonts w:ascii="Times New Roman" w:eastAsia="Times New Roman" w:hAnsi="Times New Roman" w:cs="Times New Roman"/>
-          <w:kern w:val="0"/>
-          <w:sz w:val="20"/>
-          <w:szCs w:val="20"/>
-          <w:lang w:val="en-GB" w:eastAsia="en-GB"/>
-          <w14:ligatures w14:val="none"/>
-        </w:rPr>
-        <w:t>0F</w:t>
-      </w:r>
-      <w:proofErr w:type="spellEnd"/>
-      <w:r>
-        <w:rPr>
-          <w:rFonts w:ascii="Times New Roman" w:eastAsia="Times New Roman" w:hAnsi="Times New Roman" w:cs="Times New Roman"/>
-          <w:kern w:val="0"/>
-          <w:sz w:val="20"/>
-          <w:szCs w:val="20"/>
-          <w:lang w:val="en-GB" w:eastAsia="en-GB"/>
-          <w14:ligatures w14:val="none"/>
-        </w:rPr>
-        <w:t>, the character table is user defined</w:t>
-      </w:r>
-      <w:r>
-        <w:rPr>
-          <w:rFonts w:ascii="Times New Roman" w:eastAsia="Times New Roman" w:hAnsi="Times New Roman" w:cs="Times New Roman"/>
-          <w:kern w:val="0"/>
-          <w:sz w:val="20"/>
-          <w:szCs w:val="20"/>
-          <w:lang w:val="en-GB" w:eastAsia="en-GB"/>
-          <w14:ligatures w14:val="none"/>
-        </w:rPr>
-        <w:t>.</w:t>
-      </w:r>
-      <w:r>
-        <w:rPr>
-          <w:rFonts w:ascii="Times New Roman" w:eastAsia="Times New Roman" w:hAnsi="Times New Roman" w:cs="Times New Roman"/>
-          <w:kern w:val="0"/>
-          <w:sz w:val="20"/>
-          <w:szCs w:val="20"/>
-          <w:lang w:val="en-GB" w:eastAsia="en-GB"/>
-          <w14:ligatures w14:val="none"/>
-        </w:rPr>
-        <w:t xml:space="preserve"> </w:t>
-      </w:r>
-      <w:proofErr w:type="spellStart"/>
-      <w:r>
-        <w:rPr>
-          <w:rFonts w:ascii="Times New Roman" w:eastAsia="Times New Roman" w:hAnsi="Times New Roman" w:cs="Times New Roman"/>
-          <w:kern w:val="0"/>
-          <w:sz w:val="20"/>
-          <w:szCs w:val="20"/>
-          <w:lang w:val="en-GB" w:eastAsia="en-GB"/>
-          <w14:ligatures w14:val="none"/>
-        </w:rPr>
-        <w:t>NLID</w:t>
-      </w:r>
-      <w:proofErr w:type="spellEnd"/>
-      <w:r>
-        <w:rPr>
-          <w:rFonts w:ascii="Times New Roman" w:eastAsia="Times New Roman" w:hAnsi="Times New Roman" w:cs="Times New Roman"/>
-          <w:kern w:val="0"/>
-          <w:sz w:val="20"/>
-          <w:szCs w:val="20"/>
-          <w:lang w:val="en-GB" w:eastAsia="en-GB"/>
-          <w14:ligatures w14:val="none"/>
-        </w:rPr>
-        <w:t xml:space="preserve"> is</w:t>
+        <w:t xml:space="preserve"> NLID is</w:t>
       </w:r>
       <w:r>
         <w:rPr>
@@ -1885,104 +1653,52 @@
           <w:lang w:val="en-GB" w:eastAsia="en-GB"/>
           <w14:ligatures w14:val="none"/>
         </w:rPr>
-        <w:t xml:space="preserve">read </w:t>
-      </w:r>
-      <w:proofErr w:type="spellStart"/>
-      <w:r>
-        <w:rPr>
-          <w:rFonts w:ascii="Times New Roman" w:eastAsia="Times New Roman" w:hAnsi="Times New Roman" w:cs="Times New Roman"/>
-          <w:kern w:val="0"/>
-          <w:sz w:val="20"/>
-          <w:szCs w:val="20"/>
-          <w:lang w:val="en-GB" w:eastAsia="en-GB"/>
-          <w14:ligatures w14:val="none"/>
-        </w:rPr>
-        <w:t>0x00</w:t>
-      </w:r>
-      <w:proofErr w:type="spellEnd"/>
-      <w:r>
-        <w:rPr>
-          <w:rFonts w:ascii="Times New Roman" w:eastAsia="Times New Roman" w:hAnsi="Times New Roman" w:cs="Times New Roman"/>
-          <w:kern w:val="0"/>
-          <w:sz w:val="20"/>
-          <w:szCs w:val="20"/>
-          <w:lang w:val="en-GB" w:eastAsia="en-GB"/>
-          <w14:ligatures w14:val="none"/>
-        </w:rPr>
-        <w:t xml:space="preserve"> as </w:t>
-      </w:r>
-      <w:proofErr w:type="spellStart"/>
-      <w:r>
-        <w:rPr>
-          <w:rFonts w:ascii="Times New Roman" w:eastAsia="Times New Roman" w:hAnsi="Times New Roman" w:cs="Times New Roman"/>
-          <w:kern w:val="0"/>
-          <w:sz w:val="20"/>
-          <w:szCs w:val="20"/>
-          <w:lang w:val="en-GB" w:eastAsia="en-GB"/>
-          <w14:ligatures w14:val="none"/>
-        </w:rPr>
-        <w:t>0x1B</w:t>
-      </w:r>
-      <w:proofErr w:type="spellEnd"/>
-      <w:r>
-        <w:rPr>
-          <w:rFonts w:ascii="Times New Roman" w:eastAsia="Times New Roman" w:hAnsi="Times New Roman" w:cs="Times New Roman"/>
-          <w:kern w:val="0"/>
-          <w:sz w:val="20"/>
-          <w:szCs w:val="20"/>
-          <w:lang w:val="en-GB" w:eastAsia="en-GB"/>
-          <w14:ligatures w14:val="none"/>
-        </w:rPr>
-        <w:t xml:space="preserve">, </w:t>
-      </w:r>
-      <w:r>
-        <w:rPr>
-          <w:rFonts w:ascii="Times New Roman" w:eastAsia="Times New Roman" w:hAnsi="Times New Roman" w:cs="Times New Roman"/>
-          <w:kern w:val="0"/>
-          <w:sz w:val="20"/>
-          <w:szCs w:val="20"/>
-          <w:lang w:val="en-GB" w:eastAsia="en-GB"/>
-          <w14:ligatures w14:val="none"/>
-        </w:rPr>
-        <w:t xml:space="preserve">read </w:t>
-      </w:r>
-      <w:proofErr w:type="spellStart"/>
-      <w:r>
-        <w:rPr>
-          <w:rFonts w:ascii="Times New Roman" w:eastAsia="Times New Roman" w:hAnsi="Times New Roman" w:cs="Times New Roman"/>
-          <w:kern w:val="0"/>
-          <w:sz w:val="20"/>
-          <w:szCs w:val="20"/>
-          <w:lang w:val="en-GB" w:eastAsia="en-GB"/>
-          <w14:ligatures w14:val="none"/>
-        </w:rPr>
-        <w:t>0x1B00</w:t>
-      </w:r>
-      <w:proofErr w:type="spellEnd"/>
-      <w:r>
-        <w:rPr>
-          <w:rFonts w:ascii="Times New Roman" w:eastAsia="Times New Roman" w:hAnsi="Times New Roman" w:cs="Times New Roman"/>
-          <w:kern w:val="0"/>
-          <w:sz w:val="20"/>
-          <w:szCs w:val="20"/>
-          <w:lang w:val="en-GB" w:eastAsia="en-GB"/>
-          <w14:ligatures w14:val="none"/>
-        </w:rPr>
-        <w:t>..</w:t>
-      </w:r>
-      <w:proofErr w:type="spellStart"/>
-      <w:r>
-        <w:rPr>
-          <w:rFonts w:ascii="Times New Roman" w:eastAsia="Times New Roman" w:hAnsi="Times New Roman" w:cs="Times New Roman"/>
-          <w:kern w:val="0"/>
-          <w:sz w:val="20"/>
-          <w:szCs w:val="20"/>
-          <w:lang w:val="en-GB" w:eastAsia="en-GB"/>
-          <w14:ligatures w14:val="none"/>
-        </w:rPr>
-        <w:t>0x1B7F</w:t>
-      </w:r>
-      <w:proofErr w:type="spellEnd"/>
+        <w:t>for</w:t>
+      </w:r>
+      <w:r>
+        <w:rPr>
+          <w:rFonts w:ascii="Times New Roman" w:eastAsia="Times New Roman" w:hAnsi="Times New Roman" w:cs="Times New Roman"/>
+          <w:kern w:val="0"/>
+          <w:sz w:val="20"/>
+          <w:szCs w:val="20"/>
+          <w:lang w:val="en-GB" w:eastAsia="en-GB"/>
+          <w14:ligatures w14:val="none"/>
+        </w:rPr>
+        <w:t xml:space="preserve"> 0x00 </w:t>
+      </w:r>
+      <w:r>
+        <w:rPr>
+          <w:rFonts w:ascii="Times New Roman" w:eastAsia="Times New Roman" w:hAnsi="Times New Roman" w:cs="Times New Roman"/>
+          <w:kern w:val="0"/>
+          <w:sz w:val="20"/>
+          <w:szCs w:val="20"/>
+          <w:lang w:val="en-GB" w:eastAsia="en-GB"/>
+          <w14:ligatures w14:val="none"/>
+        </w:rPr>
+        <w:t>use</w:t>
+      </w:r>
+      <w:r>
+        <w:rPr>
+          <w:rFonts w:ascii="Times New Roman" w:eastAsia="Times New Roman" w:hAnsi="Times New Roman" w:cs="Times New Roman"/>
+          <w:kern w:val="0"/>
+          <w:sz w:val="20"/>
+          <w:szCs w:val="20"/>
+          <w:lang w:val="en-GB" w:eastAsia="en-GB"/>
+          <w14:ligatures w14:val="none"/>
+        </w:rPr>
+        <w:t xml:space="preserve"> 0x1B, </w:t>
+      </w:r>
+      <w:r>
+        <w:rPr>
+          <w:rFonts w:ascii="Times New Roman" w:eastAsia="Times New Roman" w:hAnsi="Times New Roman" w:cs="Times New Roman"/>
+          <w:kern w:val="0"/>
+          <w:sz w:val="20"/>
+          <w:szCs w:val="20"/>
+          <w:lang w:val="en-GB" w:eastAsia="en-GB"/>
+          <w14:ligatures w14:val="none"/>
+        </w:rPr>
+        <w:t>for</w:t>
+      </w:r>
       <w:r>
         <w:rPr>
           <w:rFonts w:ascii="Times New Roman" w:eastAsia="Times New Roman" w:hAnsi="Times New Roman" w:cs="Times New Roman"/>
@@ -2003,31 +1719,18 @@
           <w:lang w:val="en-GB" w:eastAsia="en-GB"/>
           <w14:ligatures w14:val="none"/>
         </w:rPr>
-        <w:t>(</w:t>
-      </w:r>
-      <w:proofErr w:type="spellStart"/>
-      <w:r>
-        <w:rPr>
-          <w:rFonts w:ascii="Times New Roman" w:eastAsia="Times New Roman" w:hAnsi="Times New Roman" w:cs="Times New Roman"/>
-          <w:kern w:val="0"/>
-          <w:sz w:val="20"/>
-          <w:szCs w:val="20"/>
-          <w:lang w:val="en-GB" w:eastAsia="en-GB"/>
-          <w14:ligatures w14:val="none"/>
-        </w:rPr>
-        <w:t>SS2</w:t>
-      </w:r>
-      <w:proofErr w:type="spellEnd"/>
-      <w:r>
-        <w:rPr>
-          <w:rFonts w:ascii="Times New Roman" w:eastAsia="Times New Roman" w:hAnsi="Times New Roman" w:cs="Times New Roman"/>
-          <w:kern w:val="0"/>
-          <w:sz w:val="20"/>
-          <w:szCs w:val="20"/>
-          <w:lang w:val="en-GB" w:eastAsia="en-GB"/>
-          <w14:ligatures w14:val="none"/>
-        </w:rPr>
-        <w:t xml:space="preserve"> table</w:t>
+        <w:t xml:space="preserve">0x1B00..0x1B7F </w:t>
+      </w:r>
+      <w:r>
+        <w:rPr>
+          <w:rFonts w:ascii="Times New Roman" w:eastAsia="Times New Roman" w:hAnsi="Times New Roman" w:cs="Times New Roman"/>
+          <w:kern w:val="0"/>
+          <w:sz w:val="20"/>
+          <w:szCs w:val="20"/>
+          <w:lang w:val="en-GB" w:eastAsia="en-GB"/>
+          <w14:ligatures w14:val="none"/>
+        </w:rPr>
+        <w:t>(SS2 table</w:t>
       </w:r>
       <w:r>
         <w:rPr>
@@ -2060,45 +1763,19 @@
           <w:lang w:val="en-GB" w:eastAsia="en-GB"/>
           <w14:ligatures w14:val="none"/>
         </w:rPr>
-        <w:t xml:space="preserve">as </w:t>
-      </w:r>
-      <w:proofErr w:type="spellStart"/>
-      <w:r>
-        <w:rPr>
-          <w:rFonts w:ascii="Times New Roman" w:eastAsia="Times New Roman" w:hAnsi="Times New Roman" w:cs="Times New Roman"/>
-          <w:kern w:val="0"/>
-          <w:sz w:val="20"/>
-          <w:szCs w:val="20"/>
-          <w:lang w:val="en-GB" w:eastAsia="en-GB"/>
-          <w14:ligatures w14:val="none"/>
-        </w:rPr>
-        <w:t>0x80</w:t>
-      </w:r>
-      <w:proofErr w:type="spellEnd"/>
-      <w:r>
-        <w:rPr>
-          <w:rFonts w:ascii="Times New Roman" w:eastAsia="Times New Roman" w:hAnsi="Times New Roman" w:cs="Times New Roman"/>
-          <w:kern w:val="0"/>
-          <w:sz w:val="20"/>
-          <w:szCs w:val="20"/>
-          <w:lang w:val="en-GB" w:eastAsia="en-GB"/>
-          <w14:ligatures w14:val="none"/>
-        </w:rPr>
-        <w:t>..</w:t>
-      </w:r>
-      <w:proofErr w:type="spellStart"/>
-      <w:r>
-        <w:rPr>
-          <w:rFonts w:ascii="Times New Roman" w:eastAsia="Times New Roman" w:hAnsi="Times New Roman" w:cs="Times New Roman"/>
-          <w:kern w:val="0"/>
-          <w:sz w:val="20"/>
-          <w:szCs w:val="20"/>
-          <w:lang w:val="en-GB" w:eastAsia="en-GB"/>
-          <w14:ligatures w14:val="none"/>
-        </w:rPr>
-        <w:t>0xFF</w:t>
-      </w:r>
-      <w:proofErr w:type="spellEnd"/>
+        <w:t>use</w:t>
+      </w:r>
+      <w:r>
+        <w:rPr>
+          <w:rFonts w:ascii="Times New Roman" w:eastAsia="Times New Roman" w:hAnsi="Times New Roman" w:cs="Times New Roman"/>
+          <w:kern w:val="0"/>
+          <w:sz w:val="20"/>
+          <w:szCs w:val="20"/>
+          <w:lang w:val="en-GB" w:eastAsia="en-GB"/>
+          <w14:ligatures w14:val="none"/>
+        </w:rPr>
+        <w:t xml:space="preserve"> 0x80..0xFF</w:t>
+      </w:r>
       <w:r>
         <w:rPr>
           <w:rFonts w:ascii="Times New Roman" w:eastAsia="Times New Roman" w:hAnsi="Times New Roman" w:cs="Times New Roman"/>
@@ -2132,43 +1809,259 @@
         </w:rPr>
         <w:t xml:space="preserve"> </w:t>
       </w:r>
-      <w:proofErr w:type="spellStart"/>
-      <w:r>
-        <w:rPr>
-          <w:rFonts w:ascii="Times New Roman" w:eastAsia="Times New Roman" w:hAnsi="Times New Roman" w:cs="Times New Roman"/>
-          <w:kern w:val="0"/>
-          <w:sz w:val="20"/>
-          <w:szCs w:val="20"/>
-          <w:lang w:val="en-GB" w:eastAsia="en-GB"/>
-          <w14:ligatures w14:val="none"/>
-        </w:rPr>
-        <w:t>0x1B1B00</w:t>
-      </w:r>
-      <w:proofErr w:type="spellEnd"/>
-      <w:r>
-        <w:rPr>
-          <w:rFonts w:ascii="Times New Roman" w:eastAsia="Times New Roman" w:hAnsi="Times New Roman" w:cs="Times New Roman"/>
-          <w:kern w:val="0"/>
-          <w:sz w:val="20"/>
-          <w:szCs w:val="20"/>
-          <w:lang w:val="en-GB" w:eastAsia="en-GB"/>
-          <w14:ligatures w14:val="none"/>
-        </w:rPr>
-        <w:t>..</w:t>
-      </w:r>
-      <w:proofErr w:type="spellStart"/>
-      <w:r>
-        <w:rPr>
-          <w:rFonts w:ascii="Times New Roman" w:eastAsia="Times New Roman" w:hAnsi="Times New Roman" w:cs="Times New Roman"/>
-          <w:kern w:val="0"/>
-          <w:sz w:val="20"/>
-          <w:szCs w:val="20"/>
-          <w:lang w:val="en-GB" w:eastAsia="en-GB"/>
-          <w14:ligatures w14:val="none"/>
-        </w:rPr>
-        <w:t>0x1B1B7F</w:t>
-      </w:r>
-      <w:proofErr w:type="spellEnd"/>
+      <w:r>
+        <w:rPr>
+          <w:rFonts w:ascii="Times New Roman" w:eastAsia="Times New Roman" w:hAnsi="Times New Roman" w:cs="Times New Roman"/>
+          <w:kern w:val="0"/>
+          <w:sz w:val="20"/>
+          <w:szCs w:val="20"/>
+          <w:lang w:val="en-GB" w:eastAsia="en-GB"/>
+          <w14:ligatures w14:val="none"/>
+        </w:rPr>
+        <w:t xml:space="preserve">for </w:t>
+      </w:r>
+      <w:r>
+        <w:rPr>
+          <w:rFonts w:ascii="Times New Roman" w:eastAsia="Times New Roman" w:hAnsi="Times New Roman" w:cs="Times New Roman"/>
+          <w:kern w:val="0"/>
+          <w:sz w:val="20"/>
+          <w:szCs w:val="20"/>
+          <w:lang w:val="en-GB" w:eastAsia="en-GB"/>
+          <w14:ligatures w14:val="none"/>
+        </w:rPr>
+        <w:t xml:space="preserve">0x1B1B00..0x1B1B7F </w:t>
+      </w:r>
+      <w:r>
+        <w:rPr>
+          <w:rFonts w:ascii="Times New Roman" w:eastAsia="Times New Roman" w:hAnsi="Times New Roman" w:cs="Times New Roman"/>
+          <w:kern w:val="0"/>
+          <w:sz w:val="20"/>
+          <w:szCs w:val="20"/>
+          <w:lang w:val="en-GB" w:eastAsia="en-GB"/>
+          <w14:ligatures w14:val="none"/>
+        </w:rPr>
+        <w:t>(SS3 table</w:t>
+      </w:r>
+      <w:r>
+        <w:rPr>
+          <w:rFonts w:ascii="Times New Roman" w:eastAsia="Times New Roman" w:hAnsi="Times New Roman" w:cs="Times New Roman"/>
+          <w:kern w:val="0"/>
+          <w:sz w:val="20"/>
+          <w:szCs w:val="20"/>
+          <w:lang w:val="en-GB" w:eastAsia="en-GB"/>
+          <w14:ligatures w14:val="none"/>
+        </w:rPr>
+        <w:t>, three 7-bit code units</w:t>
+      </w:r>
+      <w:r>
+        <w:rPr>
+          <w:rFonts w:ascii="Times New Roman" w:eastAsia="Times New Roman" w:hAnsi="Times New Roman" w:cs="Times New Roman"/>
+          <w:kern w:val="0"/>
+          <w:sz w:val="20"/>
+          <w:szCs w:val="20"/>
+          <w:lang w:val="en-GB" w:eastAsia="en-GB"/>
+          <w14:ligatures w14:val="none"/>
+        </w:rPr>
+        <w:t xml:space="preserve">) </w:t>
+      </w:r>
+      <w:r>
+        <w:rPr>
+          <w:rFonts w:ascii="Times New Roman" w:eastAsia="Times New Roman" w:hAnsi="Times New Roman" w:cs="Times New Roman"/>
+          <w:kern w:val="0"/>
+          <w:sz w:val="20"/>
+          <w:szCs w:val="20"/>
+          <w:lang w:val="en-GB" w:eastAsia="en-GB"/>
+          <w14:ligatures w14:val="none"/>
+        </w:rPr>
+        <w:t>use</w:t>
+      </w:r>
+      <w:r>
+        <w:rPr>
+          <w:rFonts w:ascii="Times New Roman" w:eastAsia="Times New Roman" w:hAnsi="Times New Roman" w:cs="Times New Roman"/>
+          <w:kern w:val="0"/>
+          <w:sz w:val="20"/>
+          <w:szCs w:val="20"/>
+          <w:lang w:val="en-GB" w:eastAsia="en-GB"/>
+          <w14:ligatures w14:val="none"/>
+        </w:rPr>
+        <w:t xml:space="preserve"> 0x9B00..0x9B7F</w:t>
+      </w:r>
+      <w:r>
+        <w:rPr>
+          <w:rFonts w:ascii="Times New Roman" w:eastAsia="Times New Roman" w:hAnsi="Times New Roman" w:cs="Times New Roman"/>
+          <w:kern w:val="0"/>
+          <w:sz w:val="20"/>
+          <w:szCs w:val="20"/>
+          <w:lang w:val="en-GB" w:eastAsia="en-GB"/>
+          <w14:ligatures w14:val="none"/>
+        </w:rPr>
+        <w:t xml:space="preserve"> (two 8-bit code units)</w:t>
+      </w:r>
+      <w:r>
+        <w:rPr>
+          <w:rFonts w:ascii="Times New Roman" w:eastAsia="Times New Roman" w:hAnsi="Times New Roman" w:cs="Times New Roman"/>
+          <w:kern w:val="0"/>
+          <w:sz w:val="20"/>
+          <w:szCs w:val="20"/>
+          <w:lang w:val="en-GB" w:eastAsia="en-GB"/>
+          <w14:ligatures w14:val="none"/>
+        </w:rPr>
+        <w:t>.</w:t>
+      </w:r>
+      <w:r>
+        <w:rPr>
+          <w:rFonts w:ascii="Times New Roman" w:eastAsia="Times New Roman" w:hAnsi="Times New Roman" w:cs="Times New Roman"/>
+          <w:kern w:val="0"/>
+          <w:sz w:val="20"/>
+          <w:szCs w:val="20"/>
+          <w:lang w:val="en-GB" w:eastAsia="en-GB"/>
+          <w14:ligatures w14:val="none"/>
+        </w:rPr>
+        <w:t xml:space="preserve"> (</w:t>
+      </w:r>
+      <w:r>
+        <w:rPr>
+          <w:rFonts w:ascii="Times New Roman" w:eastAsia="Times New Roman" w:hAnsi="Times New Roman" w:cs="Times New Roman"/>
+          <w:kern w:val="0"/>
+          <w:sz w:val="20"/>
+          <w:szCs w:val="20"/>
+          <w:lang w:val="en-GB" w:eastAsia="en-GB"/>
+          <w14:ligatures w14:val="none"/>
+        </w:rPr>
+        <w:t>T</w:t>
+      </w:r>
+      <w:r>
+        <w:rPr>
+          <w:rFonts w:ascii="Times New Roman" w:eastAsia="Times New Roman" w:hAnsi="Times New Roman" w:cs="Times New Roman"/>
+          <w:kern w:val="0"/>
+          <w:sz w:val="20"/>
+          <w:szCs w:val="20"/>
+          <w:lang w:val="en-GB" w:eastAsia="en-GB"/>
+          <w14:ligatures w14:val="none"/>
+        </w:rPr>
+        <w:t>he 7-bit SS3</w:t>
+      </w:r>
+      <w:r>
+        <w:rPr>
+          <w:rFonts w:ascii="Times New Roman" w:eastAsia="Times New Roman" w:hAnsi="Times New Roman" w:cs="Times New Roman"/>
+          <w:kern w:val="0"/>
+          <w:sz w:val="20"/>
+          <w:szCs w:val="20"/>
+          <w:lang w:val="en-GB" w:eastAsia="en-GB"/>
+          <w14:ligatures w14:val="none"/>
+        </w:rPr>
+        <w:t>, 0x1B1B</w:t>
+      </w:r>
+      <w:r>
+        <w:rPr>
+          <w:rFonts w:ascii="Times New Roman" w:eastAsia="Times New Roman" w:hAnsi="Times New Roman" w:cs="Times New Roman"/>
+          <w:kern w:val="0"/>
+          <w:sz w:val="20"/>
+          <w:szCs w:val="20"/>
+          <w:lang w:val="en-GB" w:eastAsia="en-GB"/>
+          <w14:ligatures w14:val="none"/>
+        </w:rPr>
+        <w:t xml:space="preserve"> (</w:t>
+      </w:r>
+      <w:r>
+        <w:rPr>
+          <w:rFonts w:ascii="Times New Roman" w:eastAsia="Times New Roman" w:hAnsi="Times New Roman" w:cs="Times New Roman"/>
+          <w:kern w:val="0"/>
+          <w:sz w:val="20"/>
+          <w:szCs w:val="20"/>
+          <w:lang w:val="en-GB" w:eastAsia="en-GB"/>
+          <w14:ligatures w14:val="none"/>
+        </w:rPr>
+        <w:t xml:space="preserve">two 7-bit code units, </w:t>
+      </w:r>
+      <w:r>
+        <w:rPr>
+          <w:rFonts w:ascii="Times New Roman" w:eastAsia="Times New Roman" w:hAnsi="Times New Roman" w:cs="Times New Roman"/>
+          <w:kern w:val="0"/>
+          <w:sz w:val="20"/>
+          <w:szCs w:val="20"/>
+          <w:lang w:val="en-GB" w:eastAsia="en-GB"/>
+          <w14:ligatures w14:val="none"/>
+        </w:rPr>
+        <w:t>14 bits)</w:t>
+      </w:r>
+      <w:r>
+        <w:rPr>
+          <w:rFonts w:ascii="Times New Roman" w:eastAsia="Times New Roman" w:hAnsi="Times New Roman" w:cs="Times New Roman"/>
+          <w:kern w:val="0"/>
+          <w:sz w:val="20"/>
+          <w:szCs w:val="20"/>
+          <w:lang w:val="en-GB" w:eastAsia="en-GB"/>
+          <w14:ligatures w14:val="none"/>
+        </w:rPr>
+        <w:t xml:space="preserve">, is in </w:t>
+      </w:r>
+      <w:r>
+        <w:rPr>
+          <w:rFonts w:ascii="Times New Roman" w:eastAsia="Times New Roman" w:hAnsi="Times New Roman" w:cs="Times New Roman"/>
+          <w:kern w:val="0"/>
+          <w:sz w:val="20"/>
+          <w:szCs w:val="20"/>
+          <w:lang w:val="en-GB" w:eastAsia="en-GB"/>
+          <w14:ligatures w14:val="none"/>
+        </w:rPr>
+        <w:t xml:space="preserve">the </w:t>
+      </w:r>
+      <w:r>
+        <w:rPr>
+          <w:rFonts w:ascii="Times New Roman" w:eastAsia="Times New Roman" w:hAnsi="Times New Roman" w:cs="Times New Roman"/>
+          <w:kern w:val="0"/>
+          <w:sz w:val="20"/>
+          <w:szCs w:val="20"/>
+          <w:lang w:val="en-GB" w:eastAsia="en-GB"/>
+          <w14:ligatures w14:val="none"/>
+        </w:rPr>
+        <w:t>8-bit</w:t>
+      </w:r>
+      <w:r>
+        <w:rPr>
+          <w:rFonts w:ascii="Times New Roman" w:eastAsia="Times New Roman" w:hAnsi="Times New Roman" w:cs="Times New Roman"/>
+          <w:kern w:val="0"/>
+          <w:sz w:val="20"/>
+          <w:szCs w:val="20"/>
+          <w:lang w:val="en-GB" w:eastAsia="en-GB"/>
+          <w14:ligatures w14:val="none"/>
+        </w:rPr>
+        <w:t xml:space="preserve"> version</w:t>
+      </w:r>
+      <w:r>
+        <w:rPr>
+          <w:rFonts w:ascii="Times New Roman" w:eastAsia="Times New Roman" w:hAnsi="Times New Roman" w:cs="Times New Roman"/>
+          <w:kern w:val="0"/>
+          <w:sz w:val="20"/>
+          <w:szCs w:val="20"/>
+          <w:lang w:val="en-GB" w:eastAsia="en-GB"/>
+          <w14:ligatures w14:val="none"/>
+        </w:rPr>
+        <w:t xml:space="preserve"> 0x9B</w:t>
+      </w:r>
+      <w:r>
+        <w:rPr>
+          <w:rFonts w:ascii="Times New Roman" w:eastAsia="Times New Roman" w:hAnsi="Times New Roman" w:cs="Times New Roman"/>
+          <w:kern w:val="0"/>
+          <w:sz w:val="20"/>
+          <w:szCs w:val="20"/>
+          <w:lang w:val="en-GB" w:eastAsia="en-GB"/>
+          <w14:ligatures w14:val="none"/>
+        </w:rPr>
+        <w:t>, 8 bits</w:t>
+      </w:r>
+      <w:r>
+        <w:rPr>
+          <w:rFonts w:ascii="Times New Roman" w:eastAsia="Times New Roman" w:hAnsi="Times New Roman" w:cs="Times New Roman"/>
+          <w:kern w:val="0"/>
+          <w:sz w:val="20"/>
+          <w:szCs w:val="20"/>
+          <w:lang w:val="en-GB" w:eastAsia="en-GB"/>
+          <w14:ligatures w14:val="none"/>
+        </w:rPr>
+        <w:t>.)</w:t>
+      </w:r>
       <w:r>
         <w:rPr>
           <w:rFonts w:ascii="Times New Roman" w:eastAsia="Times New Roman" w:hAnsi="Times New Roman" w:cs="Times New Roman"/>
@@ -2189,360 +2082,29 @@
           <w:lang w:val="en-GB" w:eastAsia="en-GB"/>
           <w14:ligatures w14:val="none"/>
         </w:rPr>
-        <w:t>(</w:t>
-      </w:r>
-      <w:proofErr w:type="spellStart"/>
-      <w:r>
-        <w:rPr>
-          <w:rFonts w:ascii="Times New Roman" w:eastAsia="Times New Roman" w:hAnsi="Times New Roman" w:cs="Times New Roman"/>
-          <w:kern w:val="0"/>
-          <w:sz w:val="20"/>
-          <w:szCs w:val="20"/>
-          <w:lang w:val="en-GB" w:eastAsia="en-GB"/>
-          <w14:ligatures w14:val="none"/>
-        </w:rPr>
-        <w:t>SS3</w:t>
-      </w:r>
-      <w:proofErr w:type="spellEnd"/>
-      <w:r>
-        <w:rPr>
-          <w:rFonts w:ascii="Times New Roman" w:eastAsia="Times New Roman" w:hAnsi="Times New Roman" w:cs="Times New Roman"/>
-          <w:kern w:val="0"/>
-          <w:sz w:val="20"/>
-          <w:szCs w:val="20"/>
-          <w:lang w:val="en-GB" w:eastAsia="en-GB"/>
-          <w14:ligatures w14:val="none"/>
-        </w:rPr>
-        <w:t xml:space="preserve"> table</w:t>
-      </w:r>
-      <w:r>
-        <w:rPr>
-          <w:rFonts w:ascii="Times New Roman" w:eastAsia="Times New Roman" w:hAnsi="Times New Roman" w:cs="Times New Roman"/>
-          <w:kern w:val="0"/>
-          <w:sz w:val="20"/>
-          <w:szCs w:val="20"/>
-          <w:lang w:val="en-GB" w:eastAsia="en-GB"/>
-          <w14:ligatures w14:val="none"/>
-        </w:rPr>
-        <w:t xml:space="preserve">, </w:t>
-      </w:r>
-      <w:r>
-        <w:rPr>
-          <w:rFonts w:ascii="Times New Roman" w:eastAsia="Times New Roman" w:hAnsi="Times New Roman" w:cs="Times New Roman"/>
-          <w:kern w:val="0"/>
-          <w:sz w:val="20"/>
-          <w:szCs w:val="20"/>
-          <w:lang w:val="en-GB" w:eastAsia="en-GB"/>
-          <w14:ligatures w14:val="none"/>
-        </w:rPr>
-        <w:t>three</w:t>
-      </w:r>
-      <w:r>
-        <w:rPr>
-          <w:rFonts w:ascii="Times New Roman" w:eastAsia="Times New Roman" w:hAnsi="Times New Roman" w:cs="Times New Roman"/>
-          <w:kern w:val="0"/>
-          <w:sz w:val="20"/>
-          <w:szCs w:val="20"/>
-          <w:lang w:val="en-GB" w:eastAsia="en-GB"/>
-          <w14:ligatures w14:val="none"/>
-        </w:rPr>
-        <w:t xml:space="preserve"> 7-bit code units</w:t>
-      </w:r>
-      <w:r>
-        <w:rPr>
-          <w:rFonts w:ascii="Times New Roman" w:eastAsia="Times New Roman" w:hAnsi="Times New Roman" w:cs="Times New Roman"/>
-          <w:kern w:val="0"/>
-          <w:sz w:val="20"/>
-          <w:szCs w:val="20"/>
-          <w:lang w:val="en-GB" w:eastAsia="en-GB"/>
-          <w14:ligatures w14:val="none"/>
-        </w:rPr>
-        <w:t xml:space="preserve">) </w:t>
-      </w:r>
-      <w:r>
-        <w:rPr>
-          <w:rFonts w:ascii="Times New Roman" w:eastAsia="Times New Roman" w:hAnsi="Times New Roman" w:cs="Times New Roman"/>
-          <w:kern w:val="0"/>
-          <w:sz w:val="20"/>
-          <w:szCs w:val="20"/>
-          <w:lang w:val="en-GB" w:eastAsia="en-GB"/>
-          <w14:ligatures w14:val="none"/>
-        </w:rPr>
-        <w:t xml:space="preserve">as </w:t>
-      </w:r>
-      <w:proofErr w:type="spellStart"/>
-      <w:r>
-        <w:rPr>
-          <w:rFonts w:ascii="Times New Roman" w:eastAsia="Times New Roman" w:hAnsi="Times New Roman" w:cs="Times New Roman"/>
-          <w:kern w:val="0"/>
-          <w:sz w:val="20"/>
-          <w:szCs w:val="20"/>
-          <w:lang w:val="en-GB" w:eastAsia="en-GB"/>
-          <w14:ligatures w14:val="none"/>
-        </w:rPr>
-        <w:t>0x9B00</w:t>
-      </w:r>
-      <w:proofErr w:type="spellEnd"/>
-      <w:r>
-        <w:rPr>
-          <w:rFonts w:ascii="Times New Roman" w:eastAsia="Times New Roman" w:hAnsi="Times New Roman" w:cs="Times New Roman"/>
-          <w:kern w:val="0"/>
-          <w:sz w:val="20"/>
-          <w:szCs w:val="20"/>
-          <w:lang w:val="en-GB" w:eastAsia="en-GB"/>
-          <w14:ligatures w14:val="none"/>
-        </w:rPr>
-        <w:t>..</w:t>
-      </w:r>
-      <w:proofErr w:type="spellStart"/>
-      <w:r>
-        <w:rPr>
-          <w:rFonts w:ascii="Times New Roman" w:eastAsia="Times New Roman" w:hAnsi="Times New Roman" w:cs="Times New Roman"/>
-          <w:kern w:val="0"/>
-          <w:sz w:val="20"/>
-          <w:szCs w:val="20"/>
-          <w:lang w:val="en-GB" w:eastAsia="en-GB"/>
-          <w14:ligatures w14:val="none"/>
-        </w:rPr>
-        <w:t>0x9B7F</w:t>
-      </w:r>
-      <w:proofErr w:type="spellEnd"/>
-      <w:r>
-        <w:rPr>
-          <w:rFonts w:ascii="Times New Roman" w:eastAsia="Times New Roman" w:hAnsi="Times New Roman" w:cs="Times New Roman"/>
-          <w:kern w:val="0"/>
-          <w:sz w:val="20"/>
-          <w:szCs w:val="20"/>
-          <w:lang w:val="en-GB" w:eastAsia="en-GB"/>
-          <w14:ligatures w14:val="none"/>
-        </w:rPr>
-        <w:t xml:space="preserve"> (two 8-bit code units)</w:t>
-      </w:r>
-      <w:r>
-        <w:rPr>
-          <w:rFonts w:ascii="Times New Roman" w:eastAsia="Times New Roman" w:hAnsi="Times New Roman" w:cs="Times New Roman"/>
-          <w:kern w:val="0"/>
-          <w:sz w:val="20"/>
-          <w:szCs w:val="20"/>
-          <w:lang w:val="en-GB" w:eastAsia="en-GB"/>
-          <w14:ligatures w14:val="none"/>
-        </w:rPr>
-        <w:t>.</w:t>
-      </w:r>
-      <w:r>
-        <w:rPr>
-          <w:rFonts w:ascii="Times New Roman" w:eastAsia="Times New Roman" w:hAnsi="Times New Roman" w:cs="Times New Roman"/>
-          <w:kern w:val="0"/>
-          <w:sz w:val="20"/>
-          <w:szCs w:val="20"/>
-          <w:lang w:val="en-GB" w:eastAsia="en-GB"/>
-          <w14:ligatures w14:val="none"/>
-        </w:rPr>
-        <w:t xml:space="preserve"> (</w:t>
-      </w:r>
-      <w:r>
-        <w:rPr>
-          <w:rFonts w:ascii="Times New Roman" w:eastAsia="Times New Roman" w:hAnsi="Times New Roman" w:cs="Times New Roman"/>
-          <w:kern w:val="0"/>
-          <w:sz w:val="20"/>
-          <w:szCs w:val="20"/>
-          <w:lang w:val="en-GB" w:eastAsia="en-GB"/>
-          <w14:ligatures w14:val="none"/>
-        </w:rPr>
-        <w:t>T</w:t>
-      </w:r>
-      <w:r>
-        <w:rPr>
-          <w:rFonts w:ascii="Times New Roman" w:eastAsia="Times New Roman" w:hAnsi="Times New Roman" w:cs="Times New Roman"/>
-          <w:kern w:val="0"/>
-          <w:sz w:val="20"/>
-          <w:szCs w:val="20"/>
-          <w:lang w:val="en-GB" w:eastAsia="en-GB"/>
-          <w14:ligatures w14:val="none"/>
-        </w:rPr>
-        <w:t xml:space="preserve">he 7-bit </w:t>
-      </w:r>
-      <w:proofErr w:type="spellStart"/>
-      <w:r>
-        <w:rPr>
-          <w:rFonts w:ascii="Times New Roman" w:eastAsia="Times New Roman" w:hAnsi="Times New Roman" w:cs="Times New Roman"/>
-          <w:kern w:val="0"/>
-          <w:sz w:val="20"/>
-          <w:szCs w:val="20"/>
-          <w:lang w:val="en-GB" w:eastAsia="en-GB"/>
-          <w14:ligatures w14:val="none"/>
-        </w:rPr>
-        <w:t>SS3</w:t>
-      </w:r>
-      <w:proofErr w:type="spellEnd"/>
-      <w:r>
-        <w:rPr>
-          <w:rFonts w:ascii="Times New Roman" w:eastAsia="Times New Roman" w:hAnsi="Times New Roman" w:cs="Times New Roman"/>
-          <w:kern w:val="0"/>
-          <w:sz w:val="20"/>
-          <w:szCs w:val="20"/>
-          <w:lang w:val="en-GB" w:eastAsia="en-GB"/>
-          <w14:ligatures w14:val="none"/>
-        </w:rPr>
-        <w:t xml:space="preserve">, </w:t>
-      </w:r>
-      <w:proofErr w:type="spellStart"/>
-      <w:r>
-        <w:rPr>
-          <w:rFonts w:ascii="Times New Roman" w:eastAsia="Times New Roman" w:hAnsi="Times New Roman" w:cs="Times New Roman"/>
-          <w:kern w:val="0"/>
-          <w:sz w:val="20"/>
-          <w:szCs w:val="20"/>
-          <w:lang w:val="en-GB" w:eastAsia="en-GB"/>
-          <w14:ligatures w14:val="none"/>
-        </w:rPr>
-        <w:t>0x1B1B</w:t>
-      </w:r>
-      <w:proofErr w:type="spellEnd"/>
-      <w:r>
-        <w:rPr>
-          <w:rFonts w:ascii="Times New Roman" w:eastAsia="Times New Roman" w:hAnsi="Times New Roman" w:cs="Times New Roman"/>
-          <w:kern w:val="0"/>
-          <w:sz w:val="20"/>
-          <w:szCs w:val="20"/>
-          <w:lang w:val="en-GB" w:eastAsia="en-GB"/>
-          <w14:ligatures w14:val="none"/>
-        </w:rPr>
-        <w:t xml:space="preserve"> (</w:t>
-      </w:r>
-      <w:r>
-        <w:rPr>
-          <w:rFonts w:ascii="Times New Roman" w:eastAsia="Times New Roman" w:hAnsi="Times New Roman" w:cs="Times New Roman"/>
-          <w:kern w:val="0"/>
-          <w:sz w:val="20"/>
-          <w:szCs w:val="20"/>
-          <w:lang w:val="en-GB" w:eastAsia="en-GB"/>
-          <w14:ligatures w14:val="none"/>
-        </w:rPr>
-        <w:t xml:space="preserve">two 7-bit code units, </w:t>
-      </w:r>
-      <w:r>
-        <w:rPr>
-          <w:rFonts w:ascii="Times New Roman" w:eastAsia="Times New Roman" w:hAnsi="Times New Roman" w:cs="Times New Roman"/>
-          <w:kern w:val="0"/>
-          <w:sz w:val="20"/>
-          <w:szCs w:val="20"/>
-          <w:lang w:val="en-GB" w:eastAsia="en-GB"/>
-          <w14:ligatures w14:val="none"/>
-        </w:rPr>
-        <w:t>14 bits)</w:t>
-      </w:r>
-      <w:r>
-        <w:rPr>
-          <w:rFonts w:ascii="Times New Roman" w:eastAsia="Times New Roman" w:hAnsi="Times New Roman" w:cs="Times New Roman"/>
-          <w:kern w:val="0"/>
-          <w:sz w:val="20"/>
-          <w:szCs w:val="20"/>
-          <w:lang w:val="en-GB" w:eastAsia="en-GB"/>
-          <w14:ligatures w14:val="none"/>
-        </w:rPr>
-        <w:t xml:space="preserve">, is in </w:t>
-      </w:r>
-      <w:r>
-        <w:rPr>
-          <w:rFonts w:ascii="Times New Roman" w:eastAsia="Times New Roman" w:hAnsi="Times New Roman" w:cs="Times New Roman"/>
-          <w:kern w:val="0"/>
-          <w:sz w:val="20"/>
-          <w:szCs w:val="20"/>
-          <w:lang w:val="en-GB" w:eastAsia="en-GB"/>
-          <w14:ligatures w14:val="none"/>
-        </w:rPr>
-        <w:t xml:space="preserve">the </w:t>
-      </w:r>
-      <w:r>
-        <w:rPr>
-          <w:rFonts w:ascii="Times New Roman" w:eastAsia="Times New Roman" w:hAnsi="Times New Roman" w:cs="Times New Roman"/>
-          <w:kern w:val="0"/>
-          <w:sz w:val="20"/>
-          <w:szCs w:val="20"/>
-          <w:lang w:val="en-GB" w:eastAsia="en-GB"/>
-          <w14:ligatures w14:val="none"/>
-        </w:rPr>
-        <w:t>8-bit</w:t>
-      </w:r>
-      <w:r>
-        <w:rPr>
-          <w:rFonts w:ascii="Times New Roman" w:eastAsia="Times New Roman" w:hAnsi="Times New Roman" w:cs="Times New Roman"/>
-          <w:kern w:val="0"/>
-          <w:sz w:val="20"/>
-          <w:szCs w:val="20"/>
-          <w:lang w:val="en-GB" w:eastAsia="en-GB"/>
-          <w14:ligatures w14:val="none"/>
-        </w:rPr>
-        <w:t xml:space="preserve"> version</w:t>
-      </w:r>
-      <w:r>
-        <w:rPr>
-          <w:rFonts w:ascii="Times New Roman" w:eastAsia="Times New Roman" w:hAnsi="Times New Roman" w:cs="Times New Roman"/>
-          <w:kern w:val="0"/>
-          <w:sz w:val="20"/>
-          <w:szCs w:val="20"/>
-          <w:lang w:val="en-GB" w:eastAsia="en-GB"/>
-          <w14:ligatures w14:val="none"/>
-        </w:rPr>
-        <w:t xml:space="preserve"> </w:t>
-      </w:r>
-      <w:proofErr w:type="spellStart"/>
-      <w:r>
-        <w:rPr>
-          <w:rFonts w:ascii="Times New Roman" w:eastAsia="Times New Roman" w:hAnsi="Times New Roman" w:cs="Times New Roman"/>
-          <w:kern w:val="0"/>
-          <w:sz w:val="20"/>
-          <w:szCs w:val="20"/>
-          <w:lang w:val="en-GB" w:eastAsia="en-GB"/>
-          <w14:ligatures w14:val="none"/>
-        </w:rPr>
-        <w:t>0x9B</w:t>
-      </w:r>
-      <w:proofErr w:type="spellEnd"/>
-      <w:r>
-        <w:rPr>
-          <w:rFonts w:ascii="Times New Roman" w:eastAsia="Times New Roman" w:hAnsi="Times New Roman" w:cs="Times New Roman"/>
-          <w:kern w:val="0"/>
-          <w:sz w:val="20"/>
-          <w:szCs w:val="20"/>
-          <w:lang w:val="en-GB" w:eastAsia="en-GB"/>
-          <w14:ligatures w14:val="none"/>
-        </w:rPr>
-        <w:t>, 8 bits</w:t>
-      </w:r>
-      <w:r>
-        <w:rPr>
-          <w:rFonts w:ascii="Times New Roman" w:eastAsia="Times New Roman" w:hAnsi="Times New Roman" w:cs="Times New Roman"/>
-          <w:kern w:val="0"/>
-          <w:sz w:val="20"/>
-          <w:szCs w:val="20"/>
-          <w:lang w:val="en-GB" w:eastAsia="en-GB"/>
-          <w14:ligatures w14:val="none"/>
-        </w:rPr>
-        <w:t>.)</w:t>
-      </w:r>
-      <w:r>
-        <w:rPr>
-          <w:rFonts w:ascii="Times New Roman" w:eastAsia="Times New Roman" w:hAnsi="Times New Roman" w:cs="Times New Roman"/>
-          <w:kern w:val="0"/>
-          <w:sz w:val="20"/>
-          <w:szCs w:val="20"/>
-          <w:lang w:val="en-GB" w:eastAsia="en-GB"/>
-          <w14:ligatures w14:val="none"/>
-        </w:rPr>
-        <w:t xml:space="preserve"> </w:t>
-      </w:r>
-      <w:r>
-        <w:rPr>
-          <w:rFonts w:ascii="Times New Roman" w:eastAsia="Times New Roman" w:hAnsi="Times New Roman" w:cs="Times New Roman"/>
-          <w:kern w:val="0"/>
-          <w:sz w:val="20"/>
-          <w:szCs w:val="20"/>
-          <w:lang w:val="en-GB" w:eastAsia="en-GB"/>
-          <w14:ligatures w14:val="none"/>
-        </w:rPr>
-        <w:t xml:space="preserve">Note that the bit reversal </w:t>
+        <w:t>Note</w:t>
+      </w:r>
+      <w:r>
+        <w:rPr>
+          <w:rFonts w:ascii="Times New Roman" w:eastAsia="Times New Roman" w:hAnsi="Times New Roman" w:cs="Times New Roman"/>
+          <w:kern w:val="0"/>
+          <w:sz w:val="20"/>
+          <w:szCs w:val="20"/>
+          <w:lang w:val="en-GB" w:eastAsia="en-GB"/>
+          <w14:ligatures w14:val="none"/>
+        </w:rPr>
+        <w:t xml:space="preserve">: </w:t>
+      </w:r>
+      <w:r>
+        <w:rPr>
+          <w:rFonts w:ascii="Times New Roman" w:eastAsia="Times New Roman" w:hAnsi="Times New Roman" w:cs="Times New Roman"/>
+          <w:kern w:val="0"/>
+          <w:sz w:val="20"/>
+          <w:szCs w:val="20"/>
+          <w:lang w:val="en-GB" w:eastAsia="en-GB"/>
+          <w14:ligatures w14:val="none"/>
+        </w:rPr>
+        <w:t xml:space="preserve">the bit reversal </w:t>
       </w:r>
       <w:r>
         <w:rPr>
@@ -2564,7 +2126,18 @@
           <w:lang w:val="en-GB" w:eastAsia="en-GB"/>
           <w14:ligatures w14:val="none"/>
         </w:rPr>
-        <w:t>is always on 8-bit code units</w:t>
+        <w:t xml:space="preserve">is always on </w:t>
+      </w:r>
+      <w:r>
+        <w:rPr>
+          <w:rFonts w:ascii="Times New Roman" w:eastAsia="Times New Roman" w:hAnsi="Times New Roman" w:cs="Times New Roman"/>
+          <w:kern w:val="0"/>
+          <w:sz w:val="20"/>
+          <w:szCs w:val="20"/>
+          <w:lang w:val="en-GB" w:eastAsia="en-GB"/>
+          <w14:ligatures w14:val="none"/>
+        </w:rPr>
+        <w:t>octets</w:t>
       </w:r>
       <w:r>
         <w:rPr>
@@ -2609,9 +2182,8 @@
           <w:lang w:val="en-GB" w:eastAsia="en-GB"/>
           <w14:ligatures w14:val="none"/>
         </w:rPr>
-        <w:t xml:space="preserve">When splitting a message text into </w:t>
-      </w:r>
-      <w:proofErr w:type="spellStart"/>
+        <w:t xml:space="preserve">When splitting a message text into submessages, there must be no cut inside of a </w:t>
+      </w:r>
       <w:r>
         <w:rPr>
           <w:rFonts w:ascii="Times New Roman" w:eastAsia="Times New Roman" w:hAnsi="Times New Roman" w:cs="Times New Roman"/>
@@ -2623,9 +2195,8 @@
           <w:lang w:val="en-GB" w:eastAsia="en-GB"/>
           <w14:ligatures w14:val="none"/>
         </w:rPr>
-        <w:t>submessages</w:t>
-      </w:r>
-      <w:proofErr w:type="spellEnd"/>
+        <w:t>UTF-8 byte sequence.</w:t>
+      </w:r>
       <w:r>
         <w:rPr>
           <w:rFonts w:ascii="Times New Roman" w:eastAsia="Times New Roman" w:hAnsi="Times New Roman" w:cs="Times New Roman"/>
@@ -2637,7 +2208,7 @@
           <w:lang w:val="en-GB" w:eastAsia="en-GB"/>
           <w14:ligatures w14:val="none"/>
         </w:rPr>
-        <w:t xml:space="preserve">, there must be no cut inside of a </w:t>
+        <w:t xml:space="preserve"> </w:t>
       </w:r>
       <w:r>
         <w:rPr>
@@ -2650,7 +2221,7 @@
           <w:lang w:val="en-GB" w:eastAsia="en-GB"/>
           <w14:ligatures w14:val="none"/>
         </w:rPr>
-        <w:t>UTF-8 byte sequence.</w:t>
+        <w:t xml:space="preserve">For 8-bit versions of </w:t>
       </w:r>
       <w:r>
         <w:rPr>
@@ -2663,7 +2234,7 @@
           <w:lang w:val="en-GB" w:eastAsia="en-GB"/>
           <w14:ligatures w14:val="none"/>
         </w:rPr>
-        <w:t xml:space="preserve"> </w:t>
+        <w:t xml:space="preserve">alphabets with National Language ID 0x10 or larger: there must be no cut </w:t>
       </w:r>
       <w:r>
         <w:rPr>
@@ -2676,89 +2247,7 @@
           <w:lang w:val="en-GB" w:eastAsia="en-GB"/>
           <w14:ligatures w14:val="none"/>
         </w:rPr>
-        <w:t xml:space="preserve">For 8-bit versions of </w:t>
-      </w:r>
-      <w:r>
-        <w:rPr>
-          <w:rFonts w:ascii="Times New Roman" w:eastAsia="Times New Roman" w:hAnsi="Times New Roman" w:cs="Times New Roman"/>
-          <w:b/>
-          <w:bCs/>
-          <w:kern w:val="0"/>
-          <w:sz w:val="20"/>
-          <w:szCs w:val="20"/>
-          <w:lang w:val="en-GB" w:eastAsia="en-GB"/>
-          <w14:ligatures w14:val="none"/>
-        </w:rPr>
-        <w:t xml:space="preserve">alphabets with National Language ID </w:t>
-      </w:r>
-      <w:proofErr w:type="spellStart"/>
-      <w:r>
-        <w:rPr>
-          <w:rFonts w:ascii="Times New Roman" w:eastAsia="Times New Roman" w:hAnsi="Times New Roman" w:cs="Times New Roman"/>
-          <w:b/>
-          <w:bCs/>
-          <w:kern w:val="0"/>
-          <w:sz w:val="20"/>
-          <w:szCs w:val="20"/>
-          <w:lang w:val="en-GB" w:eastAsia="en-GB"/>
-          <w14:ligatures w14:val="none"/>
-        </w:rPr>
-        <w:t>0x10</w:t>
-      </w:r>
-      <w:proofErr w:type="spellEnd"/>
-      <w:r>
-        <w:rPr>
-          <w:rFonts w:ascii="Times New Roman" w:eastAsia="Times New Roman" w:hAnsi="Times New Roman" w:cs="Times New Roman"/>
-          <w:b/>
-          <w:bCs/>
-          <w:kern w:val="0"/>
-          <w:sz w:val="20"/>
-          <w:szCs w:val="20"/>
-          <w:lang w:val="en-GB" w:eastAsia="en-GB"/>
-          <w14:ligatures w14:val="none"/>
-        </w:rPr>
-        <w:t xml:space="preserve"> or larger: there must be no cut </w:t>
-      </w:r>
-      <w:r>
-        <w:rPr>
-          <w:rFonts w:ascii="Times New Roman" w:eastAsia="Times New Roman" w:hAnsi="Times New Roman" w:cs="Times New Roman"/>
-          <w:b/>
-          <w:bCs/>
-          <w:kern w:val="0"/>
-          <w:sz w:val="20"/>
-          <w:szCs w:val="20"/>
-          <w:lang w:val="en-GB" w:eastAsia="en-GB"/>
-          <w14:ligatures w14:val="none"/>
-        </w:rPr>
-        <w:t xml:space="preserve">between </w:t>
-      </w:r>
-      <w:proofErr w:type="spellStart"/>
-      <w:r>
-        <w:rPr>
-          <w:rFonts w:ascii="Times New Roman" w:eastAsia="Times New Roman" w:hAnsi="Times New Roman" w:cs="Times New Roman"/>
-          <w:b/>
-          <w:bCs/>
-          <w:kern w:val="0"/>
-          <w:sz w:val="20"/>
-          <w:szCs w:val="20"/>
-          <w:lang w:val="en-GB" w:eastAsia="en-GB"/>
-          <w14:ligatures w14:val="none"/>
-        </w:rPr>
-        <w:t>0x9B</w:t>
-      </w:r>
-      <w:proofErr w:type="spellEnd"/>
-      <w:r>
-        <w:rPr>
-          <w:rFonts w:ascii="Times New Roman" w:eastAsia="Times New Roman" w:hAnsi="Times New Roman" w:cs="Times New Roman"/>
-          <w:b/>
-          <w:bCs/>
-          <w:kern w:val="0"/>
-          <w:sz w:val="20"/>
-          <w:szCs w:val="20"/>
-          <w:lang w:val="en-GB" w:eastAsia="en-GB"/>
-          <w14:ligatures w14:val="none"/>
-        </w:rPr>
-        <w:t xml:space="preserve"> and the follow-on byte. </w:t>
+        <w:t xml:space="preserve">between 0x9B and the follow-on byte. </w:t>
       </w:r>
       <w:r>
         <w:rPr>
